--- a/Summit-Portal-Build-Requirements.docx
+++ b/Summit-Portal-Build-Requirements.docx
@@ -1,6 +1,6 @@
 
 <file path=word/document.xml><?xml version="1.0" encoding="utf-8"?>
-<w:document xmlns:wpc="http://schemas.microsoft.com/office/word/2010/wordprocessingCanvas" xmlns:mc="http://schemas.openxmlformats.org/markup-compatibility/2006" xmlns:o="urn:schemas-microsoft-com:office:office" xmlns:r="http://schemas.openxmlformats.org/officeDocument/2006/relationships" xmlns:m="http://schemas.openxmlformats.org/officeDocument/2006/math" xmlns:v="urn:schemas-microsoft-com:vml" xmlns:wp14="http://schemas.microsoft.com/office/word/2010/wordprocessingDrawing" xmlns:wp="http://schemas.openxmlformats.org/drawingml/2006/wordprocessingDrawing" xmlns:w10="urn:schemas-microsoft-com:office:word" xmlns:w="http://schemas.openxmlformats.org/wordprocessingml/2006/main" xmlns:w14="http://schemas.microsoft.com/office/word/2010/wordml" xmlns:w15="http://schemas.microsoft.com/office/word/2012/wordml" xmlns:wpg="http://schemas.microsoft.com/office/word/2010/wordprocessingGroup" xmlns:wpi="http://schemas.microsoft.com/office/word/2010/wordprocessingInk" xmlns:wne="http://schemas.microsoft.com/office/word/2006/wordml" xmlns:wps="http://schemas.microsoft.com/office/word/2010/wordprocessingShape" xmlns:cx="http://schemas.microsoft.com/office/drawing/2014/chartex" xmlns:cx1="http://schemas.microsoft.com/office/drawing/2015/9/8/chartex" xmlns:cx2="http://schemas.microsoft.com/office/drawing/2015/10/21/chartex" xmlns:cx3="http://schemas.microsoft.com/office/drawing/2016/5/9/chartex" xmlns:cx4="http://schemas.microsoft.com/office/drawing/2016/5/10/chartex" xmlns:cx5="http://schemas.microsoft.com/office/drawing/2016/5/11/chartex" xmlns:cx6="http://schemas.microsoft.com/office/drawing/2016/5/12/chartex" xmlns:cx7="http://schemas.microsoft.com/office/drawing/2016/5/13/chartex" xmlns:cx8="http://schemas.microsoft.com/office/drawing/2016/5/14/chartex" xmlns:aink="http://schemas.microsoft.com/office/drawing/2016/ink" xmlns:am3d="http://schemas.microsoft.com/office/drawing/2017/model3d" xmlns:w16cex="http://schemas.microsoft.com/office/word/2018/wordml/cex" xmlns:w16cid="http://schemas.microsoft.com/office/word/2016/wordml/cid" xmlns:w16="http://schemas.microsoft.com/office/word/2018/wordml" xmlns:w16sdtdh="http://schemas.microsoft.com/office/word/2020/wordml/sdtdatahash" xmlns:w16se="http://schemas.microsoft.com/office/word/2015/wordml/symex" mc:Ignorable="w14 w15 wp14">
+<w:document xmlns:wpc="http://schemas.microsoft.com/office/word/2010/wordprocessingCanvas" xmlns:cx="http://schemas.microsoft.com/office/drawing/2014/chartex" xmlns:cx1="http://schemas.microsoft.com/office/drawing/2015/9/8/chartex" xmlns:cx2="http://schemas.microsoft.com/office/drawing/2015/10/21/chartex" xmlns:cx3="http://schemas.microsoft.com/office/drawing/2016/5/9/chartex" xmlns:cx4="http://schemas.microsoft.com/office/drawing/2016/5/10/chartex" xmlns:cx5="http://schemas.microsoft.com/office/drawing/2016/5/11/chartex" xmlns:cx6="http://schemas.microsoft.com/office/drawing/2016/5/12/chartex" xmlns:cx7="http://schemas.microsoft.com/office/drawing/2016/5/13/chartex" xmlns:cx8="http://schemas.microsoft.com/office/drawing/2016/5/14/chartex" xmlns:mc="http://schemas.openxmlformats.org/markup-compatibility/2006" xmlns:aink="http://schemas.microsoft.com/office/drawing/2016/ink" xmlns:am3d="http://schemas.microsoft.com/office/drawing/2017/model3d" xmlns:o="urn:schemas-microsoft-com:office:office" xmlns:oel="http://schemas.microsoft.com/office/2019/extlst" xmlns:r="http://schemas.openxmlformats.org/officeDocument/2006/relationships" xmlns:m="http://schemas.openxmlformats.org/officeDocument/2006/math" xmlns:v="urn:schemas-microsoft-com:vml" xmlns:wp14="http://schemas.microsoft.com/office/word/2010/wordprocessingDrawing" xmlns:wp="http://schemas.openxmlformats.org/drawingml/2006/wordprocessingDrawing" xmlns:w10="urn:schemas-microsoft-com:office:word" xmlns:w="http://schemas.openxmlformats.org/wordprocessingml/2006/main" xmlns:w14="http://schemas.microsoft.com/office/word/2010/wordml" xmlns:w15="http://schemas.microsoft.com/office/word/2012/wordml" xmlns:w16cex="http://schemas.microsoft.com/office/word/2018/wordml/cex" xmlns:w16cid="http://schemas.microsoft.com/office/word/2016/wordml/cid" xmlns:w16="http://schemas.microsoft.com/office/word/2018/wordml" xmlns:w16du="http://schemas.microsoft.com/office/word/2023/wordml/word16du" xmlns:w16sdtdh="http://schemas.microsoft.com/office/word/2020/wordml/sdtdatahash" xmlns:w16sdtfl="http://schemas.microsoft.com/office/word/2024/wordml/sdtformatlock" xmlns:w16se="http://schemas.microsoft.com/office/word/2015/wordml/symex" xmlns:wpg="http://schemas.microsoft.com/office/word/2010/wordprocessingGroup" xmlns:wpi="http://schemas.microsoft.com/office/word/2010/wordprocessingInk" xmlns:wne="http://schemas.microsoft.com/office/word/2006/wordml" xmlns:wps="http://schemas.microsoft.com/office/word/2010/wordprocessingShape" mc:Ignorable="w14 w15 w16se w16cid w16 w16cex w16sdtdh w16sdtfl w16du wp14">
   <w:body>
     <w:p>
       <w:pPr>
@@ -14,7 +14,7 @@
           <w:sz w:val="20"/>
           <w:szCs w:val="20"/>
         </w:rPr>
-        <w:t xml:space="preserve">SUMMIT SENSORY GYM</w:t>
+        <w:t>SUMMIT SENSORY GYM</w:t>
       </w:r>
     </w:p>
     <w:p>
@@ -25,11 +25,19 @@
         <w:rPr>
           <w:b/>
           <w:bCs/>
-          <w:color w:val="16201C"/>
           <w:sz w:val="48"/>
           <w:szCs w:val="48"/>
         </w:rPr>
-        <w:t xml:space="preserve">Customer &amp; Admin Portal</w:t>
+        <w:t>Customer &amp; Admin Portal</w:t>
+      </w:r>
+      <w:r>
+        <w:rPr>
+          <w:b/>
+          <w:bCs/>
+          <w:sz w:val="48"/>
+          <w:szCs w:val="48"/>
+        </w:rPr>
+        <w:t xml:space="preserve">    </w:t>
       </w:r>
     </w:p>
     <w:p>
@@ -42,13 +50,13 @@
           <w:sz w:val="30"/>
           <w:szCs w:val="30"/>
         </w:rPr>
-        <w:t xml:space="preserve">Build Requirements &amp; Specification</w:t>
+        <w:t>Build Requirements &amp; Specification</w:t>
       </w:r>
     </w:p>
     <w:p>
       <w:pPr>
         <w:pBdr>
-          <w:bottom w:val="single" w:color="2F5D50" w:sz="6" w:space="1"/>
+          <w:bottom w:val="single" w:sz="6" w:space="1" w:color="2F5D50"/>
         </w:pBdr>
         <w:spacing w:after="120"/>
       </w:pPr>
@@ -60,7 +68,29 @@
           <w:sz w:val="18"/>
           <w:szCs w:val="18"/>
         </w:rPr>
-        <w:t xml:space="preserve">Companion to the interactive prototype (summit-portal.html) · v1.0</w:t>
+        <w:t>Companion to the interactive prototype (</w:t>
+      </w:r>
+      <w:proofErr w:type="gramStart"/>
+      <w:r>
+        <w:rPr>
+          <w:i/>
+          <w:iCs/>
+          <w:color w:val="6F7A73"/>
+          <w:sz w:val="18"/>
+          <w:szCs w:val="18"/>
+        </w:rPr>
+        <w:t>summit-portal.html) ·</w:t>
+      </w:r>
+      <w:proofErr w:type="gramEnd"/>
+      <w:r>
+        <w:rPr>
+          <w:i/>
+          <w:iCs/>
+          <w:color w:val="6F7A73"/>
+          <w:sz w:val="18"/>
+          <w:szCs w:val="18"/>
+        </w:rPr>
+        <w:t xml:space="preserve"> v1.0</w:t>
       </w:r>
     </w:p>
     <w:p>
@@ -68,7 +98,7 @@
         <w:pStyle w:val="Heading1"/>
       </w:pPr>
       <w:r>
-        <w:t xml:space="preserve">1. Overview</w:t>
+        <w:t>1. Overview</w:t>
       </w:r>
     </w:p>
     <w:p>
@@ -76,7 +106,7 @@
         <w:spacing w:after="120"/>
       </w:pPr>
       <w:r>
-        <w:t xml:space="preserve">A web-based portal, embedded on summitsensorygym.com, that gives customers a single place to complete required forms, track their order from deposit to delivery, view shared files, see their balance, and message the Summit team. A separate admin side lets staff manage orders, files, forms, and communication. Monday.com is the source of truth for all order data.</w:t>
+        <w:t>A web-based portal, embedded on summitsensorygym.com, that gives customers a single place to complete required forms, track their order from deposit to delivery, view shared files, see their balance, and message the Summit team. A separate admin side lets staff manage orders, files, forms, and communication. Monday.com is the source of truth for all order data.</w:t>
       </w:r>
     </w:p>
     <w:p>
@@ -84,7 +114,7 @@
         <w:spacing w:after="120"/>
       </w:pPr>
       <w:r>
-        <w:t xml:space="preserve">The portal solves four problems: customers missing or delaying required post-purchase tasks, the team manually chasing customers, no shared visibility into order status, and disorganized handoffs between teams.</w:t>
+        <w:t>The portal solves four problems: customers missing or delaying required post-purchase tasks, the team manually chasing customers, no shared visibility into order status, and disorganized handoffs between teams.</w:t>
       </w:r>
     </w:p>
     <w:p>
@@ -92,7 +122,7 @@
         <w:pStyle w:val="Heading1"/>
       </w:pPr>
       <w:r>
-        <w:t xml:space="preserve">2. Architecture &amp; Integrations</w:t>
+        <w:t>2. Architecture &amp; Integrations</w:t>
       </w:r>
     </w:p>
     <w:p>
@@ -107,7 +137,7 @@
         <w:t xml:space="preserve">Source of truth — Monday.com. </w:t>
       </w:r>
       <w:r>
-        <w:t xml:space="preserve">The portal reads from and writes back to Monday.com via its API. Admin status changes, tracking numbers, and customer form completions all sync to the board. Add two columns to the relevant board(s): a Customer Email column (to match a customer to their order) and a Portal Files column. The admin must be able to switch the active board without code changes.</w:t>
+        <w:t>The portal reads from and writes back to Monday.com via its API. Admin status changes, tracking numbers, and customer form completions all sync to the board. Add two columns to the relevant board(s): a Customer Email column (to match a customer to their order) and a Portal Files column. The admin must be able to switch the active board without code changes.</w:t>
       </w:r>
     </w:p>
     <w:p>
@@ -119,10 +149,34 @@
           <w:b/>
           <w:bCs/>
         </w:rPr>
-        <w:t xml:space="preserve">Forms — Jotform. </w:t>
-      </w:r>
-      <w:r>
-        <w:t xml:space="preserve">Each checklist item maps to a specific Jotform form ID. On submission, match the response back to the customer by email or order number (configurable per form). A completed submission checks off the corresponding item and updates Monday.com.</w:t>
+        <w:t xml:space="preserve">Forms — </w:t>
+      </w:r>
+      <w:proofErr w:type="spellStart"/>
+      <w:r>
+        <w:rPr>
+          <w:b/>
+          <w:bCs/>
+        </w:rPr>
+        <w:t>Jotform</w:t>
+      </w:r>
+      <w:proofErr w:type="spellEnd"/>
+      <w:r>
+        <w:rPr>
+          <w:b/>
+          <w:bCs/>
+        </w:rPr>
+        <w:t xml:space="preserve">. </w:t>
+      </w:r>
+      <w:r>
+        <w:t xml:space="preserve">Each checklist item maps to a specific </w:t>
+      </w:r>
+      <w:proofErr w:type="spellStart"/>
+      <w:r>
+        <w:t>Jotform</w:t>
+      </w:r>
+      <w:proofErr w:type="spellEnd"/>
+      <w:r>
+        <w:t xml:space="preserve"> form ID. On submission, match the response back to the customer by email or order number (configurable per form). A completed submission checks off the corresponding item and updates Monday.com.</w:t>
       </w:r>
     </w:p>
     <w:p>
@@ -137,7 +191,7 @@
         <w:t xml:space="preserve">Shipping — FedEx API. </w:t>
       </w:r>
       <w:r>
-        <w:t xml:space="preserve">Once an order ships, pull live tracking from the FedEx Track API using the saved tracking number. Credentials are stored encrypted and never exposed to customers.</w:t>
+        <w:t>Once an order ships, pull live tracking from the FedEx Track API using the saved tracking number. Credentials are stored encrypted and never exposed to customers.</w:t>
       </w:r>
     </w:p>
     <w:p>
@@ -152,7 +206,23 @@
         <w:t xml:space="preserve">Authentication. </w:t>
       </w:r>
       <w:r>
-        <w:t xml:space="preserve">Team: Microsoft 365 SSO restricted to @summitsensorygym.com accounts (the team already uses Office 365; access is revoked automatically on offboarding). Customers: passwordless email verification code.</w:t>
+        <w:t xml:space="preserve">Team: Microsoft 365 SSO restricted </w:t>
+      </w:r>
+      <w:proofErr w:type="gramStart"/>
+      <w:r>
+        <w:t>to @summitsensorygym.com</w:t>
+      </w:r>
+      <w:proofErr w:type="gramEnd"/>
+      <w:r>
+        <w:t xml:space="preserve"> accounts (the team already uses Office 365; access is revoked automatically on offboarding). Customers: </w:t>
+      </w:r>
+      <w:proofErr w:type="spellStart"/>
+      <w:r>
+        <w:t>passwordless</w:t>
+      </w:r>
+      <w:proofErr w:type="spellEnd"/>
+      <w:r>
+        <w:t xml:space="preserve"> email verification code.</w:t>
       </w:r>
     </w:p>
     <w:p>
@@ -167,7 +237,7 @@
         <w:t xml:space="preserve">Notifications. </w:t>
       </w:r>
       <w:r>
-        <w:t xml:space="preserve">Email + in-app alerts to customers when tasks, status, or balance change; email to the team when a customer completes a form or sends a message; and a required alert to the team whenever a customer changes their ship-to address, phone, email, or primary point of contact.</w:t>
+        <w:t>Email + in-app alerts to customers when tasks, status, or balance change; email to the team when a customer completes a form or sends a message; and a required alert to the team whenever a customer changes their ship-to address, phone, email, or primary point of contact.</w:t>
       </w:r>
     </w:p>
     <w:p>
@@ -175,44 +245,55 @@
         <w:pStyle w:val="Heading1"/>
       </w:pPr>
       <w:r>
-        <w:t xml:space="preserve">3. Customer Portal — Requirements</w:t>
+        <w:t>3. Customer Portal — Requirements</w:t>
       </w:r>
     </w:p>
     <w:tbl>
       <w:tblPr>
-        <w:tblW w:type="dxa" w:w="9360"/>
+        <w:tblW w:w="9360" w:type="dxa"/>
         <w:tblBorders>
-          <w:top w:val="single" w:color="auto" w:sz="4"/>
-          <w:left w:val="single" w:color="auto" w:sz="4"/>
-          <w:bottom w:val="single" w:color="auto" w:sz="4"/>
-          <w:right w:val="single" w:color="auto" w:sz="4"/>
-          <w:insideH w:val="single" w:color="auto" w:sz="4"/>
-          <w:insideV w:val="single" w:color="auto" w:sz="4"/>
+          <w:top w:val="single" w:sz="4" w:space="0" w:color="auto"/>
+          <w:left w:val="single" w:sz="4" w:space="0" w:color="auto"/>
+          <w:bottom w:val="single" w:sz="4" w:space="0" w:color="auto"/>
+          <w:right w:val="single" w:sz="4" w:space="0" w:color="auto"/>
+          <w:insideH w:val="single" w:sz="4" w:space="0" w:color="auto"/>
+          <w:insideV w:val="single" w:sz="4" w:space="0" w:color="auto"/>
         </w:tblBorders>
+        <w:tblCellMar>
+          <w:left w:w="10" w:type="dxa"/>
+          <w:right w:w="10" w:type="dxa"/>
+        </w:tblCellMar>
+        <w:tblLook w:val="04A0" w:firstRow="1" w:lastRow="0" w:firstColumn="1" w:lastColumn="0" w:noHBand="0" w:noVBand="1"/>
       </w:tblPr>
       <w:tblGrid>
-        <w:gridCol w:w="2600"/>
-        <w:gridCol w:w="6760"/>
+        <w:gridCol w:w="4009"/>
+        <w:gridCol w:w="5351"/>
       </w:tblGrid>
       <w:tr>
+        <w:tblPrEx>
+          <w:tblCellMar>
+            <w:top w:w="0" w:type="dxa"/>
+            <w:bottom w:w="0" w:type="dxa"/>
+          </w:tblCellMar>
+        </w:tblPrEx>
         <w:trPr>
           <w:tblHeader/>
         </w:trPr>
         <w:tc>
           <w:tcPr>
-            <w:tcW w:type="dxa" w:w="0"/>
+            <w:tcW w:w="0" w:type="dxa"/>
             <w:tcBorders>
-              <w:top w:val="single" w:color="CCC6B8" w:sz="1"/>
-              <w:left w:val="single" w:color="CCC6B8" w:sz="1"/>
-              <w:bottom w:val="single" w:color="CCC6B8" w:sz="1"/>
-              <w:right w:val="single" w:color="CCC6B8" w:sz="1"/>
+              <w:top w:val="single" w:sz="1" w:space="0" w:color="CCC6B8"/>
+              <w:left w:val="single" w:sz="1" w:space="0" w:color="CCC6B8"/>
+              <w:bottom w:val="single" w:sz="1" w:space="0" w:color="CCC6B8"/>
+              <w:right w:val="single" w:sz="1" w:space="0" w:color="CCC6B8"/>
             </w:tcBorders>
-            <w:shd w:fill="2F5D50" w:val="clear"/>
+            <w:shd w:val="clear" w:color="auto" w:fill="2F5D50"/>
             <w:tcMar>
-              <w:top w:type="dxa" w:w="80"/>
-              <w:left w:type="dxa" w:w="120"/>
-              <w:bottom w:type="dxa" w:w="80"/>
-              <w:right w:type="dxa" w:w="120"/>
+              <w:top w:w="80" w:type="dxa"/>
+              <w:left w:w="120" w:type="dxa"/>
+              <w:bottom w:w="80" w:type="dxa"/>
+              <w:right w:w="120" w:type="dxa"/>
             </w:tcMar>
           </w:tcPr>
           <w:p>
@@ -224,25 +305,25 @@
                 <w:sz w:val="19"/>
                 <w:szCs w:val="19"/>
               </w:rPr>
-              <w:t xml:space="preserve">Feature</w:t>
+              <w:t>Feature</w:t>
             </w:r>
           </w:p>
         </w:tc>
         <w:tc>
           <w:tcPr>
-            <w:tcW w:type="dxa" w:w="0"/>
+            <w:tcW w:w="0" w:type="dxa"/>
             <w:tcBorders>
-              <w:top w:val="single" w:color="CCC6B8" w:sz="1"/>
-              <w:left w:val="single" w:color="CCC6B8" w:sz="1"/>
-              <w:bottom w:val="single" w:color="CCC6B8" w:sz="1"/>
-              <w:right w:val="single" w:color="CCC6B8" w:sz="1"/>
+              <w:top w:val="single" w:sz="1" w:space="0" w:color="CCC6B8"/>
+              <w:left w:val="single" w:sz="1" w:space="0" w:color="CCC6B8"/>
+              <w:bottom w:val="single" w:sz="1" w:space="0" w:color="CCC6B8"/>
+              <w:right w:val="single" w:sz="1" w:space="0" w:color="CCC6B8"/>
             </w:tcBorders>
-            <w:shd w:fill="2F5D50" w:val="clear"/>
+            <w:shd w:val="clear" w:color="auto" w:fill="2F5D50"/>
             <w:tcMar>
-              <w:top w:type="dxa" w:w="80"/>
-              <w:left w:type="dxa" w:w="120"/>
-              <w:bottom w:type="dxa" w:w="80"/>
-              <w:right w:type="dxa" w:w="120"/>
+              <w:top w:w="80" w:type="dxa"/>
+              <w:left w:w="120" w:type="dxa"/>
+              <w:bottom w:w="80" w:type="dxa"/>
+              <w:right w:w="120" w:type="dxa"/>
             </w:tcMar>
           </w:tcPr>
           <w:p>
@@ -254,487 +335,552 @@
                 <w:sz w:val="19"/>
                 <w:szCs w:val="19"/>
               </w:rPr>
-              <w:t xml:space="preserve">Requirement</w:t>
+              <w:t>Requirement</w:t>
             </w:r>
           </w:p>
         </w:tc>
       </w:tr>
       <w:tr>
+        <w:tblPrEx>
+          <w:tblCellMar>
+            <w:top w:w="0" w:type="dxa"/>
+            <w:bottom w:w="0" w:type="dxa"/>
+          </w:tblCellMar>
+        </w:tblPrEx>
         <w:tc>
           <w:tcPr>
-            <w:tcW w:type="dxa" w:w="0"/>
+            <w:tcW w:w="0" w:type="dxa"/>
             <w:tcBorders>
-              <w:top w:val="single" w:color="CCC6B8" w:sz="1"/>
-              <w:left w:val="single" w:color="CCC6B8" w:sz="1"/>
-              <w:bottom w:val="single" w:color="CCC6B8" w:sz="1"/>
-              <w:right w:val="single" w:color="CCC6B8" w:sz="1"/>
+              <w:top w:val="single" w:sz="1" w:space="0" w:color="CCC6B8"/>
+              <w:left w:val="single" w:sz="1" w:space="0" w:color="CCC6B8"/>
+              <w:bottom w:val="single" w:sz="1" w:space="0" w:color="CCC6B8"/>
+              <w:right w:val="single" w:sz="1" w:space="0" w:color="CCC6B8"/>
             </w:tcBorders>
             <w:tcMar>
-              <w:top w:type="dxa" w:w="80"/>
-              <w:left w:type="dxa" w:w="120"/>
-              <w:bottom w:type="dxa" w:w="80"/>
-              <w:right w:type="dxa" w:w="120"/>
+              <w:top w:w="80" w:type="dxa"/>
+              <w:left w:w="120" w:type="dxa"/>
+              <w:bottom w:w="80" w:type="dxa"/>
+              <w:right w:w="120" w:type="dxa"/>
             </w:tcMar>
           </w:tcPr>
           <w:p>
             <w:r>
               <w:rPr>
-                <w:b w:val="false"/>
-                <w:bCs w:val="false"/>
-                <w:color w:val="16201C"/>
-                <w:sz w:val="19"/>
-                <w:szCs w:val="19"/>
-              </w:rPr>
-              <w:t xml:space="preserve">Overview dashboard</w:t>
+                <w:sz w:val="19"/>
+                <w:szCs w:val="19"/>
+              </w:rPr>
+              <w:t>Overview dashboard</w:t>
             </w:r>
           </w:p>
         </w:tc>
         <w:tc>
           <w:tcPr>
-            <w:tcW w:type="dxa" w:w="0"/>
+            <w:tcW w:w="0" w:type="dxa"/>
             <w:tcBorders>
-              <w:top w:val="single" w:color="CCC6B8" w:sz="1"/>
-              <w:left w:val="single" w:color="CCC6B8" w:sz="1"/>
-              <w:bottom w:val="single" w:color="CCC6B8" w:sz="1"/>
-              <w:right w:val="single" w:color="CCC6B8" w:sz="1"/>
+              <w:top w:val="single" w:sz="1" w:space="0" w:color="CCC6B8"/>
+              <w:left w:val="single" w:sz="1" w:space="0" w:color="CCC6B8"/>
+              <w:bottom w:val="single" w:sz="1" w:space="0" w:color="CCC6B8"/>
+              <w:right w:val="single" w:sz="1" w:space="0" w:color="CCC6B8"/>
             </w:tcBorders>
             <w:tcMar>
-              <w:top w:type="dxa" w:w="80"/>
-              <w:left w:type="dxa" w:w="120"/>
-              <w:bottom w:type="dxa" w:w="80"/>
-              <w:right w:type="dxa" w:w="120"/>
+              <w:top w:w="80" w:type="dxa"/>
+              <w:left w:w="120" w:type="dxa"/>
+              <w:bottom w:w="80" w:type="dxa"/>
+              <w:right w:w="120" w:type="dxa"/>
             </w:tcMar>
           </w:tcPr>
           <w:p>
             <w:r>
               <w:rPr>
-                <w:b w:val="false"/>
-                <w:bCs w:val="false"/>
-                <w:color w:val="16201C"/>
-                <w:sz w:val="19"/>
-                <w:szCs w:val="19"/>
-              </w:rPr>
-              <w:t xml:space="preserve">Summary cards: action items remaining, current order status, balance due. Quick links to next form and recent files.</w:t>
+                <w:sz w:val="19"/>
+                <w:szCs w:val="19"/>
+              </w:rPr>
+              <w:t>Summary cards: action items remaining, current order status, balance due. Quick links to next form and recent files.</w:t>
             </w:r>
           </w:p>
         </w:tc>
       </w:tr>
       <w:tr>
+        <w:tblPrEx>
+          <w:tblCellMar>
+            <w:top w:w="0" w:type="dxa"/>
+            <w:bottom w:w="0" w:type="dxa"/>
+          </w:tblCellMar>
+        </w:tblPrEx>
         <w:tc>
           <w:tcPr>
-            <w:tcW w:type="dxa" w:w="0"/>
+            <w:tcW w:w="0" w:type="dxa"/>
             <w:tcBorders>
-              <w:top w:val="single" w:color="CCC6B8" w:sz="1"/>
-              <w:left w:val="single" w:color="CCC6B8" w:sz="1"/>
-              <w:bottom w:val="single" w:color="CCC6B8" w:sz="1"/>
-              <w:right w:val="single" w:color="CCC6B8" w:sz="1"/>
+              <w:top w:val="single" w:sz="1" w:space="0" w:color="CCC6B8"/>
+              <w:left w:val="single" w:sz="1" w:space="0" w:color="CCC6B8"/>
+              <w:bottom w:val="single" w:sz="1" w:space="0" w:color="CCC6B8"/>
+              <w:right w:val="single" w:sz="1" w:space="0" w:color="CCC6B8"/>
             </w:tcBorders>
             <w:tcMar>
-              <w:top w:type="dxa" w:w="80"/>
-              <w:left w:type="dxa" w:w="120"/>
-              <w:bottom w:type="dxa" w:w="80"/>
-              <w:right w:type="dxa" w:w="120"/>
+              <w:top w:w="80" w:type="dxa"/>
+              <w:left w:w="120" w:type="dxa"/>
+              <w:bottom w:w="80" w:type="dxa"/>
+              <w:right w:w="120" w:type="dxa"/>
             </w:tcMar>
           </w:tcPr>
           <w:p>
             <w:r>
               <w:rPr>
-                <w:b w:val="false"/>
-                <w:bCs w:val="false"/>
-                <w:color w:val="16201C"/>
-                <w:sz w:val="19"/>
-                <w:szCs w:val="19"/>
-              </w:rPr>
-              <w:t xml:space="preserve">Action items</w:t>
+                <w:sz w:val="19"/>
+                <w:szCs w:val="19"/>
+              </w:rPr>
+              <w:t>Action items</w:t>
             </w:r>
           </w:p>
         </w:tc>
         <w:tc>
           <w:tcPr>
-            <w:tcW w:type="dxa" w:w="0"/>
+            <w:tcW w:w="0" w:type="dxa"/>
             <w:tcBorders>
-              <w:top w:val="single" w:color="CCC6B8" w:sz="1"/>
-              <w:left w:val="single" w:color="CCC6B8" w:sz="1"/>
-              <w:bottom w:val="single" w:color="CCC6B8" w:sz="1"/>
-              <w:right w:val="single" w:color="CCC6B8" w:sz="1"/>
+              <w:top w:val="single" w:sz="1" w:space="0" w:color="CCC6B8"/>
+              <w:left w:val="single" w:sz="1" w:space="0" w:color="CCC6B8"/>
+              <w:bottom w:val="single" w:sz="1" w:space="0" w:color="CCC6B8"/>
+              <w:right w:val="single" w:sz="1" w:space="0" w:color="CCC6B8"/>
             </w:tcBorders>
             <w:tcMar>
-              <w:top w:type="dxa" w:w="80"/>
-              <w:left w:type="dxa" w:w="120"/>
-              <w:bottom w:type="dxa" w:w="80"/>
-              <w:right w:type="dxa" w:w="120"/>
+              <w:top w:w="80" w:type="dxa"/>
+              <w:left w:w="120" w:type="dxa"/>
+              <w:bottom w:w="80" w:type="dxa"/>
+              <w:right w:w="120" w:type="dxa"/>
             </w:tcMar>
           </w:tcPr>
           <w:p>
             <w:r>
               <w:rPr>
-                <w:b w:val="false"/>
-                <w:bCs w:val="false"/>
-                <w:color w:val="16201C"/>
-                <w:sz w:val="19"/>
-                <w:szCs w:val="19"/>
-              </w:rPr>
-              <w:t xml:space="preserve">Checklist of the 4 post-purchase Jotform forms with a progress bar. Completed items show as done; incomplete items link to the live Jotform.</w:t>
+                <w:sz w:val="19"/>
+                <w:szCs w:val="19"/>
+              </w:rPr>
+              <w:t xml:space="preserve">Checklist of the 4 post-purchase </w:t>
+            </w:r>
+            <w:proofErr w:type="spellStart"/>
+            <w:r>
+              <w:rPr>
+                <w:sz w:val="19"/>
+                <w:szCs w:val="19"/>
+              </w:rPr>
+              <w:t>Jotform</w:t>
+            </w:r>
+            <w:proofErr w:type="spellEnd"/>
+            <w:r>
+              <w:rPr>
+                <w:sz w:val="19"/>
+                <w:szCs w:val="19"/>
+              </w:rPr>
+              <w:t xml:space="preserve"> forms with a progress bar. Completed items show as done; incomplete items link to the live </w:t>
+            </w:r>
+            <w:proofErr w:type="spellStart"/>
+            <w:r>
+              <w:rPr>
+                <w:sz w:val="19"/>
+                <w:szCs w:val="19"/>
+              </w:rPr>
+              <w:t>Jotform</w:t>
+            </w:r>
+            <w:proofErr w:type="spellEnd"/>
+            <w:r>
+              <w:rPr>
+                <w:sz w:val="19"/>
+                <w:szCs w:val="19"/>
+              </w:rPr>
+              <w:t>.</w:t>
             </w:r>
           </w:p>
         </w:tc>
       </w:tr>
       <w:tr>
+        <w:tblPrEx>
+          <w:tblCellMar>
+            <w:top w:w="0" w:type="dxa"/>
+            <w:bottom w:w="0" w:type="dxa"/>
+          </w:tblCellMar>
+        </w:tblPrEx>
         <w:tc>
           <w:tcPr>
-            <w:tcW w:type="dxa" w:w="0"/>
+            <w:tcW w:w="0" w:type="dxa"/>
             <w:tcBorders>
-              <w:top w:val="single" w:color="CCC6B8" w:sz="1"/>
-              <w:left w:val="single" w:color="CCC6B8" w:sz="1"/>
-              <w:bottom w:val="single" w:color="CCC6B8" w:sz="1"/>
-              <w:right w:val="single" w:color="CCC6B8" w:sz="1"/>
+              <w:top w:val="single" w:sz="1" w:space="0" w:color="CCC6B8"/>
+              <w:left w:val="single" w:sz="1" w:space="0" w:color="CCC6B8"/>
+              <w:bottom w:val="single" w:sz="1" w:space="0" w:color="CCC6B8"/>
+              <w:right w:val="single" w:sz="1" w:space="0" w:color="CCC6B8"/>
             </w:tcBorders>
             <w:tcMar>
-              <w:top w:type="dxa" w:w="80"/>
-              <w:left w:type="dxa" w:w="120"/>
-              <w:bottom w:type="dxa" w:w="80"/>
-              <w:right w:type="dxa" w:w="120"/>
+              <w:top w:w="80" w:type="dxa"/>
+              <w:left w:w="120" w:type="dxa"/>
+              <w:bottom w:w="80" w:type="dxa"/>
+              <w:right w:w="120" w:type="dxa"/>
             </w:tcMar>
           </w:tcPr>
           <w:p>
             <w:r>
               <w:rPr>
-                <w:b w:val="false"/>
-                <w:bCs w:val="false"/>
-                <w:color w:val="16201C"/>
-                <w:sz w:val="19"/>
-                <w:szCs w:val="19"/>
-              </w:rPr>
-              <w:t xml:space="preserve">Order status</w:t>
+                <w:sz w:val="19"/>
+                <w:szCs w:val="19"/>
+              </w:rPr>
+              <w:t>Order status</w:t>
             </w:r>
           </w:p>
         </w:tc>
         <w:tc>
           <w:tcPr>
-            <w:tcW w:type="dxa" w:w="0"/>
+            <w:tcW w:w="0" w:type="dxa"/>
             <w:tcBorders>
-              <w:top w:val="single" w:color="CCC6B8" w:sz="1"/>
-              <w:left w:val="single" w:color="CCC6B8" w:sz="1"/>
-              <w:bottom w:val="single" w:color="CCC6B8" w:sz="1"/>
-              <w:right w:val="single" w:color="CCC6B8" w:sz="1"/>
+              <w:top w:val="single" w:sz="1" w:space="0" w:color="CCC6B8"/>
+              <w:left w:val="single" w:sz="1" w:space="0" w:color="CCC6B8"/>
+              <w:bottom w:val="single" w:sz="1" w:space="0" w:color="CCC6B8"/>
+              <w:right w:val="single" w:sz="1" w:space="0" w:color="CCC6B8"/>
             </w:tcBorders>
             <w:tcMar>
-              <w:top w:type="dxa" w:w="80"/>
-              <w:left w:type="dxa" w:w="120"/>
-              <w:bottom w:type="dxa" w:w="80"/>
-              <w:right w:type="dxa" w:w="120"/>
+              <w:top w:w="80" w:type="dxa"/>
+              <w:left w:w="120" w:type="dxa"/>
+              <w:bottom w:w="80" w:type="dxa"/>
+              <w:right w:w="120" w:type="dxa"/>
             </w:tcMar>
           </w:tcPr>
           <w:p>
             <w:r>
               <w:rPr>
-                <w:b w:val="false"/>
-                <w:bCs w:val="false"/>
-                <w:color w:val="16201C"/>
-                <w:sz w:val="19"/>
-                <w:szCs w:val="19"/>
-              </w:rPr>
-              <w:t xml:space="preserve">Visual milestone timeline: Order placed → Deposit received → In manufacturing → Ready to ship → Shipped (→ Delivered). Current stage highlighted with dates.</w:t>
+                <w:sz w:val="19"/>
+                <w:szCs w:val="19"/>
+              </w:rPr>
+              <w:t xml:space="preserve">Visual milestone timeline: Order placed → Deposit received → In manufacturing → Ready to ship → Shipped (→ Delivered). Current stage </w:t>
+            </w:r>
+            <w:proofErr w:type="gramStart"/>
+            <w:r>
+              <w:rPr>
+                <w:sz w:val="19"/>
+                <w:szCs w:val="19"/>
+              </w:rPr>
+              <w:t>highlighted</w:t>
+            </w:r>
+            <w:proofErr w:type="gramEnd"/>
+            <w:r>
+              <w:rPr>
+                <w:sz w:val="19"/>
+                <w:szCs w:val="19"/>
+              </w:rPr>
+              <w:t xml:space="preserve"> with dates.</w:t>
             </w:r>
           </w:p>
         </w:tc>
       </w:tr>
       <w:tr>
+        <w:tblPrEx>
+          <w:tblCellMar>
+            <w:top w:w="0" w:type="dxa"/>
+            <w:bottom w:w="0" w:type="dxa"/>
+          </w:tblCellMar>
+        </w:tblPrEx>
         <w:tc>
           <w:tcPr>
-            <w:tcW w:type="dxa" w:w="0"/>
+            <w:tcW w:w="0" w:type="dxa"/>
             <w:tcBorders>
-              <w:top w:val="single" w:color="CCC6B8" w:sz="1"/>
-              <w:left w:val="single" w:color="CCC6B8" w:sz="1"/>
-              <w:bottom w:val="single" w:color="CCC6B8" w:sz="1"/>
-              <w:right w:val="single" w:color="CCC6B8" w:sz="1"/>
+              <w:top w:val="single" w:sz="1" w:space="0" w:color="CCC6B8"/>
+              <w:left w:val="single" w:sz="1" w:space="0" w:color="CCC6B8"/>
+              <w:bottom w:val="single" w:sz="1" w:space="0" w:color="CCC6B8"/>
+              <w:right w:val="single" w:sz="1" w:space="0" w:color="CCC6B8"/>
             </w:tcBorders>
             <w:tcMar>
-              <w:top w:type="dxa" w:w="80"/>
-              <w:left w:type="dxa" w:w="120"/>
-              <w:bottom w:type="dxa" w:w="80"/>
-              <w:right w:type="dxa" w:w="120"/>
+              <w:top w:w="80" w:type="dxa"/>
+              <w:left w:w="120" w:type="dxa"/>
+              <w:bottom w:w="80" w:type="dxa"/>
+              <w:right w:w="120" w:type="dxa"/>
             </w:tcMar>
           </w:tcPr>
           <w:p>
             <w:r>
               <w:rPr>
-                <w:b w:val="false"/>
-                <w:bCs w:val="false"/>
-                <w:color w:val="16201C"/>
-                <w:sz w:val="19"/>
-                <w:szCs w:val="19"/>
-              </w:rPr>
-              <w:t xml:space="preserve">FedEx tracking</w:t>
+                <w:sz w:val="19"/>
+                <w:szCs w:val="19"/>
+              </w:rPr>
+              <w:t>FedEx tracking</w:t>
             </w:r>
           </w:p>
         </w:tc>
         <w:tc>
           <w:tcPr>
-            <w:tcW w:type="dxa" w:w="0"/>
+            <w:tcW w:w="0" w:type="dxa"/>
             <w:tcBorders>
-              <w:top w:val="single" w:color="CCC6B8" w:sz="1"/>
-              <w:left w:val="single" w:color="CCC6B8" w:sz="1"/>
-              <w:bottom w:val="single" w:color="CCC6B8" w:sz="1"/>
-              <w:right w:val="single" w:color="CCC6B8" w:sz="1"/>
+              <w:top w:val="single" w:sz="1" w:space="0" w:color="CCC6B8"/>
+              <w:left w:val="single" w:sz="1" w:space="0" w:color="CCC6B8"/>
+              <w:bottom w:val="single" w:sz="1" w:space="0" w:color="CCC6B8"/>
+              <w:right w:val="single" w:sz="1" w:space="0" w:color="CCC6B8"/>
             </w:tcBorders>
             <w:tcMar>
-              <w:top w:type="dxa" w:w="80"/>
-              <w:left w:type="dxa" w:w="120"/>
-              <w:bottom w:type="dxa" w:w="80"/>
-              <w:right w:type="dxa" w:w="120"/>
+              <w:top w:w="80" w:type="dxa"/>
+              <w:left w:w="120" w:type="dxa"/>
+              <w:bottom w:w="80" w:type="dxa"/>
+              <w:right w:w="120" w:type="dxa"/>
             </w:tcMar>
           </w:tcPr>
           <w:p>
             <w:r>
               <w:rPr>
-                <w:b w:val="false"/>
-                <w:bCs w:val="false"/>
-                <w:color w:val="16201C"/>
-                <w:sz w:val="19"/>
-                <w:szCs w:val="19"/>
-              </w:rPr>
-              <w:t xml:space="preserve">Appears once shipped: tracking number plus live transit progress from the FedEx API.</w:t>
+                <w:sz w:val="19"/>
+                <w:szCs w:val="19"/>
+              </w:rPr>
+              <w:t>Appears once shipped: tracking number plus live transit progress from the FedEx API.</w:t>
             </w:r>
           </w:p>
         </w:tc>
       </w:tr>
       <w:tr>
+        <w:tblPrEx>
+          <w:tblCellMar>
+            <w:top w:w="0" w:type="dxa"/>
+            <w:bottom w:w="0" w:type="dxa"/>
+          </w:tblCellMar>
+        </w:tblPrEx>
         <w:tc>
           <w:tcPr>
-            <w:tcW w:type="dxa" w:w="0"/>
+            <w:tcW w:w="0" w:type="dxa"/>
             <w:tcBorders>
-              <w:top w:val="single" w:color="CCC6B8" w:sz="1"/>
-              <w:left w:val="single" w:color="CCC6B8" w:sz="1"/>
-              <w:bottom w:val="single" w:color="CCC6B8" w:sz="1"/>
-              <w:right w:val="single" w:color="CCC6B8" w:sz="1"/>
+              <w:top w:val="single" w:sz="1" w:space="0" w:color="CCC6B8"/>
+              <w:left w:val="single" w:sz="1" w:space="0" w:color="CCC6B8"/>
+              <w:bottom w:val="single" w:sz="1" w:space="0" w:color="CCC6B8"/>
+              <w:right w:val="single" w:sz="1" w:space="0" w:color="CCC6B8"/>
             </w:tcBorders>
             <w:tcMar>
-              <w:top w:type="dxa" w:w="80"/>
-              <w:left w:type="dxa" w:w="120"/>
-              <w:bottom w:type="dxa" w:w="80"/>
-              <w:right w:type="dxa" w:w="120"/>
+              <w:top w:w="80" w:type="dxa"/>
+              <w:left w:w="120" w:type="dxa"/>
+              <w:bottom w:w="80" w:type="dxa"/>
+              <w:right w:w="120" w:type="dxa"/>
             </w:tcMar>
           </w:tcPr>
           <w:p>
             <w:r>
               <w:rPr>
-                <w:b w:val="false"/>
-                <w:bCs w:val="false"/>
-                <w:color w:val="16201C"/>
-                <w:sz w:val="19"/>
-                <w:szCs w:val="19"/>
-              </w:rPr>
-              <w:t xml:space="preserve">Invoice &amp; balance</w:t>
+                <w:sz w:val="19"/>
+                <w:szCs w:val="19"/>
+              </w:rPr>
+              <w:lastRenderedPageBreak/>
+              <w:t>Invoice &amp; balance</w:t>
             </w:r>
           </w:p>
         </w:tc>
         <w:tc>
           <w:tcPr>
-            <w:tcW w:type="dxa" w:w="0"/>
+            <w:tcW w:w="0" w:type="dxa"/>
             <w:tcBorders>
-              <w:top w:val="single" w:color="CCC6B8" w:sz="1"/>
-              <w:left w:val="single" w:color="CCC6B8" w:sz="1"/>
-              <w:bottom w:val="single" w:color="CCC6B8" w:sz="1"/>
-              <w:right w:val="single" w:color="CCC6B8" w:sz="1"/>
+              <w:top w:val="single" w:sz="1" w:space="0" w:color="CCC6B8"/>
+              <w:left w:val="single" w:sz="1" w:space="0" w:color="CCC6B8"/>
+              <w:bottom w:val="single" w:sz="1" w:space="0" w:color="CCC6B8"/>
+              <w:right w:val="single" w:sz="1" w:space="0" w:color="CCC6B8"/>
             </w:tcBorders>
             <w:tcMar>
-              <w:top w:type="dxa" w:w="80"/>
-              <w:left w:type="dxa" w:w="120"/>
-              <w:bottom w:type="dxa" w:w="80"/>
-              <w:right w:type="dxa" w:w="120"/>
+              <w:top w:w="80" w:type="dxa"/>
+              <w:left w:w="120" w:type="dxa"/>
+              <w:bottom w:w="80" w:type="dxa"/>
+              <w:right w:w="120" w:type="dxa"/>
             </w:tcMar>
           </w:tcPr>
           <w:p>
             <w:r>
               <w:rPr>
-                <w:b w:val="false"/>
-                <w:bCs w:val="false"/>
-                <w:color w:val="16201C"/>
-                <w:sz w:val="19"/>
-                <w:szCs w:val="19"/>
-              </w:rPr>
-              <w:t xml:space="preserve">Link to the invoice; balance displayed. When admin marks the balance paid, customer sees a 'Zero balance' state.</w:t>
+                <w:sz w:val="19"/>
+                <w:szCs w:val="19"/>
+              </w:rPr>
+              <w:t>Link to the invoice; balance displayed. When admin marks the balance paid, customer sees a 'Zero balance' state.</w:t>
             </w:r>
           </w:p>
         </w:tc>
       </w:tr>
       <w:tr>
+        <w:tblPrEx>
+          <w:tblCellMar>
+            <w:top w:w="0" w:type="dxa"/>
+            <w:bottom w:w="0" w:type="dxa"/>
+          </w:tblCellMar>
+        </w:tblPrEx>
         <w:tc>
           <w:tcPr>
-            <w:tcW w:type="dxa" w:w="0"/>
+            <w:tcW w:w="0" w:type="dxa"/>
             <w:tcBorders>
-              <w:top w:val="single" w:color="CCC6B8" w:sz="1"/>
-              <w:left w:val="single" w:color="CCC6B8" w:sz="1"/>
-              <w:bottom w:val="single" w:color="CCC6B8" w:sz="1"/>
-              <w:right w:val="single" w:color="CCC6B8" w:sz="1"/>
+              <w:top w:val="single" w:sz="1" w:space="0" w:color="CCC6B8"/>
+              <w:left w:val="single" w:sz="1" w:space="0" w:color="CCC6B8"/>
+              <w:bottom w:val="single" w:sz="1" w:space="0" w:color="CCC6B8"/>
+              <w:right w:val="single" w:sz="1" w:space="0" w:color="CCC6B8"/>
             </w:tcBorders>
             <w:tcMar>
-              <w:top w:type="dxa" w:w="80"/>
-              <w:left w:type="dxa" w:w="120"/>
-              <w:bottom w:type="dxa" w:w="80"/>
-              <w:right w:type="dxa" w:w="120"/>
+              <w:top w:w="80" w:type="dxa"/>
+              <w:left w:w="120" w:type="dxa"/>
+              <w:bottom w:w="80" w:type="dxa"/>
+              <w:right w:w="120" w:type="dxa"/>
             </w:tcMar>
           </w:tcPr>
           <w:p>
             <w:r>
               <w:rPr>
-                <w:b w:val="false"/>
-                <w:bCs w:val="false"/>
-                <w:color w:val="16201C"/>
-                <w:sz w:val="19"/>
-                <w:szCs w:val="19"/>
-              </w:rPr>
-              <w:t xml:space="preserve">Ship-to &amp; contact</w:t>
+                <w:sz w:val="19"/>
+                <w:szCs w:val="19"/>
+              </w:rPr>
+              <w:t>Ship-to &amp; contact</w:t>
             </w:r>
           </w:p>
         </w:tc>
         <w:tc>
           <w:tcPr>
-            <w:tcW w:type="dxa" w:w="0"/>
+            <w:tcW w:w="0" w:type="dxa"/>
             <w:tcBorders>
-              <w:top w:val="single" w:color="CCC6B8" w:sz="1"/>
-              <w:left w:val="single" w:color="CCC6B8" w:sz="1"/>
-              <w:bottom w:val="single" w:color="CCC6B8" w:sz="1"/>
-              <w:right w:val="single" w:color="CCC6B8" w:sz="1"/>
+              <w:top w:val="single" w:sz="1" w:space="0" w:color="CCC6B8"/>
+              <w:left w:val="single" w:sz="1" w:space="0" w:color="CCC6B8"/>
+              <w:bottom w:val="single" w:sz="1" w:space="0" w:color="CCC6B8"/>
+              <w:right w:val="single" w:sz="1" w:space="0" w:color="CCC6B8"/>
             </w:tcBorders>
             <w:tcMar>
-              <w:top w:type="dxa" w:w="80"/>
-              <w:left w:type="dxa" w:w="120"/>
-              <w:bottom w:type="dxa" w:w="80"/>
-              <w:right w:type="dxa" w:w="120"/>
+              <w:top w:w="80" w:type="dxa"/>
+              <w:left w:w="120" w:type="dxa"/>
+              <w:bottom w:w="80" w:type="dxa"/>
+              <w:right w:w="120" w:type="dxa"/>
             </w:tcMar>
           </w:tcPr>
           <w:p>
             <w:r>
               <w:rPr>
-                <w:b w:val="false"/>
-                <w:bCs w:val="false"/>
-                <w:color w:val="16201C"/>
-                <w:sz w:val="19"/>
-                <w:szCs w:val="19"/>
-              </w:rPr>
-              <w:t xml:space="preserve">Mirrors data from the intake Jotform (address, phone, primary contact). Edits route through the form; the team is notified of any change.</w:t>
+                <w:sz w:val="19"/>
+                <w:szCs w:val="19"/>
+              </w:rPr>
+              <w:t xml:space="preserve">Mirrors data from the intake </w:t>
+            </w:r>
+            <w:proofErr w:type="spellStart"/>
+            <w:r>
+              <w:rPr>
+                <w:sz w:val="19"/>
+                <w:szCs w:val="19"/>
+              </w:rPr>
+              <w:t>Jotform</w:t>
+            </w:r>
+            <w:proofErr w:type="spellEnd"/>
+            <w:r>
+              <w:rPr>
+                <w:sz w:val="19"/>
+                <w:szCs w:val="19"/>
+              </w:rPr>
+              <w:t xml:space="preserve"> (address, phone, primary contact). Edits route through the form; the team is notified of any change.</w:t>
             </w:r>
           </w:p>
         </w:tc>
       </w:tr>
       <w:tr>
+        <w:tblPrEx>
+          <w:tblCellMar>
+            <w:top w:w="0" w:type="dxa"/>
+            <w:bottom w:w="0" w:type="dxa"/>
+          </w:tblCellMar>
+        </w:tblPrEx>
         <w:tc>
           <w:tcPr>
-            <w:tcW w:type="dxa" w:w="0"/>
+            <w:tcW w:w="0" w:type="dxa"/>
             <w:tcBorders>
-              <w:top w:val="single" w:color="CCC6B8" w:sz="1"/>
-              <w:left w:val="single" w:color="CCC6B8" w:sz="1"/>
-              <w:bottom w:val="single" w:color="CCC6B8" w:sz="1"/>
-              <w:right w:val="single" w:color="CCC6B8" w:sz="1"/>
+              <w:top w:val="single" w:sz="1" w:space="0" w:color="CCC6B8"/>
+              <w:left w:val="single" w:sz="1" w:space="0" w:color="CCC6B8"/>
+              <w:bottom w:val="single" w:sz="1" w:space="0" w:color="CCC6B8"/>
+              <w:right w:val="single" w:sz="1" w:space="0" w:color="CCC6B8"/>
             </w:tcBorders>
             <w:tcMar>
-              <w:top w:type="dxa" w:w="80"/>
-              <w:left w:type="dxa" w:w="120"/>
-              <w:bottom w:type="dxa" w:w="80"/>
-              <w:right w:type="dxa" w:w="120"/>
+              <w:top w:w="80" w:type="dxa"/>
+              <w:left w:w="120" w:type="dxa"/>
+              <w:bottom w:w="80" w:type="dxa"/>
+              <w:right w:w="120" w:type="dxa"/>
             </w:tcMar>
           </w:tcPr>
           <w:p>
             <w:r>
               <w:rPr>
-                <w:b w:val="false"/>
-                <w:bCs w:val="false"/>
-                <w:color w:val="16201C"/>
-                <w:sz w:val="19"/>
-                <w:szCs w:val="19"/>
-              </w:rPr>
-              <w:t xml:space="preserve">Files</w:t>
+                <w:sz w:val="19"/>
+                <w:szCs w:val="19"/>
+              </w:rPr>
+              <w:t>Files</w:t>
             </w:r>
           </w:p>
         </w:tc>
         <w:tc>
           <w:tcPr>
-            <w:tcW w:type="dxa" w:w="0"/>
+            <w:tcW w:w="0" w:type="dxa"/>
             <w:tcBorders>
-              <w:top w:val="single" w:color="CCC6B8" w:sz="1"/>
-              <w:left w:val="single" w:color="CCC6B8" w:sz="1"/>
-              <w:bottom w:val="single" w:color="CCC6B8" w:sz="1"/>
-              <w:right w:val="single" w:color="CCC6B8" w:sz="1"/>
+              <w:top w:val="single" w:sz="1" w:space="0" w:color="CCC6B8"/>
+              <w:left w:val="single" w:sz="1" w:space="0" w:color="CCC6B8"/>
+              <w:bottom w:val="single" w:sz="1" w:space="0" w:color="CCC6B8"/>
+              <w:right w:val="single" w:sz="1" w:space="0" w:color="CCC6B8"/>
             </w:tcBorders>
             <w:tcMar>
-              <w:top w:type="dxa" w:w="80"/>
-              <w:left w:type="dxa" w:w="120"/>
-              <w:bottom w:type="dxa" w:w="80"/>
-              <w:right w:type="dxa" w:w="120"/>
+              <w:top w:w="80" w:type="dxa"/>
+              <w:left w:w="120" w:type="dxa"/>
+              <w:bottom w:w="80" w:type="dxa"/>
+              <w:right w:w="120" w:type="dxa"/>
             </w:tcMar>
           </w:tcPr>
           <w:p>
             <w:r>
               <w:rPr>
-                <w:b w:val="false"/>
-                <w:bCs w:val="false"/>
-                <w:color w:val="16201C"/>
-                <w:sz w:val="19"/>
-                <w:szCs w:val="19"/>
-              </w:rPr>
-              <w:t xml:space="preserve">View/download files shared by Summit — renderings, contracts, invoices, guides.</w:t>
+                <w:sz w:val="19"/>
+                <w:szCs w:val="19"/>
+              </w:rPr>
+              <w:t>View/download files shared by Summit — renderings, contracts, invoices, guides.</w:t>
             </w:r>
           </w:p>
         </w:tc>
       </w:tr>
       <w:tr>
+        <w:tblPrEx>
+          <w:tblCellMar>
+            <w:top w:w="0" w:type="dxa"/>
+            <w:bottom w:w="0" w:type="dxa"/>
+          </w:tblCellMar>
+        </w:tblPrEx>
         <w:tc>
           <w:tcPr>
-            <w:tcW w:type="dxa" w:w="0"/>
+            <w:tcW w:w="0" w:type="dxa"/>
             <w:tcBorders>
-              <w:top w:val="single" w:color="CCC6B8" w:sz="1"/>
-              <w:left w:val="single" w:color="CCC6B8" w:sz="1"/>
-              <w:bottom w:val="single" w:color="CCC6B8" w:sz="1"/>
-              <w:right w:val="single" w:color="CCC6B8" w:sz="1"/>
+              <w:top w:val="single" w:sz="1" w:space="0" w:color="CCC6B8"/>
+              <w:left w:val="single" w:sz="1" w:space="0" w:color="CCC6B8"/>
+              <w:bottom w:val="single" w:sz="1" w:space="0" w:color="CCC6B8"/>
+              <w:right w:val="single" w:sz="1" w:space="0" w:color="CCC6B8"/>
             </w:tcBorders>
             <w:tcMar>
-              <w:top w:type="dxa" w:w="80"/>
-              <w:left w:type="dxa" w:w="120"/>
-              <w:bottom w:type="dxa" w:w="80"/>
-              <w:right w:type="dxa" w:w="120"/>
+              <w:top w:w="80" w:type="dxa"/>
+              <w:left w:w="120" w:type="dxa"/>
+              <w:bottom w:w="80" w:type="dxa"/>
+              <w:right w:w="120" w:type="dxa"/>
             </w:tcMar>
           </w:tcPr>
           <w:p>
             <w:r>
               <w:rPr>
-                <w:b w:val="false"/>
-                <w:bCs w:val="false"/>
-                <w:color w:val="16201C"/>
-                <w:sz w:val="19"/>
-                <w:szCs w:val="19"/>
-              </w:rPr>
-              <w:t xml:space="preserve">Messages</w:t>
+                <w:sz w:val="19"/>
+                <w:szCs w:val="19"/>
+              </w:rPr>
+              <w:t>Messages</w:t>
             </w:r>
           </w:p>
         </w:tc>
         <w:tc>
           <w:tcPr>
-            <w:tcW w:type="dxa" w:w="0"/>
+            <w:tcW w:w="0" w:type="dxa"/>
             <w:tcBorders>
-              <w:top w:val="single" w:color="CCC6B8" w:sz="1"/>
-              <w:left w:val="single" w:color="CCC6B8" w:sz="1"/>
-              <w:bottom w:val="single" w:color="CCC6B8" w:sz="1"/>
-              <w:right w:val="single" w:color="CCC6B8" w:sz="1"/>
+              <w:top w:val="single" w:sz="1" w:space="0" w:color="CCC6B8"/>
+              <w:left w:val="single" w:sz="1" w:space="0" w:color="CCC6B8"/>
+              <w:bottom w:val="single" w:sz="1" w:space="0" w:color="CCC6B8"/>
+              <w:right w:val="single" w:sz="1" w:space="0" w:color="CCC6B8"/>
             </w:tcBorders>
             <w:tcMar>
-              <w:top w:type="dxa" w:w="80"/>
-              <w:left w:type="dxa" w:w="120"/>
-              <w:bottom w:type="dxa" w:w="80"/>
-              <w:right w:type="dxa" w:w="120"/>
+              <w:top w:w="80" w:type="dxa"/>
+              <w:left w:w="120" w:type="dxa"/>
+              <w:bottom w:w="80" w:type="dxa"/>
+              <w:right w:w="120" w:type="dxa"/>
             </w:tcMar>
           </w:tcPr>
           <w:p>
             <w:r>
               <w:rPr>
-                <w:b w:val="false"/>
-                <w:bCs w:val="false"/>
-                <w:color w:val="16201C"/>
-                <w:sz w:val="19"/>
-                <w:szCs w:val="19"/>
-              </w:rPr>
-              <w:t xml:space="preserve">Direct thread with the Summit team, tied to the order.</w:t>
+                <w:sz w:val="19"/>
+                <w:szCs w:val="19"/>
+              </w:rPr>
+              <w:t>Direct thread with the Summit team, tied to the order.</w:t>
             </w:r>
           </w:p>
         </w:tc>
@@ -745,44 +891,55 @@
         <w:pStyle w:val="Heading1"/>
       </w:pPr>
       <w:r>
-        <w:t xml:space="preserve">4. Admin Portal — Requirements</w:t>
+        <w:t>4. Admin Portal — Requirements</w:t>
       </w:r>
     </w:p>
     <w:tbl>
       <w:tblPr>
-        <w:tblW w:type="dxa" w:w="9360"/>
+        <w:tblW w:w="9360" w:type="dxa"/>
         <w:tblBorders>
-          <w:top w:val="single" w:color="auto" w:sz="4"/>
-          <w:left w:val="single" w:color="auto" w:sz="4"/>
-          <w:bottom w:val="single" w:color="auto" w:sz="4"/>
-          <w:right w:val="single" w:color="auto" w:sz="4"/>
-          <w:insideH w:val="single" w:color="auto" w:sz="4"/>
-          <w:insideV w:val="single" w:color="auto" w:sz="4"/>
+          <w:top w:val="single" w:sz="4" w:space="0" w:color="auto"/>
+          <w:left w:val="single" w:sz="4" w:space="0" w:color="auto"/>
+          <w:bottom w:val="single" w:sz="4" w:space="0" w:color="auto"/>
+          <w:right w:val="single" w:sz="4" w:space="0" w:color="auto"/>
+          <w:insideH w:val="single" w:sz="4" w:space="0" w:color="auto"/>
+          <w:insideV w:val="single" w:sz="4" w:space="0" w:color="auto"/>
         </w:tblBorders>
+        <w:tblCellMar>
+          <w:left w:w="10" w:type="dxa"/>
+          <w:right w:w="10" w:type="dxa"/>
+        </w:tblCellMar>
+        <w:tblLook w:val="04A0" w:firstRow="1" w:lastRow="0" w:firstColumn="1" w:lastColumn="0" w:noHBand="0" w:noVBand="1"/>
       </w:tblPr>
       <w:tblGrid>
-        <w:gridCol w:w="2600"/>
-        <w:gridCol w:w="6760"/>
+        <w:gridCol w:w="4189"/>
+        <w:gridCol w:w="5171"/>
       </w:tblGrid>
       <w:tr>
+        <w:tblPrEx>
+          <w:tblCellMar>
+            <w:top w:w="0" w:type="dxa"/>
+            <w:bottom w:w="0" w:type="dxa"/>
+          </w:tblCellMar>
+        </w:tblPrEx>
         <w:trPr>
           <w:tblHeader/>
         </w:trPr>
         <w:tc>
           <w:tcPr>
-            <w:tcW w:type="dxa" w:w="0"/>
+            <w:tcW w:w="0" w:type="dxa"/>
             <w:tcBorders>
-              <w:top w:val="single" w:color="CCC6B8" w:sz="1"/>
-              <w:left w:val="single" w:color="CCC6B8" w:sz="1"/>
-              <w:bottom w:val="single" w:color="CCC6B8" w:sz="1"/>
-              <w:right w:val="single" w:color="CCC6B8" w:sz="1"/>
+              <w:top w:val="single" w:sz="1" w:space="0" w:color="CCC6B8"/>
+              <w:left w:val="single" w:sz="1" w:space="0" w:color="CCC6B8"/>
+              <w:bottom w:val="single" w:sz="1" w:space="0" w:color="CCC6B8"/>
+              <w:right w:val="single" w:sz="1" w:space="0" w:color="CCC6B8"/>
             </w:tcBorders>
-            <w:shd w:fill="2F5D50" w:val="clear"/>
+            <w:shd w:val="clear" w:color="auto" w:fill="2F5D50"/>
             <w:tcMar>
-              <w:top w:type="dxa" w:w="80"/>
-              <w:left w:type="dxa" w:w="120"/>
-              <w:bottom w:type="dxa" w:w="80"/>
-              <w:right w:type="dxa" w:w="120"/>
+              <w:top w:w="80" w:type="dxa"/>
+              <w:left w:w="120" w:type="dxa"/>
+              <w:bottom w:w="80" w:type="dxa"/>
+              <w:right w:w="120" w:type="dxa"/>
             </w:tcMar>
           </w:tcPr>
           <w:p>
@@ -794,25 +951,25 @@
                 <w:sz w:val="19"/>
                 <w:szCs w:val="19"/>
               </w:rPr>
-              <w:t xml:space="preserve">Feature</w:t>
+              <w:t>Feature</w:t>
             </w:r>
           </w:p>
         </w:tc>
         <w:tc>
           <w:tcPr>
-            <w:tcW w:type="dxa" w:w="0"/>
+            <w:tcW w:w="0" w:type="dxa"/>
             <w:tcBorders>
-              <w:top w:val="single" w:color="CCC6B8" w:sz="1"/>
-              <w:left w:val="single" w:color="CCC6B8" w:sz="1"/>
-              <w:bottom w:val="single" w:color="CCC6B8" w:sz="1"/>
-              <w:right w:val="single" w:color="CCC6B8" w:sz="1"/>
+              <w:top w:val="single" w:sz="1" w:space="0" w:color="CCC6B8"/>
+              <w:left w:val="single" w:sz="1" w:space="0" w:color="CCC6B8"/>
+              <w:bottom w:val="single" w:sz="1" w:space="0" w:color="CCC6B8"/>
+              <w:right w:val="single" w:sz="1" w:space="0" w:color="CCC6B8"/>
             </w:tcBorders>
-            <w:shd w:fill="2F5D50" w:val="clear"/>
+            <w:shd w:val="clear" w:color="auto" w:fill="2F5D50"/>
             <w:tcMar>
-              <w:top w:type="dxa" w:w="80"/>
-              <w:left w:type="dxa" w:w="120"/>
-              <w:bottom w:type="dxa" w:w="80"/>
-              <w:right w:type="dxa" w:w="120"/>
+              <w:top w:w="80" w:type="dxa"/>
+              <w:left w:w="120" w:type="dxa"/>
+              <w:bottom w:w="80" w:type="dxa"/>
+              <w:right w:w="120" w:type="dxa"/>
             </w:tcMar>
           </w:tcPr>
           <w:p>
@@ -824,367 +981,367 @@
                 <w:sz w:val="19"/>
                 <w:szCs w:val="19"/>
               </w:rPr>
-              <w:t xml:space="preserve">Requirement</w:t>
+              <w:t>Requirement</w:t>
             </w:r>
           </w:p>
         </w:tc>
       </w:tr>
       <w:tr>
+        <w:tblPrEx>
+          <w:tblCellMar>
+            <w:top w:w="0" w:type="dxa"/>
+            <w:bottom w:w="0" w:type="dxa"/>
+          </w:tblCellMar>
+        </w:tblPrEx>
         <w:tc>
           <w:tcPr>
-            <w:tcW w:type="dxa" w:w="0"/>
+            <w:tcW w:w="0" w:type="dxa"/>
             <w:tcBorders>
-              <w:top w:val="single" w:color="CCC6B8" w:sz="1"/>
-              <w:left w:val="single" w:color="CCC6B8" w:sz="1"/>
-              <w:bottom w:val="single" w:color="CCC6B8" w:sz="1"/>
-              <w:right w:val="single" w:color="CCC6B8" w:sz="1"/>
+              <w:top w:val="single" w:sz="1" w:space="0" w:color="CCC6B8"/>
+              <w:left w:val="single" w:sz="1" w:space="0" w:color="CCC6B8"/>
+              <w:bottom w:val="single" w:sz="1" w:space="0" w:color="CCC6B8"/>
+              <w:right w:val="single" w:sz="1" w:space="0" w:color="CCC6B8"/>
             </w:tcBorders>
             <w:tcMar>
-              <w:top w:type="dxa" w:w="80"/>
-              <w:left w:type="dxa" w:w="120"/>
-              <w:bottom w:type="dxa" w:w="80"/>
-              <w:right w:type="dxa" w:w="120"/>
+              <w:top w:w="80" w:type="dxa"/>
+              <w:left w:w="120" w:type="dxa"/>
+              <w:bottom w:w="80" w:type="dxa"/>
+              <w:right w:w="120" w:type="dxa"/>
             </w:tcMar>
           </w:tcPr>
           <w:p>
             <w:r>
               <w:rPr>
-                <w:b w:val="false"/>
-                <w:bCs w:val="false"/>
-                <w:color w:val="16201C"/>
-                <w:sz w:val="19"/>
-                <w:szCs w:val="19"/>
-              </w:rPr>
-              <w:t xml:space="preserve">Dashboard</w:t>
+                <w:sz w:val="19"/>
+                <w:szCs w:val="19"/>
+              </w:rPr>
+              <w:t>Dashboard</w:t>
             </w:r>
           </w:p>
         </w:tc>
         <w:tc>
           <w:tcPr>
-            <w:tcW w:type="dxa" w:w="0"/>
+            <w:tcW w:w="0" w:type="dxa"/>
             <w:tcBorders>
-              <w:top w:val="single" w:color="CCC6B8" w:sz="1"/>
-              <w:left w:val="single" w:color="CCC6B8" w:sz="1"/>
-              <w:bottom w:val="single" w:color="CCC6B8" w:sz="1"/>
-              <w:right w:val="single" w:color="CCC6B8" w:sz="1"/>
+              <w:top w:val="single" w:sz="1" w:space="0" w:color="CCC6B8"/>
+              <w:left w:val="single" w:sz="1" w:space="0" w:color="CCC6B8"/>
+              <w:bottom w:val="single" w:sz="1" w:space="0" w:color="CCC6B8"/>
+              <w:right w:val="single" w:sz="1" w:space="0" w:color="CCC6B8"/>
             </w:tcBorders>
             <w:tcMar>
-              <w:top w:type="dxa" w:w="80"/>
-              <w:left w:type="dxa" w:w="120"/>
-              <w:bottom w:type="dxa" w:w="80"/>
-              <w:right w:type="dxa" w:w="120"/>
+              <w:top w:w="80" w:type="dxa"/>
+              <w:left w:w="120" w:type="dxa"/>
+              <w:bottom w:w="80" w:type="dxa"/>
+              <w:right w:w="120" w:type="dxa"/>
             </w:tcMar>
           </w:tcPr>
           <w:p>
             <w:r>
               <w:rPr>
-                <w:b w:val="false"/>
-                <w:bCs w:val="false"/>
-                <w:color w:val="16201C"/>
-                <w:sz w:val="19"/>
-                <w:szCs w:val="19"/>
-              </w:rPr>
-              <w:t xml:space="preserve">Open orders, count needing attention (deposit/forms pending), count ready to ship; urgent-orders list.</w:t>
+                <w:sz w:val="19"/>
+                <w:szCs w:val="19"/>
+              </w:rPr>
+              <w:t>Open orders, count needing attention (deposit/forms pending), count ready to ship; urgent-orders list.</w:t>
             </w:r>
           </w:p>
         </w:tc>
       </w:tr>
       <w:tr>
+        <w:tblPrEx>
+          <w:tblCellMar>
+            <w:top w:w="0" w:type="dxa"/>
+            <w:bottom w:w="0" w:type="dxa"/>
+          </w:tblCellMar>
+        </w:tblPrEx>
         <w:tc>
           <w:tcPr>
-            <w:tcW w:type="dxa" w:w="0"/>
+            <w:tcW w:w="0" w:type="dxa"/>
             <w:tcBorders>
-              <w:top w:val="single" w:color="CCC6B8" w:sz="1"/>
-              <w:left w:val="single" w:color="CCC6B8" w:sz="1"/>
-              <w:bottom w:val="single" w:color="CCC6B8" w:sz="1"/>
-              <w:right w:val="single" w:color="CCC6B8" w:sz="1"/>
+              <w:top w:val="single" w:sz="1" w:space="0" w:color="CCC6B8"/>
+              <w:left w:val="single" w:sz="1" w:space="0" w:color="CCC6B8"/>
+              <w:bottom w:val="single" w:sz="1" w:space="0" w:color="CCC6B8"/>
+              <w:right w:val="single" w:sz="1" w:space="0" w:color="CCC6B8"/>
             </w:tcBorders>
             <w:tcMar>
-              <w:top w:type="dxa" w:w="80"/>
-              <w:left w:type="dxa" w:w="120"/>
-              <w:bottom w:type="dxa" w:w="80"/>
-              <w:right w:type="dxa" w:w="120"/>
+              <w:top w:w="80" w:type="dxa"/>
+              <w:left w:w="120" w:type="dxa"/>
+              <w:bottom w:w="80" w:type="dxa"/>
+              <w:right w:w="120" w:type="dxa"/>
             </w:tcMar>
           </w:tcPr>
           <w:p>
             <w:r>
               <w:rPr>
-                <w:b w:val="false"/>
-                <w:bCs w:val="false"/>
-                <w:color w:val="16201C"/>
-                <w:sz w:val="19"/>
-                <w:szCs w:val="19"/>
-              </w:rPr>
-              <w:t xml:space="preserve">Orders</w:t>
+                <w:sz w:val="19"/>
+                <w:szCs w:val="19"/>
+              </w:rPr>
+              <w:t>Orders</w:t>
             </w:r>
           </w:p>
         </w:tc>
         <w:tc>
           <w:tcPr>
-            <w:tcW w:type="dxa" w:w="0"/>
+            <w:tcW w:w="0" w:type="dxa"/>
             <w:tcBorders>
-              <w:top w:val="single" w:color="CCC6B8" w:sz="1"/>
-              <w:left w:val="single" w:color="CCC6B8" w:sz="1"/>
-              <w:bottom w:val="single" w:color="CCC6B8" w:sz="1"/>
-              <w:right w:val="single" w:color="CCC6B8" w:sz="1"/>
+              <w:top w:val="single" w:sz="1" w:space="0" w:color="CCC6B8"/>
+              <w:left w:val="single" w:sz="1" w:space="0" w:color="CCC6B8"/>
+              <w:bottom w:val="single" w:sz="1" w:space="0" w:color="CCC6B8"/>
+              <w:right w:val="single" w:sz="1" w:space="0" w:color="CCC6B8"/>
             </w:tcBorders>
             <w:tcMar>
-              <w:top w:type="dxa" w:w="80"/>
-              <w:left w:type="dxa" w:w="120"/>
-              <w:bottom w:type="dxa" w:w="80"/>
-              <w:right w:type="dxa" w:w="120"/>
+              <w:top w:w="80" w:type="dxa"/>
+              <w:left w:w="120" w:type="dxa"/>
+              <w:bottom w:w="80" w:type="dxa"/>
+              <w:right w:w="120" w:type="dxa"/>
             </w:tcMar>
           </w:tcPr>
           <w:p>
             <w:r>
               <w:rPr>
-                <w:b w:val="false"/>
-                <w:bCs w:val="false"/>
-                <w:color w:val="16201C"/>
-                <w:sz w:val="19"/>
-                <w:szCs w:val="19"/>
-              </w:rPr>
-              <w:t xml:space="preserve">Table of all orders. Edit status via dropdown and enter FedEx tracking inline; both write back to Monday.com and notify the customer.</w:t>
+                <w:sz w:val="19"/>
+                <w:szCs w:val="19"/>
+              </w:rPr>
+              <w:t>Table of all orders. Edit status via dropdown and enter FedEx tracking inline; both write back to Monday.com and notify the customer.</w:t>
             </w:r>
           </w:p>
         </w:tc>
       </w:tr>
       <w:tr>
+        <w:tblPrEx>
+          <w:tblCellMar>
+            <w:top w:w="0" w:type="dxa"/>
+            <w:bottom w:w="0" w:type="dxa"/>
+          </w:tblCellMar>
+        </w:tblPrEx>
         <w:tc>
           <w:tcPr>
-            <w:tcW w:type="dxa" w:w="0"/>
+            <w:tcW w:w="0" w:type="dxa"/>
             <w:tcBorders>
-              <w:top w:val="single" w:color="CCC6B8" w:sz="1"/>
-              <w:left w:val="single" w:color="CCC6B8" w:sz="1"/>
-              <w:bottom w:val="single" w:color="CCC6B8" w:sz="1"/>
-              <w:right w:val="single" w:color="CCC6B8" w:sz="1"/>
+              <w:top w:val="single" w:sz="1" w:space="0" w:color="CCC6B8"/>
+              <w:left w:val="single" w:sz="1" w:space="0" w:color="CCC6B8"/>
+              <w:bottom w:val="single" w:sz="1" w:space="0" w:color="CCC6B8"/>
+              <w:right w:val="single" w:sz="1" w:space="0" w:color="CCC6B8"/>
             </w:tcBorders>
             <w:tcMar>
-              <w:top w:type="dxa" w:w="80"/>
-              <w:left w:type="dxa" w:w="120"/>
-              <w:bottom w:type="dxa" w:w="80"/>
-              <w:right w:type="dxa" w:w="120"/>
+              <w:top w:w="80" w:type="dxa"/>
+              <w:left w:w="120" w:type="dxa"/>
+              <w:bottom w:w="80" w:type="dxa"/>
+              <w:right w:w="120" w:type="dxa"/>
             </w:tcMar>
           </w:tcPr>
           <w:p>
             <w:r>
               <w:rPr>
-                <w:b w:val="false"/>
-                <w:bCs w:val="false"/>
-                <w:color w:val="16201C"/>
-                <w:sz w:val="19"/>
-                <w:szCs w:val="19"/>
-              </w:rPr>
-              <w:t xml:space="preserve">Customers</w:t>
+                <w:sz w:val="19"/>
+                <w:szCs w:val="19"/>
+              </w:rPr>
+              <w:t>Customers</w:t>
             </w:r>
           </w:p>
         </w:tc>
         <w:tc>
           <w:tcPr>
-            <w:tcW w:type="dxa" w:w="0"/>
+            <w:tcW w:w="0" w:type="dxa"/>
             <w:tcBorders>
-              <w:top w:val="single" w:color="CCC6B8" w:sz="1"/>
-              <w:left w:val="single" w:color="CCC6B8" w:sz="1"/>
-              <w:bottom w:val="single" w:color="CCC6B8" w:sz="1"/>
-              <w:right w:val="single" w:color="CCC6B8" w:sz="1"/>
+              <w:top w:val="single" w:sz="1" w:space="0" w:color="CCC6B8"/>
+              <w:left w:val="single" w:sz="1" w:space="0" w:color="CCC6B8"/>
+              <w:bottom w:val="single" w:sz="1" w:space="0" w:color="CCC6B8"/>
+              <w:right w:val="single" w:sz="1" w:space="0" w:color="CCC6B8"/>
             </w:tcBorders>
             <w:tcMar>
-              <w:top w:type="dxa" w:w="80"/>
-              <w:left w:type="dxa" w:w="120"/>
-              <w:bottom w:type="dxa" w:w="80"/>
-              <w:right w:type="dxa" w:w="120"/>
+              <w:top w:w="80" w:type="dxa"/>
+              <w:left w:w="120" w:type="dxa"/>
+              <w:bottom w:w="80" w:type="dxa"/>
+              <w:right w:w="120" w:type="dxa"/>
             </w:tcMar>
           </w:tcPr>
           <w:p>
             <w:r>
               <w:rPr>
-                <w:b w:val="false"/>
-                <w:bCs w:val="false"/>
-                <w:color w:val="16201C"/>
-                <w:sz w:val="19"/>
-                <w:szCs w:val="19"/>
-              </w:rPr>
-              <w:t xml:space="preserve">List with form-completion status and balance per customer.</w:t>
+                <w:sz w:val="19"/>
+                <w:szCs w:val="19"/>
+              </w:rPr>
+              <w:t>List with form-completion status and balance per customer.</w:t>
             </w:r>
           </w:p>
         </w:tc>
       </w:tr>
       <w:tr>
+        <w:tblPrEx>
+          <w:tblCellMar>
+            <w:top w:w="0" w:type="dxa"/>
+            <w:bottom w:w="0" w:type="dxa"/>
+          </w:tblCellMar>
+        </w:tblPrEx>
         <w:tc>
           <w:tcPr>
-            <w:tcW w:type="dxa" w:w="0"/>
+            <w:tcW w:w="0" w:type="dxa"/>
             <w:tcBorders>
-              <w:top w:val="single" w:color="CCC6B8" w:sz="1"/>
-              <w:left w:val="single" w:color="CCC6B8" w:sz="1"/>
-              <w:bottom w:val="single" w:color="CCC6B8" w:sz="1"/>
-              <w:right w:val="single" w:color="CCC6B8" w:sz="1"/>
+              <w:top w:val="single" w:sz="1" w:space="0" w:color="CCC6B8"/>
+              <w:left w:val="single" w:sz="1" w:space="0" w:color="CCC6B8"/>
+              <w:bottom w:val="single" w:sz="1" w:space="0" w:color="CCC6B8"/>
+              <w:right w:val="single" w:sz="1" w:space="0" w:color="CCC6B8"/>
             </w:tcBorders>
             <w:tcMar>
-              <w:top w:type="dxa" w:w="80"/>
-              <w:left w:type="dxa" w:w="120"/>
-              <w:bottom w:type="dxa" w:w="80"/>
-              <w:right w:type="dxa" w:w="120"/>
+              <w:top w:w="80" w:type="dxa"/>
+              <w:left w:w="120" w:type="dxa"/>
+              <w:bottom w:w="80" w:type="dxa"/>
+              <w:right w:w="120" w:type="dxa"/>
             </w:tcMar>
           </w:tcPr>
           <w:p>
             <w:r>
               <w:rPr>
-                <w:b w:val="false"/>
-                <w:bCs w:val="false"/>
-                <w:color w:val="16201C"/>
-                <w:sz w:val="19"/>
-                <w:szCs w:val="19"/>
-              </w:rPr>
-              <w:t xml:space="preserve">File manager</w:t>
+                <w:sz w:val="19"/>
+                <w:szCs w:val="19"/>
+              </w:rPr>
+              <w:t>File manager</w:t>
             </w:r>
           </w:p>
         </w:tc>
         <w:tc>
           <w:tcPr>
-            <w:tcW w:type="dxa" w:w="0"/>
+            <w:tcW w:w="0" w:type="dxa"/>
             <w:tcBorders>
-              <w:top w:val="single" w:color="CCC6B8" w:sz="1"/>
-              <w:left w:val="single" w:color="CCC6B8" w:sz="1"/>
-              <w:bottom w:val="single" w:color="CCC6B8" w:sz="1"/>
-              <w:right w:val="single" w:color="CCC6B8" w:sz="1"/>
+              <w:top w:val="single" w:sz="1" w:space="0" w:color="CCC6B8"/>
+              <w:left w:val="single" w:sz="1" w:space="0" w:color="CCC6B8"/>
+              <w:bottom w:val="single" w:sz="1" w:space="0" w:color="CCC6B8"/>
+              <w:right w:val="single" w:sz="1" w:space="0" w:color="CCC6B8"/>
             </w:tcBorders>
             <w:tcMar>
-              <w:top w:type="dxa" w:w="80"/>
-              <w:left w:type="dxa" w:w="120"/>
-              <w:bottom w:type="dxa" w:w="80"/>
-              <w:right w:type="dxa" w:w="120"/>
+              <w:top w:w="80" w:type="dxa"/>
+              <w:left w:w="120" w:type="dxa"/>
+              <w:bottom w:w="80" w:type="dxa"/>
+              <w:right w:w="120" w:type="dxa"/>
             </w:tcMar>
           </w:tcPr>
           <w:p>
             <w:r>
               <w:rPr>
-                <w:b w:val="false"/>
-                <w:bCs w:val="false"/>
-                <w:color w:val="16201C"/>
-                <w:sz w:val="19"/>
-                <w:szCs w:val="19"/>
-              </w:rPr>
-              <w:t xml:space="preserve">Select a customer, choose category (rendering, contract, invoice, install guide, other), add an optional note, upload &amp; share to that customer's portal.</w:t>
+                <w:sz w:val="19"/>
+                <w:szCs w:val="19"/>
+              </w:rPr>
+              <w:t>Select a customer, choose category (rendering, contract, invoice, install guide, other), add an optional note, upload &amp; share to that customer's portal.</w:t>
             </w:r>
           </w:p>
         </w:tc>
       </w:tr>
       <w:tr>
+        <w:tblPrEx>
+          <w:tblCellMar>
+            <w:top w:w="0" w:type="dxa"/>
+            <w:bottom w:w="0" w:type="dxa"/>
+          </w:tblCellMar>
+        </w:tblPrEx>
         <w:tc>
           <w:tcPr>
-            <w:tcW w:type="dxa" w:w="0"/>
+            <w:tcW w:w="0" w:type="dxa"/>
             <w:tcBorders>
-              <w:top w:val="single" w:color="CCC6B8" w:sz="1"/>
-              <w:left w:val="single" w:color="CCC6B8" w:sz="1"/>
-              <w:bottom w:val="single" w:color="CCC6B8" w:sz="1"/>
-              <w:right w:val="single" w:color="CCC6B8" w:sz="1"/>
+              <w:top w:val="single" w:sz="1" w:space="0" w:color="CCC6B8"/>
+              <w:left w:val="single" w:sz="1" w:space="0" w:color="CCC6B8"/>
+              <w:bottom w:val="single" w:sz="1" w:space="0" w:color="CCC6B8"/>
+              <w:right w:val="single" w:sz="1" w:space="0" w:color="CCC6B8"/>
             </w:tcBorders>
             <w:tcMar>
-              <w:top w:type="dxa" w:w="80"/>
-              <w:left w:type="dxa" w:w="120"/>
-              <w:bottom w:type="dxa" w:w="80"/>
-              <w:right w:type="dxa" w:w="120"/>
+              <w:top w:w="80" w:type="dxa"/>
+              <w:left w:w="120" w:type="dxa"/>
+              <w:bottom w:w="80" w:type="dxa"/>
+              <w:right w:w="120" w:type="dxa"/>
             </w:tcMar>
           </w:tcPr>
           <w:p>
             <w:r>
               <w:rPr>
-                <w:b w:val="false"/>
-                <w:bCs w:val="false"/>
-                <w:color w:val="16201C"/>
-                <w:sz w:val="19"/>
-                <w:szCs w:val="19"/>
-              </w:rPr>
-              <w:t xml:space="preserve">Messages</w:t>
+                <w:sz w:val="19"/>
+                <w:szCs w:val="19"/>
+              </w:rPr>
+              <w:t>Messages</w:t>
             </w:r>
           </w:p>
         </w:tc>
         <w:tc>
           <w:tcPr>
-            <w:tcW w:type="dxa" w:w="0"/>
+            <w:tcW w:w="0" w:type="dxa"/>
             <w:tcBorders>
-              <w:top w:val="single" w:color="CCC6B8" w:sz="1"/>
-              <w:left w:val="single" w:color="CCC6B8" w:sz="1"/>
-              <w:bottom w:val="single" w:color="CCC6B8" w:sz="1"/>
-              <w:right w:val="single" w:color="CCC6B8" w:sz="1"/>
+              <w:top w:val="single" w:sz="1" w:space="0" w:color="CCC6B8"/>
+              <w:left w:val="single" w:sz="1" w:space="0" w:color="CCC6B8"/>
+              <w:bottom w:val="single" w:sz="1" w:space="0" w:color="CCC6B8"/>
+              <w:right w:val="single" w:sz="1" w:space="0" w:color="CCC6B8"/>
             </w:tcBorders>
             <w:tcMar>
-              <w:top w:type="dxa" w:w="80"/>
-              <w:left w:type="dxa" w:w="120"/>
-              <w:bottom w:type="dxa" w:w="80"/>
-              <w:right w:type="dxa" w:w="120"/>
+              <w:top w:w="80" w:type="dxa"/>
+              <w:left w:w="120" w:type="dxa"/>
+              <w:bottom w:w="80" w:type="dxa"/>
+              <w:right w:w="120" w:type="dxa"/>
             </w:tcMar>
           </w:tcPr>
           <w:p>
             <w:r>
               <w:rPr>
-                <w:b w:val="false"/>
-                <w:bCs w:val="false"/>
-                <w:color w:val="16201C"/>
-                <w:sz w:val="19"/>
-                <w:szCs w:val="19"/>
-              </w:rPr>
-              <w:t xml:space="preserve">Reply to customer threads, synced with order records.</w:t>
+                <w:sz w:val="19"/>
+                <w:szCs w:val="19"/>
+              </w:rPr>
+              <w:t>Reply to customer threads, synced with order records.</w:t>
             </w:r>
           </w:p>
         </w:tc>
       </w:tr>
       <w:tr>
+        <w:tblPrEx>
+          <w:tblCellMar>
+            <w:top w:w="0" w:type="dxa"/>
+            <w:bottom w:w="0" w:type="dxa"/>
+          </w:tblCellMar>
+        </w:tblPrEx>
         <w:tc>
           <w:tcPr>
-            <w:tcW w:type="dxa" w:w="0"/>
+            <w:tcW w:w="0" w:type="dxa"/>
             <w:tcBorders>
-              <w:top w:val="single" w:color="CCC6B8" w:sz="1"/>
-              <w:left w:val="single" w:color="CCC6B8" w:sz="1"/>
-              <w:bottom w:val="single" w:color="CCC6B8" w:sz="1"/>
-              <w:right w:val="single" w:color="CCC6B8" w:sz="1"/>
+              <w:top w:val="single" w:sz="1" w:space="0" w:color="CCC6B8"/>
+              <w:left w:val="single" w:sz="1" w:space="0" w:color="CCC6B8"/>
+              <w:bottom w:val="single" w:sz="1" w:space="0" w:color="CCC6B8"/>
+              <w:right w:val="single" w:sz="1" w:space="0" w:color="CCC6B8"/>
             </w:tcBorders>
             <w:tcMar>
-              <w:top w:type="dxa" w:w="80"/>
-              <w:left w:type="dxa" w:w="120"/>
-              <w:bottom w:type="dxa" w:w="80"/>
-              <w:right w:type="dxa" w:w="120"/>
+              <w:top w:w="80" w:type="dxa"/>
+              <w:left w:w="120" w:type="dxa"/>
+              <w:bottom w:w="80" w:type="dxa"/>
+              <w:right w:w="120" w:type="dxa"/>
             </w:tcMar>
           </w:tcPr>
           <w:p>
             <w:r>
               <w:rPr>
-                <w:b w:val="false"/>
-                <w:bCs w:val="false"/>
-                <w:color w:val="16201C"/>
-                <w:sz w:val="19"/>
-                <w:szCs w:val="19"/>
-              </w:rPr>
-              <w:t xml:space="preserve">Settings</w:t>
+                <w:sz w:val="19"/>
+                <w:szCs w:val="19"/>
+              </w:rPr>
+              <w:t>Settings</w:t>
             </w:r>
           </w:p>
         </w:tc>
         <w:tc>
           <w:tcPr>
-            <w:tcW w:type="dxa" w:w="0"/>
+            <w:tcW w:w="0" w:type="dxa"/>
             <w:tcBorders>
-              <w:top w:val="single" w:color="CCC6B8" w:sz="1"/>
-              <w:left w:val="single" w:color="CCC6B8" w:sz="1"/>
-              <w:bottom w:val="single" w:color="CCC6B8" w:sz="1"/>
-              <w:right w:val="single" w:color="CCC6B8" w:sz="1"/>
+              <w:top w:val="single" w:sz="1" w:space="0" w:color="CCC6B8"/>
+              <w:left w:val="single" w:sz="1" w:space="0" w:color="CCC6B8"/>
+              <w:bottom w:val="single" w:sz="1" w:space="0" w:color="CCC6B8"/>
+              <w:right w:val="single" w:sz="1" w:space="0" w:color="CCC6B8"/>
             </w:tcBorders>
             <w:tcMar>
-              <w:top w:type="dxa" w:w="80"/>
-              <w:left w:type="dxa" w:w="120"/>
-              <w:bottom w:type="dxa" w:w="80"/>
-              <w:right w:type="dxa" w:w="120"/>
+              <w:top w:w="80" w:type="dxa"/>
+              <w:left w:w="120" w:type="dxa"/>
+              <w:bottom w:w="80" w:type="dxa"/>
+              <w:right w:w="120" w:type="dxa"/>
             </w:tcMar>
           </w:tcPr>
           <w:p>
             <w:r>
               <w:rPr>
-                <w:b w:val="false"/>
-                <w:bCs w:val="false"/>
-                <w:color w:val="16201C"/>
-                <w:sz w:val="19"/>
-                <w:szCs w:val="19"/>
-              </w:rPr>
-              <w:t xml:space="preserve">Seven tabs — see Section 5.</w:t>
+                <w:sz w:val="19"/>
+                <w:szCs w:val="19"/>
+              </w:rPr>
+              <w:t>Seven tabs — see Section 5.</w:t>
             </w:r>
           </w:p>
         </w:tc>
@@ -1195,7 +1352,7 @@
         <w:pStyle w:val="Heading1"/>
       </w:pPr>
       <w:r>
-        <w:t xml:space="preserve">5. Admin Settings (7 tabs)</w:t>
+        <w:t>5. Admin Settings (7 tabs)</w:t>
       </w:r>
     </w:p>
     <w:p>
@@ -1208,7 +1365,7 @@
         <w:spacing w:after="80"/>
       </w:pPr>
       <w:r>
-        <w:t xml:space="preserve">Branding — upload logo; set primary color; choose layout.</w:t>
+        <w:t>Branding — upload logo; set primary color; choose layout.</w:t>
       </w:r>
     </w:p>
     <w:p>
@@ -1221,7 +1378,7 @@
         <w:spacing w:after="80"/>
       </w:pPr>
       <w:r>
-        <w:t xml:space="preserve">Users &amp; access — invite users; set access level (Owner / Admin / Staff / View only); restricted to the verified company domain.</w:t>
+        <w:t>Users &amp; access — invite users; set access level (Owner / Admin / Staff / View only); restricted to the verified company domain.</w:t>
       </w:r>
     </w:p>
     <w:p>
@@ -1234,7 +1391,7 @@
         <w:spacing w:after="80"/>
       </w:pPr>
       <w:r>
-        <w:t xml:space="preserve">Notifications — toggles for each notification type in Section 2.</w:t>
+        <w:t>Notifications — toggles for each notification type in Section 2.</w:t>
       </w:r>
     </w:p>
     <w:p>
@@ -1247,7 +1404,7 @@
         <w:spacing w:after="80"/>
       </w:pPr>
       <w:r>
-        <w:t xml:space="preserve">Monday.com — connection status; select active board; map the Customer Email and Portal Files columns.</w:t>
+        <w:t>Monday.com — connection status; select active board; map the Customer Email and Portal Files columns.</w:t>
       </w:r>
     </w:p>
     <w:p>
@@ -1259,8 +1416,21 @@
         </w:numPr>
         <w:spacing w:after="80"/>
       </w:pPr>
-      <w:r>
-        <w:t xml:space="preserve">Jotform — map each checklist item to a form ID; set match-by (email or order #).</w:t>
+      <w:proofErr w:type="spellStart"/>
+      <w:r>
+        <w:t>Jotform</w:t>
+      </w:r>
+      <w:proofErr w:type="spellEnd"/>
+      <w:r>
+        <w:t xml:space="preserve"> — map each checklist item to a form ID; set match-by (email or </w:t>
+      </w:r>
+      <w:proofErr w:type="gramStart"/>
+      <w:r>
+        <w:t>order #)</w:t>
+      </w:r>
+      <w:proofErr w:type="gramEnd"/>
+      <w:r>
+        <w:t>.</w:t>
       </w:r>
     </w:p>
     <w:p>
@@ -1273,7 +1443,7 @@
         <w:spacing w:after="80"/>
       </w:pPr>
       <w:r>
-        <w:t xml:space="preserve">FedEx — credential entry (API key + secret) with setup walkthrough; test connection.</w:t>
+        <w:t>FedEx — credential entry (API key + secret) with setup walkthrough; test connection.</w:t>
       </w:r>
     </w:p>
     <w:p>
@@ -1286,7 +1456,15 @@
         <w:spacing w:after="80"/>
       </w:pPr>
       <w:r>
-        <w:t xml:space="preserve">Authentication — toggle M365 SSO and passwordless customer login; set the allowed staff domain.</w:t>
+        <w:t xml:space="preserve">Authentication — toggle M365 SSO and </w:t>
+      </w:r>
+      <w:proofErr w:type="spellStart"/>
+      <w:r>
+        <w:t>passwordless</w:t>
+      </w:r>
+      <w:proofErr w:type="spellEnd"/>
+      <w:r>
+        <w:t xml:space="preserve"> customer login; set the allowed staff domain.</w:t>
       </w:r>
     </w:p>
     <w:p>
@@ -1294,7 +1472,7 @@
         <w:pStyle w:val="Heading1"/>
       </w:pPr>
       <w:r>
-        <w:t xml:space="preserve">6. Suggested Build Sequence</w:t>
+        <w:t>6. Suggested Build Sequence</w:t>
       </w:r>
     </w:p>
     <w:p>
@@ -1307,7 +1485,7 @@
         <w:spacing w:after="80"/>
       </w:pPr>
       <w:r>
-        <w:t xml:space="preserve">Stand up auth (M365 SSO for staff, email-code for customers) and the embedded landing page with two login paths.</w:t>
+        <w:t>Stand up auth (M365 SSO for staff, email-code for customers) and the embedded landing page with two login paths.</w:t>
       </w:r>
     </w:p>
     <w:p>
@@ -1320,7 +1498,7 @@
         <w:spacing w:after="80"/>
       </w:pPr>
       <w:r>
-        <w:t xml:space="preserve">Connect Monday.com read/write; render the Orders table and customer-to-order matching.</w:t>
+        <w:t>Connect Monday.com read/write; render the Orders table and customer-to-order matching.</w:t>
       </w:r>
     </w:p>
     <w:p>
@@ -1333,7 +1511,7 @@
         <w:spacing w:after="80"/>
       </w:pPr>
       <w:r>
-        <w:t xml:space="preserve">Build the customer order-status timeline and overview dashboard from Monday data.</w:t>
+        <w:t>Build the customer order-status timeline and overview dashboard from Monday data.</w:t>
       </w:r>
     </w:p>
     <w:p>
@@ -1346,7 +1524,16 @@
         <w:spacing w:after="80"/>
       </w:pPr>
       <w:r>
-        <w:t xml:space="preserve">Integrate Jotform: form mapping, submission matching, checklist completion, write-back.</w:t>
+        <w:lastRenderedPageBreak/>
+        <w:t xml:space="preserve">Integrate </w:t>
+      </w:r>
+      <w:proofErr w:type="spellStart"/>
+      <w:r>
+        <w:t>Jotform</w:t>
+      </w:r>
+      <w:proofErr w:type="spellEnd"/>
+      <w:r>
+        <w:t>: form mapping, submission matching, checklist completion, write-back.</w:t>
       </w:r>
     </w:p>
     <w:p>
@@ -1359,7 +1546,7 @@
         <w:spacing w:after="80"/>
       </w:pPr>
       <w:r>
-        <w:t xml:space="preserve">Add file upload/sharing (admin) and viewing (customer).</w:t>
+        <w:t>Add file upload/sharing (admin) and viewing (customer).</w:t>
       </w:r>
     </w:p>
     <w:p>
@@ -1372,7 +1559,7 @@
         <w:spacing w:after="80"/>
       </w:pPr>
       <w:r>
-        <w:t xml:space="preserve">Integrate FedEx tracking and the invoice/balance state.</w:t>
+        <w:t>Integrate FedEx tracking and the invoice/balance state.</w:t>
       </w:r>
     </w:p>
     <w:p>
@@ -1385,7 +1572,7 @@
         <w:spacing w:after="80"/>
       </w:pPr>
       <w:r>
-        <w:t xml:space="preserve">Add messaging and the full notification system.</w:t>
+        <w:t>Add messaging and the full notification system.</w:t>
       </w:r>
     </w:p>
     <w:p>
@@ -1398,7 +1585,7 @@
         <w:spacing w:after="80"/>
       </w:pPr>
       <w:r>
-        <w:t xml:space="preserve">Build out the Settings tabs and finalize branding.</w:t>
+        <w:t>Build out the Settings tabs and finalize branding.</w:t>
       </w:r>
     </w:p>
     <w:p>
@@ -1406,7 +1593,7 @@
         <w:pStyle w:val="Heading1"/>
       </w:pPr>
       <w:r>
-        <w:t xml:space="preserve">7. Notes &amp; Open Items</w:t>
+        <w:t>7. Notes &amp; Open Items</w:t>
       </w:r>
     </w:p>
     <w:p>
@@ -1419,7 +1606,7 @@
         <w:spacing w:after="80"/>
       </w:pPr>
       <w:r>
-        <w:t xml:space="preserve">Confirm which Monday.com board(s) are authoritative and that the Customer Email / Portal Files columns exist.</w:t>
+        <w:t>Confirm which Monday.com board(s) are authoritative and that the Customer Email / Portal Files columns exist.</w:t>
       </w:r>
     </w:p>
     <w:p>
@@ -1432,7 +1619,15 @@
         <w:spacing w:after="80"/>
       </w:pPr>
       <w:r>
-        <w:t xml:space="preserve">List the exact 4 Jotform form IDs and confirm the match key for each.</w:t>
+        <w:t xml:space="preserve">List the exact 4 </w:t>
+      </w:r>
+      <w:proofErr w:type="spellStart"/>
+      <w:r>
+        <w:t>Jotform</w:t>
+      </w:r>
+      <w:proofErr w:type="spellEnd"/>
+      <w:r>
+        <w:t xml:space="preserve"> form IDs and confirm the match key for each.</w:t>
       </w:r>
     </w:p>
     <w:p>
@@ -1445,7 +1640,7 @@
         <w:spacing w:after="80"/>
       </w:pPr>
       <w:r>
-        <w:t xml:space="preserve">Confirm FedEx account number for Track API enrollment (test then production keys).</w:t>
+        <w:t>Confirm FedEx account number for Track API enrollment (test then production keys).</w:t>
       </w:r>
     </w:p>
     <w:p>
@@ -1458,7 +1653,7 @@
         <w:spacing w:after="80"/>
       </w:pPr>
       <w:r>
-        <w:t xml:space="preserve">Decide data residency / encryption-at-rest approach for stored credentials and customer PII.</w:t>
+        <w:t>Decide data residency / encryption-at-rest approach for stored credentials and customer PII.</w:t>
       </w:r>
     </w:p>
     <w:p>
@@ -1473,37 +1668,24 @@
         <w:t xml:space="preserve">Prototype reference: </w:t>
       </w:r>
       <w:r>
-        <w:t xml:space="preserve">summit-portal.html is a clickable front-end with simulated data. It defines the intended UX and feature set; the integrations above are represented in the UI but not yet wired to live APIs.</w:t>
+        <w:t>summit-portal.html is a clickable front-end with simulated data. It defines the intended UX and feature set; the integrations above are represented in the UI but not yet wired to live APIs.</w:t>
       </w:r>
     </w:p>
     <w:sectPr>
-      <w:footerReference w:type="default" r:id="rId7"/>
-      <w:pgSz w:w="12240" w:h="15840" w:orient="portrait"/>
+      <w:footerReference w:type="default" r:id="rId10"/>
+      <w:pgSz w:w="12240" w:h="15840"/>
       <w:pgMar w:top="1296" w:right="1440" w:bottom="1296" w:left="1440" w:header="708" w:footer="708" w:gutter="0"/>
-      <w:pgNumType/>
+      <w:cols w:space="720"/>
       <w:docGrid w:linePitch="360"/>
     </w:sectPr>
   </w:body>
 </w:document>
 </file>
 
-<file path=word/comments.xml><?xml version="1.0" encoding="utf-8"?>
-<w:comments xmlns:cx="http://schemas.microsoft.com/office/drawing/2014/chartex" xmlns:cx1="http://schemas.microsoft.com/office/drawing/2015/9/8/chartex" xmlns:cx2="http://schemas.microsoft.com/office/drawing/2015/10/21/chartex" xmlns:cx3="http://schemas.microsoft.com/office/drawing/2016/5/9/chartex" xmlns:cx4="http://schemas.microsoft.com/office/drawing/2016/5/10/chartex" xmlns:cx5="http://schemas.microsoft.com/office/drawing/2016/5/11/chartex" xmlns:cx6="http://schemas.microsoft.com/office/drawing/2016/5/12/chartex" xmlns:cx7="http://schemas.microsoft.com/office/drawing/2016/5/13/chartex" xmlns:cx8="http://schemas.microsoft.com/office/drawing/2016/5/14/chartex" xmlns:mc="http://schemas.openxmlformats.org/markup-compatibility/2006" xmlns:aink="http://schemas.microsoft.com/office/drawing/2016/ink" xmlns:am3d="http://schemas.microsoft.com/office/drawing/2017/model3d" xmlns:o="urn:schemas-microsoft-com:office:office" xmlns:r="http://schemas.openxmlformats.org/officeDocument/2006/relationships" xmlns:m="http://schemas.openxmlformats.org/officeDocument/2006/math" xmlns:v="urn:schemas-microsoft-com:vml" xmlns:wp14="http://schemas.microsoft.com/office/word/2010/wordprocessingDrawing" xmlns:wp="http://schemas.openxmlformats.org/drawingml/2006/wordprocessingDrawing" xmlns:w10="urn:schemas-microsoft-com:office:word" xmlns:w="http://schemas.openxmlformats.org/wordprocessingml/2006/main" xmlns:w14="http://schemas.microsoft.com/office/word/2010/wordml" xmlns:w15="http://schemas.microsoft.com/office/word/2012/wordml" xmlns:w16cex="http://schemas.microsoft.com/office/word/2018/wordml/cex" xmlns:w16cid="http://schemas.microsoft.com/office/word/2016/wordml/cid" xmlns:w16="http://schemas.microsoft.com/office/word/2018/wordml" xmlns:w16sdtdh="http://schemas.microsoft.com/office/word/2020/wordml/sdtdatahash" xmlns:w16se="http://schemas.microsoft.com/office/word/2015/wordml/symex" xmlns:wpg="http://schemas.microsoft.com/office/word/2010/wordprocessingGroup" xmlns:wpi="http://schemas.microsoft.com/office/word/2010/wordprocessingInk" xmlns:wne="http://schemas.microsoft.com/office/word/2006/wordml" xmlns:wps="http://schemas.microsoft.com/office/word/2010/wordprocessingShape"/>
-</file>
-
 <file path=word/endnotes.xml><?xml version="1.0" encoding="utf-8"?>
-<w:endnotes xmlns:wpc="http://schemas.microsoft.com/office/word/2010/wordprocessingCanvas" xmlns:mc="http://schemas.openxmlformats.org/markup-compatibility/2006" xmlns:o="urn:schemas-microsoft-com:office:office" xmlns:r="http://schemas.openxmlformats.org/officeDocument/2006/relationships" xmlns:m="http://schemas.openxmlformats.org/officeDocument/2006/math" xmlns:v="urn:schemas-microsoft-com:vml" xmlns:wp14="http://schemas.microsoft.com/office/word/2010/wordprocessingDrawing" xmlns:wp="http://schemas.openxmlformats.org/drawingml/2006/wordprocessingDrawing" xmlns:w10="urn:schemas-microsoft-com:office:word" xmlns:w="http://schemas.openxmlformats.org/wordprocessingml/2006/main" xmlns:w14="http://schemas.microsoft.com/office/word/2010/wordml" xmlns:w15="http://schemas.microsoft.com/office/word/2012/wordml" xmlns:wpg="http://schemas.microsoft.com/office/word/2010/wordprocessingGroup" xmlns:wpi="http://schemas.microsoft.com/office/word/2010/wordprocessingInk" xmlns:wne="http://schemas.microsoft.com/office/word/2006/wordml" xmlns:wps="http://schemas.microsoft.com/office/word/2010/wordprocessingShape" mc:Ignorable="w14 w15 wp14">
+<w:endnotes xmlns:wpc="http://schemas.microsoft.com/office/word/2010/wordprocessingCanvas" xmlns:cx="http://schemas.microsoft.com/office/drawing/2014/chartex" xmlns:cx1="http://schemas.microsoft.com/office/drawing/2015/9/8/chartex" xmlns:cx2="http://schemas.microsoft.com/office/drawing/2015/10/21/chartex" xmlns:cx3="http://schemas.microsoft.com/office/drawing/2016/5/9/chartex" xmlns:cx4="http://schemas.microsoft.com/office/drawing/2016/5/10/chartex" xmlns:cx5="http://schemas.microsoft.com/office/drawing/2016/5/11/chartex" xmlns:cx6="http://schemas.microsoft.com/office/drawing/2016/5/12/chartex" xmlns:cx7="http://schemas.microsoft.com/office/drawing/2016/5/13/chartex" xmlns:cx8="http://schemas.microsoft.com/office/drawing/2016/5/14/chartex" xmlns:mc="http://schemas.openxmlformats.org/markup-compatibility/2006" xmlns:aink="http://schemas.microsoft.com/office/drawing/2016/ink" xmlns:am3d="http://schemas.microsoft.com/office/drawing/2017/model3d" xmlns:o="urn:schemas-microsoft-com:office:office" xmlns:oel="http://schemas.microsoft.com/office/2019/extlst" xmlns:r="http://schemas.openxmlformats.org/officeDocument/2006/relationships" xmlns:m="http://schemas.openxmlformats.org/officeDocument/2006/math" xmlns:v="urn:schemas-microsoft-com:vml" xmlns:wp14="http://schemas.microsoft.com/office/word/2010/wordprocessingDrawing" xmlns:wp="http://schemas.openxmlformats.org/drawingml/2006/wordprocessingDrawing" xmlns:w10="urn:schemas-microsoft-com:office:word" xmlns:w="http://schemas.openxmlformats.org/wordprocessingml/2006/main" xmlns:w14="http://schemas.microsoft.com/office/word/2010/wordml" xmlns:w15="http://schemas.microsoft.com/office/word/2012/wordml" xmlns:w16cex="http://schemas.microsoft.com/office/word/2018/wordml/cex" xmlns:w16cid="http://schemas.microsoft.com/office/word/2016/wordml/cid" xmlns:w16="http://schemas.microsoft.com/office/word/2018/wordml" xmlns:w16du="http://schemas.microsoft.com/office/word/2023/wordml/word16du" xmlns:w16sdtdh="http://schemas.microsoft.com/office/word/2020/wordml/sdtdatahash" xmlns:w16sdtfl="http://schemas.microsoft.com/office/word/2024/wordml/sdtformatlock" xmlns:w16se="http://schemas.microsoft.com/office/word/2015/wordml/symex" xmlns:wpg="http://schemas.microsoft.com/office/word/2010/wordprocessingGroup" xmlns:wpi="http://schemas.microsoft.com/office/word/2010/wordprocessingInk" xmlns:wne="http://schemas.microsoft.com/office/word/2006/wordml" xmlns:wps="http://schemas.microsoft.com/office/word/2010/wordprocessingShape" mc:Ignorable="w14 w15 w16se w16cid w16 w16cex w16sdtdh w16sdtfl w16du wp14">
   <w:endnote w:type="separator" w:id="-1">
     <w:p>
-      <w:pPr>
-        <w:spacing w:after="0" w:line="240" w:lineRule="auto"/>
-      </w:pPr>
-      <w:r>
-        <w:rPr>
-          <w:rStyle w:val="EndnoteReference"/>
-        </w:rPr>
-        <w:endnoteRef/>
-      </w:r>
       <w:r>
         <w:separator/>
       </w:r>
@@ -1511,15 +1693,6 @@
   </w:endnote>
   <w:endnote w:type="continuationSeparator" w:id="0">
     <w:p>
-      <w:pPr>
-        <w:spacing w:after="0" w:line="240" w:lineRule="auto"/>
-      </w:pPr>
-      <w:r>
-        <w:rPr>
-          <w:rStyle w:val="EndnoteReference"/>
-        </w:rPr>
-        <w:endnoteRef/>
-      </w:r>
       <w:r>
         <w:continuationSeparator/>
       </w:r>
@@ -1529,7 +1702,7 @@
 </file>
 
 <file path=word/footer1.xml><?xml version="1.0" encoding="utf-8"?>
-<w:ftr xmlns:wpc="http://schemas.microsoft.com/office/word/2010/wordprocessingCanvas" xmlns:mc="http://schemas.openxmlformats.org/markup-compatibility/2006" xmlns:o="urn:schemas-microsoft-com:office:office" xmlns:r="http://schemas.openxmlformats.org/officeDocument/2006/relationships" xmlns:m="http://schemas.openxmlformats.org/officeDocument/2006/math" xmlns:v="urn:schemas-microsoft-com:vml" xmlns:wp14="http://schemas.microsoft.com/office/word/2010/wordprocessingDrawing" xmlns:wp="http://schemas.openxmlformats.org/drawingml/2006/wordprocessingDrawing" xmlns:w10="urn:schemas-microsoft-com:office:word" xmlns:w="http://schemas.openxmlformats.org/wordprocessingml/2006/main" xmlns:w14="http://schemas.microsoft.com/office/word/2010/wordml" xmlns:w15="http://schemas.microsoft.com/office/word/2012/wordml" xmlns:wpg="http://schemas.microsoft.com/office/word/2010/wordprocessingGroup" xmlns:wpi="http://schemas.microsoft.com/office/word/2010/wordprocessingInk" xmlns:wne="http://schemas.microsoft.com/office/word/2006/wordml" xmlns:wps="http://schemas.microsoft.com/office/word/2010/wordprocessingShape">
+<w:ftr xmlns:wpc="http://schemas.microsoft.com/office/word/2010/wordprocessingCanvas" xmlns:cx="http://schemas.microsoft.com/office/drawing/2014/chartex" xmlns:cx1="http://schemas.microsoft.com/office/drawing/2015/9/8/chartex" xmlns:cx2="http://schemas.microsoft.com/office/drawing/2015/10/21/chartex" xmlns:cx3="http://schemas.microsoft.com/office/drawing/2016/5/9/chartex" xmlns:cx4="http://schemas.microsoft.com/office/drawing/2016/5/10/chartex" xmlns:cx5="http://schemas.microsoft.com/office/drawing/2016/5/11/chartex" xmlns:cx6="http://schemas.microsoft.com/office/drawing/2016/5/12/chartex" xmlns:cx7="http://schemas.microsoft.com/office/drawing/2016/5/13/chartex" xmlns:cx8="http://schemas.microsoft.com/office/drawing/2016/5/14/chartex" xmlns:mc="http://schemas.openxmlformats.org/markup-compatibility/2006" xmlns:aink="http://schemas.microsoft.com/office/drawing/2016/ink" xmlns:am3d="http://schemas.microsoft.com/office/drawing/2017/model3d" xmlns:o="urn:schemas-microsoft-com:office:office" xmlns:oel="http://schemas.microsoft.com/office/2019/extlst" xmlns:r="http://schemas.openxmlformats.org/officeDocument/2006/relationships" xmlns:m="http://schemas.openxmlformats.org/officeDocument/2006/math" xmlns:v="urn:schemas-microsoft-com:vml" xmlns:wp14="http://schemas.microsoft.com/office/word/2010/wordprocessingDrawing" xmlns:wp="http://schemas.openxmlformats.org/drawingml/2006/wordprocessingDrawing" xmlns:w10="urn:schemas-microsoft-com:office:word" xmlns:w="http://schemas.openxmlformats.org/wordprocessingml/2006/main" xmlns:w14="http://schemas.microsoft.com/office/word/2010/wordml" xmlns:w15="http://schemas.microsoft.com/office/word/2012/wordml" xmlns:w16cex="http://schemas.microsoft.com/office/word/2018/wordml/cex" xmlns:w16cid="http://schemas.microsoft.com/office/word/2016/wordml/cid" xmlns:w16="http://schemas.microsoft.com/office/word/2018/wordml" xmlns:w16du="http://schemas.microsoft.com/office/word/2023/wordml/word16du" xmlns:w16sdtdh="http://schemas.microsoft.com/office/word/2020/wordml/sdtdatahash" xmlns:w16sdtfl="http://schemas.microsoft.com/office/word/2024/wordml/sdtformatlock" xmlns:w16se="http://schemas.microsoft.com/office/word/2015/wordml/symex" xmlns:wpg="http://schemas.microsoft.com/office/word/2010/wordprocessingGroup" xmlns:wpi="http://schemas.microsoft.com/office/word/2010/wordprocessingInk" xmlns:wne="http://schemas.microsoft.com/office/word/2006/wordml" xmlns:wps="http://schemas.microsoft.com/office/word/2010/wordprocessingShape" mc:Ignorable="w14 w15 w16se w16cid w16 w16cex w16sdtdh w16sdtfl w16du wp14">
   <w:p>
     <w:pPr>
       <w:jc w:val="center"/>
@@ -1549,8 +1722,38 @@
         <w:szCs w:val="16"/>
       </w:rPr>
       <w:fldChar w:fldCharType="begin"/>
-      <w:instrText xml:space="preserve">PAGE</w:instrText>
+    </w:r>
+    <w:r>
+      <w:rPr>
+        <w:color w:val="6F7A73"/>
+        <w:sz w:val="16"/>
+        <w:szCs w:val="16"/>
+      </w:rPr>
+      <w:instrText>PAGE</w:instrText>
+    </w:r>
+    <w:r>
+      <w:rPr>
+        <w:color w:val="6F7A73"/>
+        <w:sz w:val="16"/>
+        <w:szCs w:val="16"/>
+      </w:rPr>
       <w:fldChar w:fldCharType="separate"/>
+    </w:r>
+    <w:r>
+      <w:rPr>
+        <w:noProof/>
+        <w:color w:val="6F7A73"/>
+        <w:sz w:val="16"/>
+        <w:szCs w:val="16"/>
+      </w:rPr>
+      <w:t>1</w:t>
+    </w:r>
+    <w:r>
+      <w:rPr>
+        <w:color w:val="6F7A73"/>
+        <w:sz w:val="16"/>
+        <w:szCs w:val="16"/>
+      </w:rPr>
       <w:fldChar w:fldCharType="end"/>
     </w:r>
   </w:p>
@@ -1558,18 +1761,9 @@
 </file>
 
 <file path=word/footnotes.xml><?xml version="1.0" encoding="utf-8"?>
-<w:footnotes xmlns:wpc="http://schemas.microsoft.com/office/word/2010/wordprocessingCanvas" xmlns:mc="http://schemas.openxmlformats.org/markup-compatibility/2006" xmlns:o="urn:schemas-microsoft-com:office:office" xmlns:r="http://schemas.openxmlformats.org/officeDocument/2006/relationships" xmlns:m="http://schemas.openxmlformats.org/officeDocument/2006/math" xmlns:v="urn:schemas-microsoft-com:vml" xmlns:wp14="http://schemas.microsoft.com/office/word/2010/wordprocessingDrawing" xmlns:wp="http://schemas.openxmlformats.org/drawingml/2006/wordprocessingDrawing" xmlns:w10="urn:schemas-microsoft-com:office:word" xmlns:w="http://schemas.openxmlformats.org/wordprocessingml/2006/main" xmlns:w14="http://schemas.microsoft.com/office/word/2010/wordml" xmlns:w15="http://schemas.microsoft.com/office/word/2012/wordml" xmlns:wpg="http://schemas.microsoft.com/office/word/2010/wordprocessingGroup" xmlns:wpi="http://schemas.microsoft.com/office/word/2010/wordprocessingInk" xmlns:wne="http://schemas.microsoft.com/office/word/2006/wordml" xmlns:wps="http://schemas.microsoft.com/office/word/2010/wordprocessingShape" mc:Ignorable="w14 w15 wp14">
+<w:footnotes xmlns:wpc="http://schemas.microsoft.com/office/word/2010/wordprocessingCanvas" xmlns:cx="http://schemas.microsoft.com/office/drawing/2014/chartex" xmlns:cx1="http://schemas.microsoft.com/office/drawing/2015/9/8/chartex" xmlns:cx2="http://schemas.microsoft.com/office/drawing/2015/10/21/chartex" xmlns:cx3="http://schemas.microsoft.com/office/drawing/2016/5/9/chartex" xmlns:cx4="http://schemas.microsoft.com/office/drawing/2016/5/10/chartex" xmlns:cx5="http://schemas.microsoft.com/office/drawing/2016/5/11/chartex" xmlns:cx6="http://schemas.microsoft.com/office/drawing/2016/5/12/chartex" xmlns:cx7="http://schemas.microsoft.com/office/drawing/2016/5/13/chartex" xmlns:cx8="http://schemas.microsoft.com/office/drawing/2016/5/14/chartex" xmlns:mc="http://schemas.openxmlformats.org/markup-compatibility/2006" xmlns:aink="http://schemas.microsoft.com/office/drawing/2016/ink" xmlns:am3d="http://schemas.microsoft.com/office/drawing/2017/model3d" xmlns:o="urn:schemas-microsoft-com:office:office" xmlns:oel="http://schemas.microsoft.com/office/2019/extlst" xmlns:r="http://schemas.openxmlformats.org/officeDocument/2006/relationships" xmlns:m="http://schemas.openxmlformats.org/officeDocument/2006/math" xmlns:v="urn:schemas-microsoft-com:vml" xmlns:wp14="http://schemas.microsoft.com/office/word/2010/wordprocessingDrawing" xmlns:wp="http://schemas.openxmlformats.org/drawingml/2006/wordprocessingDrawing" xmlns:w10="urn:schemas-microsoft-com:office:word" xmlns:w="http://schemas.openxmlformats.org/wordprocessingml/2006/main" xmlns:w14="http://schemas.microsoft.com/office/word/2010/wordml" xmlns:w15="http://schemas.microsoft.com/office/word/2012/wordml" xmlns:w16cex="http://schemas.microsoft.com/office/word/2018/wordml/cex" xmlns:w16cid="http://schemas.microsoft.com/office/word/2016/wordml/cid" xmlns:w16="http://schemas.microsoft.com/office/word/2018/wordml" xmlns:w16du="http://schemas.microsoft.com/office/word/2023/wordml/word16du" xmlns:w16sdtdh="http://schemas.microsoft.com/office/word/2020/wordml/sdtdatahash" xmlns:w16sdtfl="http://schemas.microsoft.com/office/word/2024/wordml/sdtformatlock" xmlns:w16se="http://schemas.microsoft.com/office/word/2015/wordml/symex" xmlns:wpg="http://schemas.microsoft.com/office/word/2010/wordprocessingGroup" xmlns:wpi="http://schemas.microsoft.com/office/word/2010/wordprocessingInk" xmlns:wne="http://schemas.microsoft.com/office/word/2006/wordml" xmlns:wps="http://schemas.microsoft.com/office/word/2010/wordprocessingShape" mc:Ignorable="w14 w15 w16se w16cid w16 w16cex w16sdtdh w16sdtfl w16du wp14">
   <w:footnote w:type="separator" w:id="-1">
     <w:p>
-      <w:pPr>
-        <w:spacing w:after="0" w:line="240" w:lineRule="auto"/>
-      </w:pPr>
-      <w:r>
-        <w:rPr>
-          <w:rStyle w:val="FootnoteReference"/>
-        </w:rPr>
-        <w:footnoteRef/>
-      </w:r>
       <w:r>
         <w:separator/>
       </w:r>
@@ -1577,15 +1771,6 @@
   </w:footnote>
   <w:footnote w:type="continuationSeparator" w:id="0">
     <w:p>
-      <w:pPr>
-        <w:spacing w:after="0" w:line="240" w:lineRule="auto"/>
-      </w:pPr>
-      <w:r>
-        <w:rPr>
-          <w:rStyle w:val="FootnoteReference"/>
-        </w:rPr>
-        <w:footnoteRef/>
-      </w:r>
       <w:r>
         <w:continuationSeparator/>
       </w:r>
@@ -1595,10 +1780,12 @@
 </file>
 
 <file path=word/numbering.xml><?xml version="1.0" encoding="utf-8"?>
-<w:numbering xmlns:wpc="http://schemas.microsoft.com/office/word/2010/wordprocessingCanvas" xmlns:mc="http://schemas.openxmlformats.org/markup-compatibility/2006" xmlns:o="urn:schemas-microsoft-com:office:office" xmlns:r="http://schemas.openxmlformats.org/officeDocument/2006/relationships" xmlns:m="http://schemas.openxmlformats.org/officeDocument/2006/math" xmlns:v="urn:schemas-microsoft-com:vml" xmlns:wp14="http://schemas.microsoft.com/office/word/2010/wordprocessingDrawing" xmlns:wp="http://schemas.openxmlformats.org/drawingml/2006/wordprocessingDrawing" xmlns:w10="urn:schemas-microsoft-com:office:word" xmlns:w="http://schemas.openxmlformats.org/wordprocessingml/2006/main" xmlns:w14="http://schemas.microsoft.com/office/word/2010/wordml" xmlns:w15="http://schemas.microsoft.com/office/word/2012/wordml" xmlns:wpg="http://schemas.microsoft.com/office/word/2010/wordprocessingGroup" xmlns:wpi="http://schemas.microsoft.com/office/word/2010/wordprocessingInk" xmlns:wne="http://schemas.microsoft.com/office/word/2006/wordml" xmlns:wps="http://schemas.microsoft.com/office/word/2010/wordprocessingShape" mc:Ignorable="w14 w15 wp14">
-  <w:abstractNum w:abstractNumId="1" w15:restartNumberingAfterBreak="0">
+<w:numbering xmlns:wpc="http://schemas.microsoft.com/office/word/2010/wordprocessingCanvas" xmlns:cx="http://schemas.microsoft.com/office/drawing/2014/chartex" xmlns:cx1="http://schemas.microsoft.com/office/drawing/2015/9/8/chartex" xmlns:cx2="http://schemas.microsoft.com/office/drawing/2015/10/21/chartex" xmlns:cx3="http://schemas.microsoft.com/office/drawing/2016/5/9/chartex" xmlns:cx4="http://schemas.microsoft.com/office/drawing/2016/5/10/chartex" xmlns:cx5="http://schemas.microsoft.com/office/drawing/2016/5/11/chartex" xmlns:cx6="http://schemas.microsoft.com/office/drawing/2016/5/12/chartex" xmlns:cx7="http://schemas.microsoft.com/office/drawing/2016/5/13/chartex" xmlns:cx8="http://schemas.microsoft.com/office/drawing/2016/5/14/chartex" xmlns:mc="http://schemas.openxmlformats.org/markup-compatibility/2006" xmlns:aink="http://schemas.microsoft.com/office/drawing/2016/ink" xmlns:am3d="http://schemas.microsoft.com/office/drawing/2017/model3d" xmlns:o="urn:schemas-microsoft-com:office:office" xmlns:oel="http://schemas.microsoft.com/office/2019/extlst" xmlns:r="http://schemas.openxmlformats.org/officeDocument/2006/relationships" xmlns:m="http://schemas.openxmlformats.org/officeDocument/2006/math" xmlns:v="urn:schemas-microsoft-com:vml" xmlns:wp14="http://schemas.microsoft.com/office/word/2010/wordprocessingDrawing" xmlns:wp="http://schemas.openxmlformats.org/drawingml/2006/wordprocessingDrawing" xmlns:w10="urn:schemas-microsoft-com:office:word" xmlns:w="http://schemas.openxmlformats.org/wordprocessingml/2006/main" xmlns:w14="http://schemas.microsoft.com/office/word/2010/wordml" xmlns:w15="http://schemas.microsoft.com/office/word/2012/wordml" xmlns:w16cex="http://schemas.microsoft.com/office/word/2018/wordml/cex" xmlns:w16cid="http://schemas.microsoft.com/office/word/2016/wordml/cid" xmlns:w16="http://schemas.microsoft.com/office/word/2018/wordml" xmlns:w16du="http://schemas.microsoft.com/office/word/2023/wordml/word16du" xmlns:w16sdtdh="http://schemas.microsoft.com/office/word/2020/wordml/sdtdatahash" xmlns:w16sdtfl="http://schemas.microsoft.com/office/word/2024/wordml/sdtformatlock" xmlns:w16se="http://schemas.microsoft.com/office/word/2015/wordml/symex" xmlns:wpg="http://schemas.microsoft.com/office/word/2010/wordprocessingGroup" xmlns:wpi="http://schemas.microsoft.com/office/word/2010/wordprocessingInk" xmlns:wne="http://schemas.microsoft.com/office/word/2006/wordml" xmlns:wps="http://schemas.microsoft.com/office/word/2010/wordprocessingShape" mc:Ignorable="w14 w15 w16se w16cid w16 w16cex w16sdtdh w16sdtfl w16du wp14">
+  <w:abstractNum w:abstractNumId="0" w15:restartNumberingAfterBreak="0">
+    <w:nsid w:val="040C777B"/>
     <w:multiLevelType w:val="hybridMultilevel"/>
-    <w:lvl w:ilvl="0" w15:tentative="1">
+    <w:tmpl w:val="D5328132"/>
+    <w:lvl w:ilvl="0" w:tplc="F038587A">
       <w:start w:val="1"/>
       <w:numFmt w:val="bullet"/>
       <w:lvlText w:val="●"/>
@@ -1607,7 +1794,7 @@
         <w:ind w:left="720" w:hanging="360"/>
       </w:pPr>
     </w:lvl>
-    <w:lvl w:ilvl="1" w15:tentative="1">
+    <w:lvl w:ilvl="1" w:tplc="D9D0AC38">
       <w:start w:val="1"/>
       <w:numFmt w:val="bullet"/>
       <w:lvlText w:val="○"/>
@@ -1616,7 +1803,7 @@
         <w:ind w:left="1440" w:hanging="360"/>
       </w:pPr>
     </w:lvl>
-    <w:lvl w:ilvl="2" w15:tentative="1">
+    <w:lvl w:ilvl="2" w:tplc="6B4A5478">
       <w:start w:val="1"/>
       <w:numFmt w:val="bullet"/>
       <w:lvlText w:val="■"/>
@@ -1625,7 +1812,7 @@
         <w:ind w:left="2160" w:hanging="360"/>
       </w:pPr>
     </w:lvl>
-    <w:lvl w:ilvl="3" w15:tentative="1">
+    <w:lvl w:ilvl="3" w:tplc="D3D65E3C">
       <w:start w:val="1"/>
       <w:numFmt w:val="bullet"/>
       <w:lvlText w:val="●"/>
@@ -1634,7 +1821,7 @@
         <w:ind w:left="2880" w:hanging="360"/>
       </w:pPr>
     </w:lvl>
-    <w:lvl w:ilvl="4" w15:tentative="1">
+    <w:lvl w:ilvl="4" w:tplc="A41668C4">
       <w:start w:val="1"/>
       <w:numFmt w:val="bullet"/>
       <w:lvlText w:val="○"/>
@@ -1643,7 +1830,7 @@
         <w:ind w:left="3600" w:hanging="360"/>
       </w:pPr>
     </w:lvl>
-    <w:lvl w:ilvl="5" w15:tentative="1">
+    <w:lvl w:ilvl="5" w:tplc="B97A0E18">
       <w:start w:val="1"/>
       <w:numFmt w:val="bullet"/>
       <w:lvlText w:val="■"/>
@@ -1652,7 +1839,7 @@
         <w:ind w:left="4320" w:hanging="360"/>
       </w:pPr>
     </w:lvl>
-    <w:lvl w:ilvl="6" w15:tentative="1">
+    <w:lvl w:ilvl="6" w:tplc="0D829DCA">
       <w:start w:val="1"/>
       <w:numFmt w:val="bullet"/>
       <w:lvlText w:val="●"/>
@@ -1661,7 +1848,7 @@
         <w:ind w:left="5040" w:hanging="360"/>
       </w:pPr>
     </w:lvl>
-    <w:lvl w:ilvl="7" w15:tentative="1">
+    <w:lvl w:ilvl="7" w:tplc="F55EC57A">
       <w:start w:val="1"/>
       <w:numFmt w:val="bullet"/>
       <w:lvlText w:val="●"/>
@@ -1670,7 +1857,7 @@
         <w:ind w:left="5760" w:hanging="360"/>
       </w:pPr>
     </w:lvl>
-    <w:lvl w:ilvl="8" w15:tentative="1">
+    <w:lvl w:ilvl="8" w:tplc="95D2FF24">
       <w:start w:val="1"/>
       <w:numFmt w:val="bullet"/>
       <w:lvlText w:val="●"/>
@@ -1680,9 +1867,65 @@
       </w:pPr>
     </w:lvl>
   </w:abstractNum>
+  <w:abstractNum w:abstractNumId="1" w15:restartNumberingAfterBreak="0">
+    <w:nsid w:val="17A8318C"/>
+    <w:multiLevelType w:val="hybridMultilevel"/>
+    <w:tmpl w:val="E5AA6044"/>
+    <w:lvl w:ilvl="0" w:tplc="873A65C8">
+      <w:start w:val="1"/>
+      <w:numFmt w:val="decimal"/>
+      <w:lvlText w:val="%1."/>
+      <w:lvlJc w:val="left"/>
+      <w:pPr>
+        <w:ind w:left="560" w:hanging="280"/>
+      </w:pPr>
+    </w:lvl>
+    <w:lvl w:ilvl="1" w:tplc="02A6DDC4">
+      <w:numFmt w:val="decimal"/>
+      <w:lvlText w:val=""/>
+      <w:lvlJc w:val="left"/>
+    </w:lvl>
+    <w:lvl w:ilvl="2" w:tplc="65E09DC4">
+      <w:numFmt w:val="decimal"/>
+      <w:lvlText w:val=""/>
+      <w:lvlJc w:val="left"/>
+    </w:lvl>
+    <w:lvl w:ilvl="3" w:tplc="F46C6938">
+      <w:numFmt w:val="decimal"/>
+      <w:lvlText w:val=""/>
+      <w:lvlJc w:val="left"/>
+    </w:lvl>
+    <w:lvl w:ilvl="4" w:tplc="1A50EC64">
+      <w:numFmt w:val="decimal"/>
+      <w:lvlText w:val=""/>
+      <w:lvlJc w:val="left"/>
+    </w:lvl>
+    <w:lvl w:ilvl="5" w:tplc="3800C288">
+      <w:numFmt w:val="decimal"/>
+      <w:lvlText w:val=""/>
+      <w:lvlJc w:val="left"/>
+    </w:lvl>
+    <w:lvl w:ilvl="6" w:tplc="837CB9EE">
+      <w:numFmt w:val="decimal"/>
+      <w:lvlText w:val=""/>
+      <w:lvlJc w:val="left"/>
+    </w:lvl>
+    <w:lvl w:ilvl="7" w:tplc="5FC8E460">
+      <w:numFmt w:val="decimal"/>
+      <w:lvlText w:val=""/>
+      <w:lvlJc w:val="left"/>
+    </w:lvl>
+    <w:lvl w:ilvl="8" w:tplc="C4B4E346">
+      <w:numFmt w:val="decimal"/>
+      <w:lvlText w:val=""/>
+      <w:lvlJc w:val="left"/>
+    </w:lvl>
+  </w:abstractNum>
   <w:abstractNum w:abstractNumId="2" w15:restartNumberingAfterBreak="0">
+    <w:nsid w:val="720F6D2B"/>
     <w:multiLevelType w:val="hybridMultilevel"/>
-    <w:lvl w:ilvl="0" w15:tentative="1">
+    <w:tmpl w:val="93D606B2"/>
+    <w:lvl w:ilvl="0" w:tplc="1A745CE8">
       <w:start w:val="1"/>
       <w:numFmt w:val="bullet"/>
       <w:lvlText w:val="•"/>
@@ -1691,33 +1934,61 @@
         <w:ind w:left="560" w:hanging="280"/>
       </w:pPr>
     </w:lvl>
-  </w:abstractNum>
-  <w:abstractNum w:abstractNumId="3" w15:restartNumberingAfterBreak="0">
-    <w:multiLevelType w:val="hybridMultilevel"/>
-    <w:lvl w:ilvl="0" w15:tentative="1">
-      <w:start w:val="1"/>
+    <w:lvl w:ilvl="1" w:tplc="97CAA2CE">
       <w:numFmt w:val="decimal"/>
-      <w:lvlText w:val="%1."/>
+      <w:lvlText w:val=""/>
       <w:lvlJc w:val="left"/>
-      <w:pPr>
-        <w:ind w:left="560" w:hanging="280"/>
-      </w:pPr>
+    </w:lvl>
+    <w:lvl w:ilvl="2" w:tplc="67E2B098">
+      <w:numFmt w:val="decimal"/>
+      <w:lvlText w:val=""/>
+      <w:lvlJc w:val="left"/>
+    </w:lvl>
+    <w:lvl w:ilvl="3" w:tplc="3984F894">
+      <w:numFmt w:val="decimal"/>
+      <w:lvlText w:val=""/>
+      <w:lvlJc w:val="left"/>
+    </w:lvl>
+    <w:lvl w:ilvl="4" w:tplc="054ED542">
+      <w:numFmt w:val="decimal"/>
+      <w:lvlText w:val=""/>
+      <w:lvlJc w:val="left"/>
+    </w:lvl>
+    <w:lvl w:ilvl="5" w:tplc="E3409C36">
+      <w:numFmt w:val="decimal"/>
+      <w:lvlText w:val=""/>
+      <w:lvlJc w:val="left"/>
+    </w:lvl>
+    <w:lvl w:ilvl="6" w:tplc="410A932E">
+      <w:numFmt w:val="decimal"/>
+      <w:lvlText w:val=""/>
+      <w:lvlJc w:val="left"/>
+    </w:lvl>
+    <w:lvl w:ilvl="7" w:tplc="D28009B0">
+      <w:numFmt w:val="decimal"/>
+      <w:lvlText w:val=""/>
+      <w:lvlJc w:val="left"/>
+    </w:lvl>
+    <w:lvl w:ilvl="8" w:tplc="135C2714">
+      <w:numFmt w:val="decimal"/>
+      <w:lvlText w:val=""/>
+      <w:lvlJc w:val="left"/>
     </w:lvl>
   </w:abstractNum>
-  <w:num w:numId="1">
-    <w:abstractNumId w:val="1"/>
+  <w:num w:numId="1" w16cid:durableId="160513840">
+    <w:abstractNumId w:val="0"/>
     <w:lvlOverride w:ilvl="0">
       <w:startOverride w:val="1"/>
     </w:lvlOverride>
   </w:num>
-  <w:num w:numId="2">
+  <w:num w:numId="2" w16cid:durableId="1038510801">
     <w:abstractNumId w:val="2"/>
     <w:lvlOverride w:ilvl="0">
       <w:startOverride w:val="1"/>
     </w:lvlOverride>
   </w:num>
-  <w:num w:numId="3">
-    <w:abstractNumId w:val="3"/>
+  <w:num w:numId="3" w16cid:durableId="525489341">
+    <w:abstractNumId w:val="1"/>
     <w:lvlOverride w:ilvl="0">
       <w:startOverride w:val="1"/>
     </w:lvlOverride>
@@ -1726,44 +1997,426 @@
 </file>
 
 <file path=word/styles.xml><?xml version="1.0" encoding="utf-8"?>
-<w:styles xmlns:mc="http://schemas.openxmlformats.org/markup-compatibility/2006" xmlns:r="http://schemas.openxmlformats.org/officeDocument/2006/relationships" xmlns:w="http://schemas.openxmlformats.org/wordprocessingml/2006/main" xmlns:w14="http://schemas.microsoft.com/office/word/2010/wordml" xmlns:w15="http://schemas.microsoft.com/office/word/2012/wordml" mc:Ignorable="w14 w15">
+<w:styles xmlns:mc="http://schemas.openxmlformats.org/markup-compatibility/2006" xmlns:r="http://schemas.openxmlformats.org/officeDocument/2006/relationships" xmlns:w="http://schemas.openxmlformats.org/wordprocessingml/2006/main" xmlns:w14="http://schemas.microsoft.com/office/word/2010/wordml" xmlns:w15="http://schemas.microsoft.com/office/word/2012/wordml" xmlns:w16cex="http://schemas.microsoft.com/office/word/2018/wordml/cex" xmlns:w16cid="http://schemas.microsoft.com/office/word/2016/wordml/cid" xmlns:w16="http://schemas.microsoft.com/office/word/2018/wordml" xmlns:w16du="http://schemas.microsoft.com/office/word/2023/wordml/word16du" xmlns:w16sdtdh="http://schemas.microsoft.com/office/word/2020/wordml/sdtdatahash" xmlns:w16sdtfl="http://schemas.microsoft.com/office/word/2024/wordml/sdtformatlock" xmlns:w16se="http://schemas.microsoft.com/office/word/2015/wordml/symex" mc:Ignorable="w14 w15 w16se w16cid w16 w16cex w16sdtdh w16sdtfl w16du">
   <w:docDefaults>
     <w:rPrDefault>
       <w:rPr>
-        <w:rFonts w:ascii="Arial" w:cs="Arial" w:eastAsia="Arial" w:hAnsi="Arial"/>
+        <w:rFonts w:ascii="Arial" w:eastAsia="Arial" w:hAnsi="Arial" w:cs="Arial"/>
         <w:color w:val="16201C"/>
         <w:sz w:val="21"/>
         <w:szCs w:val="21"/>
+        <w:lang w:val="en-US" w:eastAsia="en-US" w:bidi="ar-SA"/>
       </w:rPr>
     </w:rPrDefault>
     <w:pPrDefault/>
   </w:docDefaults>
-  <w:style w:type="paragraph" w:styleId="Title">
-    <w:name w:val="Title"/>
-    <w:basedOn w:val="Normal"/>
-    <w:next w:val="Normal"/>
+  <w:latentStyles w:defLockedState="0" w:defUIPriority="99" w:defSemiHidden="0" w:defUnhideWhenUsed="0" w:defQFormat="0" w:count="376">
+    <w:lsdException w:name="Normal" w:uiPriority="0" w:qFormat="1"/>
+    <w:lsdException w:name="heading 1" w:uiPriority="9" w:qFormat="1"/>
+    <w:lsdException w:name="heading 2" w:semiHidden="1" w:uiPriority="9" w:unhideWhenUsed="1" w:qFormat="1"/>
+    <w:lsdException w:name="heading 3" w:semiHidden="1" w:uiPriority="9" w:unhideWhenUsed="1" w:qFormat="1"/>
+    <w:lsdException w:name="heading 4" w:semiHidden="1" w:uiPriority="9" w:unhideWhenUsed="1" w:qFormat="1"/>
+    <w:lsdException w:name="heading 5" w:semiHidden="1" w:uiPriority="9" w:unhideWhenUsed="1" w:qFormat="1"/>
+    <w:lsdException w:name="heading 6" w:semiHidden="1" w:uiPriority="9" w:unhideWhenUsed="1" w:qFormat="1"/>
+    <w:lsdException w:name="heading 7" w:semiHidden="1" w:uiPriority="9" w:unhideWhenUsed="1" w:qFormat="1"/>
+    <w:lsdException w:name="heading 8" w:semiHidden="1" w:uiPriority="9" w:unhideWhenUsed="1" w:qFormat="1"/>
+    <w:lsdException w:name="heading 9" w:semiHidden="1" w:uiPriority="9" w:unhideWhenUsed="1" w:qFormat="1"/>
+    <w:lsdException w:name="index 1" w:semiHidden="1" w:unhideWhenUsed="1"/>
+    <w:lsdException w:name="index 2" w:semiHidden="1" w:unhideWhenUsed="1"/>
+    <w:lsdException w:name="index 3" w:semiHidden="1" w:unhideWhenUsed="1"/>
+    <w:lsdException w:name="index 4" w:semiHidden="1" w:unhideWhenUsed="1"/>
+    <w:lsdException w:name="index 5" w:semiHidden="1" w:unhideWhenUsed="1"/>
+    <w:lsdException w:name="index 6" w:semiHidden="1" w:unhideWhenUsed="1"/>
+    <w:lsdException w:name="index 7" w:semiHidden="1" w:unhideWhenUsed="1"/>
+    <w:lsdException w:name="index 8" w:semiHidden="1" w:unhideWhenUsed="1"/>
+    <w:lsdException w:name="index 9" w:semiHidden="1" w:unhideWhenUsed="1"/>
+    <w:lsdException w:name="toc 1" w:semiHidden="1" w:uiPriority="39" w:unhideWhenUsed="1"/>
+    <w:lsdException w:name="toc 2" w:semiHidden="1" w:uiPriority="39" w:unhideWhenUsed="1"/>
+    <w:lsdException w:name="toc 3" w:semiHidden="1" w:uiPriority="39" w:unhideWhenUsed="1"/>
+    <w:lsdException w:name="toc 4" w:semiHidden="1" w:uiPriority="39" w:unhideWhenUsed="1"/>
+    <w:lsdException w:name="toc 5" w:semiHidden="1" w:uiPriority="39" w:unhideWhenUsed="1"/>
+    <w:lsdException w:name="toc 6" w:semiHidden="1" w:uiPriority="39" w:unhideWhenUsed="1"/>
+    <w:lsdException w:name="toc 7" w:semiHidden="1" w:uiPriority="39" w:unhideWhenUsed="1"/>
+    <w:lsdException w:name="toc 8" w:semiHidden="1" w:uiPriority="39" w:unhideWhenUsed="1"/>
+    <w:lsdException w:name="toc 9" w:semiHidden="1" w:uiPriority="39" w:unhideWhenUsed="1"/>
+    <w:lsdException w:name="Normal Indent" w:semiHidden="1" w:unhideWhenUsed="1"/>
+    <w:lsdException w:name="footnote text" w:semiHidden="1" w:unhideWhenUsed="1"/>
+    <w:lsdException w:name="annotation text" w:semiHidden="1" w:unhideWhenUsed="1"/>
+    <w:lsdException w:name="header" w:semiHidden="1" w:unhideWhenUsed="1"/>
+    <w:lsdException w:name="footer" w:semiHidden="1" w:unhideWhenUsed="1"/>
+    <w:lsdException w:name="index heading" w:semiHidden="1" w:unhideWhenUsed="1"/>
+    <w:lsdException w:name="caption" w:semiHidden="1" w:uiPriority="35" w:unhideWhenUsed="1" w:qFormat="1"/>
+    <w:lsdException w:name="table of figures" w:semiHidden="1" w:unhideWhenUsed="1"/>
+    <w:lsdException w:name="envelope address" w:semiHidden="1" w:unhideWhenUsed="1"/>
+    <w:lsdException w:name="envelope return" w:semiHidden="1" w:unhideWhenUsed="1"/>
+    <w:lsdException w:name="footnote reference" w:semiHidden="1" w:unhideWhenUsed="1"/>
+    <w:lsdException w:name="annotation reference" w:semiHidden="1" w:unhideWhenUsed="1"/>
+    <w:lsdException w:name="line number" w:semiHidden="1" w:unhideWhenUsed="1"/>
+    <w:lsdException w:name="page number" w:semiHidden="1" w:unhideWhenUsed="1"/>
+    <w:lsdException w:name="endnote reference" w:semiHidden="1" w:unhideWhenUsed="1"/>
+    <w:lsdException w:name="endnote text" w:semiHidden="1" w:unhideWhenUsed="1"/>
+    <w:lsdException w:name="table of authorities" w:semiHidden="1" w:unhideWhenUsed="1"/>
+    <w:lsdException w:name="macro" w:semiHidden="1" w:unhideWhenUsed="1"/>
+    <w:lsdException w:name="toa heading" w:semiHidden="1" w:unhideWhenUsed="1"/>
+    <w:lsdException w:name="List" w:semiHidden="1" w:unhideWhenUsed="1"/>
+    <w:lsdException w:name="List Bullet" w:semiHidden="1" w:unhideWhenUsed="1"/>
+    <w:lsdException w:name="List Number" w:semiHidden="1" w:unhideWhenUsed="1"/>
+    <w:lsdException w:name="List 2" w:semiHidden="1" w:unhideWhenUsed="1"/>
+    <w:lsdException w:name="List 3" w:semiHidden="1" w:unhideWhenUsed="1"/>
+    <w:lsdException w:name="List 4" w:semiHidden="1" w:unhideWhenUsed="1"/>
+    <w:lsdException w:name="List 5" w:semiHidden="1" w:unhideWhenUsed="1"/>
+    <w:lsdException w:name="List Bullet 2" w:semiHidden="1" w:unhideWhenUsed="1"/>
+    <w:lsdException w:name="List Bullet 3" w:semiHidden="1" w:unhideWhenUsed="1"/>
+    <w:lsdException w:name="List Bullet 4" w:semiHidden="1" w:unhideWhenUsed="1"/>
+    <w:lsdException w:name="List Bullet 5" w:semiHidden="1" w:unhideWhenUsed="1"/>
+    <w:lsdException w:name="List Number 2" w:semiHidden="1" w:unhideWhenUsed="1"/>
+    <w:lsdException w:name="List Number 3" w:semiHidden="1" w:unhideWhenUsed="1"/>
+    <w:lsdException w:name="List Number 4" w:semiHidden="1" w:unhideWhenUsed="1"/>
+    <w:lsdException w:name="List Number 5" w:semiHidden="1" w:unhideWhenUsed="1"/>
+    <w:lsdException w:name="Title" w:uiPriority="10" w:qFormat="1"/>
+    <w:lsdException w:name="Closing" w:semiHidden="1" w:unhideWhenUsed="1"/>
+    <w:lsdException w:name="Signature" w:semiHidden="1" w:unhideWhenUsed="1"/>
+    <w:lsdException w:name="Default Paragraph Font" w:semiHidden="1" w:uiPriority="1" w:unhideWhenUsed="1"/>
+    <w:lsdException w:name="Body Text" w:semiHidden="1" w:unhideWhenUsed="1"/>
+    <w:lsdException w:name="Body Text Indent" w:semiHidden="1" w:unhideWhenUsed="1"/>
+    <w:lsdException w:name="List Continue" w:semiHidden="1" w:unhideWhenUsed="1"/>
+    <w:lsdException w:name="List Continue 2" w:semiHidden="1" w:unhideWhenUsed="1"/>
+    <w:lsdException w:name="List Continue 3" w:semiHidden="1" w:unhideWhenUsed="1"/>
+    <w:lsdException w:name="List Continue 4" w:semiHidden="1" w:unhideWhenUsed="1"/>
+    <w:lsdException w:name="List Continue 5" w:semiHidden="1" w:unhideWhenUsed="1"/>
+    <w:lsdException w:name="Message Header" w:semiHidden="1" w:unhideWhenUsed="1"/>
+    <w:lsdException w:name="Subtitle" w:uiPriority="11" w:qFormat="1"/>
+    <w:lsdException w:name="Salutation" w:semiHidden="1" w:unhideWhenUsed="1"/>
+    <w:lsdException w:name="Date" w:semiHidden="1" w:unhideWhenUsed="1"/>
+    <w:lsdException w:name="Body Text First Indent" w:semiHidden="1" w:unhideWhenUsed="1"/>
+    <w:lsdException w:name="Body Text First Indent 2" w:semiHidden="1" w:unhideWhenUsed="1"/>
+    <w:lsdException w:name="Note Heading" w:semiHidden="1" w:unhideWhenUsed="1"/>
+    <w:lsdException w:name="Body Text 2" w:semiHidden="1" w:unhideWhenUsed="1"/>
+    <w:lsdException w:name="Body Text 3" w:semiHidden="1" w:unhideWhenUsed="1"/>
+    <w:lsdException w:name="Body Text Indent 2" w:semiHidden="1" w:unhideWhenUsed="1"/>
+    <w:lsdException w:name="Body Text Indent 3" w:semiHidden="1" w:unhideWhenUsed="1"/>
+    <w:lsdException w:name="Block Text" w:semiHidden="1" w:unhideWhenUsed="1"/>
+    <w:lsdException w:name="Hyperlink" w:semiHidden="1" w:unhideWhenUsed="1"/>
+    <w:lsdException w:name="FollowedHyperlink" w:semiHidden="1" w:unhideWhenUsed="1"/>
+    <w:lsdException w:name="Strong" w:uiPriority="22" w:qFormat="1"/>
+    <w:lsdException w:name="Emphasis" w:uiPriority="20" w:qFormat="1"/>
+    <w:lsdException w:name="Document Map" w:semiHidden="1" w:unhideWhenUsed="1"/>
+    <w:lsdException w:name="Plain Text" w:semiHidden="1" w:unhideWhenUsed="1"/>
+    <w:lsdException w:name="E-mail Signature" w:semiHidden="1" w:unhideWhenUsed="1"/>
+    <w:lsdException w:name="HTML Top of Form" w:semiHidden="1" w:unhideWhenUsed="1"/>
+    <w:lsdException w:name="HTML Bottom of Form" w:semiHidden="1" w:unhideWhenUsed="1"/>
+    <w:lsdException w:name="Normal (Web)" w:semiHidden="1" w:unhideWhenUsed="1"/>
+    <w:lsdException w:name="HTML Acronym" w:semiHidden="1" w:unhideWhenUsed="1"/>
+    <w:lsdException w:name="HTML Address" w:semiHidden="1" w:unhideWhenUsed="1"/>
+    <w:lsdException w:name="HTML Cite" w:semiHidden="1" w:unhideWhenUsed="1"/>
+    <w:lsdException w:name="HTML Code" w:semiHidden="1" w:unhideWhenUsed="1"/>
+    <w:lsdException w:name="HTML Definition" w:semiHidden="1" w:unhideWhenUsed="1"/>
+    <w:lsdException w:name="HTML Keyboard" w:semiHidden="1" w:unhideWhenUsed="1"/>
+    <w:lsdException w:name="HTML Preformatted" w:semiHidden="1" w:unhideWhenUsed="1"/>
+    <w:lsdException w:name="HTML Sample" w:semiHidden="1" w:unhideWhenUsed="1"/>
+    <w:lsdException w:name="HTML Typewriter" w:semiHidden="1" w:unhideWhenUsed="1"/>
+    <w:lsdException w:name="HTML Variable" w:semiHidden="1" w:unhideWhenUsed="1"/>
+    <w:lsdException w:name="Normal Table" w:semiHidden="1" w:unhideWhenUsed="1"/>
+    <w:lsdException w:name="annotation subject" w:semiHidden="1" w:unhideWhenUsed="1"/>
+    <w:lsdException w:name="No List" w:semiHidden="1" w:unhideWhenUsed="1"/>
+    <w:lsdException w:name="Outline List 1" w:semiHidden="1" w:unhideWhenUsed="1"/>
+    <w:lsdException w:name="Outline List 2" w:semiHidden="1" w:unhideWhenUsed="1"/>
+    <w:lsdException w:name="Outline List 3" w:semiHidden="1" w:unhideWhenUsed="1"/>
+    <w:lsdException w:name="Table Simple 1" w:semiHidden="1" w:unhideWhenUsed="1"/>
+    <w:lsdException w:name="Table Simple 2" w:semiHidden="1" w:unhideWhenUsed="1"/>
+    <w:lsdException w:name="Table Simple 3" w:semiHidden="1" w:unhideWhenUsed="1"/>
+    <w:lsdException w:name="Table Classic 1" w:semiHidden="1" w:unhideWhenUsed="1"/>
+    <w:lsdException w:name="Table Classic 2" w:semiHidden="1" w:unhideWhenUsed="1"/>
+    <w:lsdException w:name="Table Classic 3" w:semiHidden="1" w:unhideWhenUsed="1"/>
+    <w:lsdException w:name="Table Classic 4" w:semiHidden="1" w:unhideWhenUsed="1"/>
+    <w:lsdException w:name="Table Colorful 1" w:semiHidden="1" w:unhideWhenUsed="1"/>
+    <w:lsdException w:name="Table Colorful 2" w:semiHidden="1" w:unhideWhenUsed="1"/>
+    <w:lsdException w:name="Table Colorful 3" w:semiHidden="1" w:unhideWhenUsed="1"/>
+    <w:lsdException w:name="Table Columns 1" w:semiHidden="1" w:unhideWhenUsed="1"/>
+    <w:lsdException w:name="Table Columns 2" w:semiHidden="1" w:unhideWhenUsed="1"/>
+    <w:lsdException w:name="Table Columns 3" w:semiHidden="1" w:unhideWhenUsed="1"/>
+    <w:lsdException w:name="Table Columns 4" w:semiHidden="1" w:unhideWhenUsed="1"/>
+    <w:lsdException w:name="Table Columns 5" w:semiHidden="1" w:unhideWhenUsed="1"/>
+    <w:lsdException w:name="Table Grid 1" w:semiHidden="1" w:unhideWhenUsed="1"/>
+    <w:lsdException w:name="Table Grid 2" w:semiHidden="1" w:unhideWhenUsed="1"/>
+    <w:lsdException w:name="Table Grid 3" w:semiHidden="1" w:unhideWhenUsed="1"/>
+    <w:lsdException w:name="Table Grid 4" w:semiHidden="1" w:unhideWhenUsed="1"/>
+    <w:lsdException w:name="Table Grid 5" w:semiHidden="1" w:unhideWhenUsed="1"/>
+    <w:lsdException w:name="Table Grid 6" w:semiHidden="1" w:unhideWhenUsed="1"/>
+    <w:lsdException w:name="Table Grid 7" w:semiHidden="1" w:unhideWhenUsed="1"/>
+    <w:lsdException w:name="Table Grid 8" w:semiHidden="1" w:unhideWhenUsed="1"/>
+    <w:lsdException w:name="Table List 1" w:semiHidden="1" w:unhideWhenUsed="1"/>
+    <w:lsdException w:name="Table List 2" w:semiHidden="1" w:unhideWhenUsed="1"/>
+    <w:lsdException w:name="Table List 3" w:semiHidden="1" w:unhideWhenUsed="1"/>
+    <w:lsdException w:name="Table List 4" w:semiHidden="1" w:unhideWhenUsed="1"/>
+    <w:lsdException w:name="Table List 5" w:semiHidden="1" w:unhideWhenUsed="1"/>
+    <w:lsdException w:name="Table List 6" w:semiHidden="1" w:unhideWhenUsed="1"/>
+    <w:lsdException w:name="Table List 7" w:semiHidden="1" w:unhideWhenUsed="1"/>
+    <w:lsdException w:name="Table List 8" w:semiHidden="1" w:unhideWhenUsed="1"/>
+    <w:lsdException w:name="Table 3D effects 1" w:semiHidden="1" w:unhideWhenUsed="1"/>
+    <w:lsdException w:name="Table 3D effects 2" w:semiHidden="1" w:unhideWhenUsed="1"/>
+    <w:lsdException w:name="Table 3D effects 3" w:semiHidden="1" w:unhideWhenUsed="1"/>
+    <w:lsdException w:name="Table Contemporary" w:semiHidden="1" w:unhideWhenUsed="1"/>
+    <w:lsdException w:name="Table Elegant" w:semiHidden="1" w:unhideWhenUsed="1"/>
+    <w:lsdException w:name="Table Professional" w:semiHidden="1" w:unhideWhenUsed="1"/>
+    <w:lsdException w:name="Table Subtle 1" w:semiHidden="1" w:unhideWhenUsed="1"/>
+    <w:lsdException w:name="Table Subtle 2" w:semiHidden="1" w:unhideWhenUsed="1"/>
+    <w:lsdException w:name="Table Web 1" w:semiHidden="1" w:unhideWhenUsed="1"/>
+    <w:lsdException w:name="Table Web 2" w:semiHidden="1" w:unhideWhenUsed="1"/>
+    <w:lsdException w:name="Table Web 3" w:semiHidden="1" w:unhideWhenUsed="1"/>
+    <w:lsdException w:name="Balloon Text" w:semiHidden="1" w:unhideWhenUsed="1"/>
+    <w:lsdException w:name="Table Grid" w:uiPriority="39"/>
+    <w:lsdException w:name="Table Theme" w:semiHidden="1" w:unhideWhenUsed="1"/>
+    <w:lsdException w:name="Placeholder Text" w:semiHidden="1"/>
+    <w:lsdException w:name="No Spacing" w:uiPriority="1" w:qFormat="1"/>
+    <w:lsdException w:name="Light Shading" w:uiPriority="60"/>
+    <w:lsdException w:name="Light List" w:uiPriority="61"/>
+    <w:lsdException w:name="Light Grid" w:uiPriority="62"/>
+    <w:lsdException w:name="Medium Shading 1" w:uiPriority="63"/>
+    <w:lsdException w:name="Medium Shading 2" w:uiPriority="64"/>
+    <w:lsdException w:name="Medium List 1" w:uiPriority="65"/>
+    <w:lsdException w:name="Medium List 2" w:uiPriority="66"/>
+    <w:lsdException w:name="Medium Grid 1" w:uiPriority="67"/>
+    <w:lsdException w:name="Medium Grid 2" w:uiPriority="68"/>
+    <w:lsdException w:name="Medium Grid 3" w:uiPriority="69"/>
+    <w:lsdException w:name="Dark List" w:uiPriority="70"/>
+    <w:lsdException w:name="Colorful Shading" w:uiPriority="71"/>
+    <w:lsdException w:name="Colorful List" w:uiPriority="72"/>
+    <w:lsdException w:name="Colorful Grid" w:uiPriority="73"/>
+    <w:lsdException w:name="Light Shading Accent 1" w:uiPriority="60"/>
+    <w:lsdException w:name="Light List Accent 1" w:uiPriority="61"/>
+    <w:lsdException w:name="Light Grid Accent 1" w:uiPriority="62"/>
+    <w:lsdException w:name="Medium Shading 1 Accent 1" w:uiPriority="63"/>
+    <w:lsdException w:name="Medium Shading 2 Accent 1" w:uiPriority="64"/>
+    <w:lsdException w:name="Medium List 1 Accent 1" w:uiPriority="65"/>
+    <w:lsdException w:name="Revision" w:semiHidden="1"/>
+    <w:lsdException w:name="List Paragraph" w:uiPriority="34" w:qFormat="1"/>
+    <w:lsdException w:name="Quote" w:uiPriority="29" w:qFormat="1"/>
+    <w:lsdException w:name="Intense Quote" w:uiPriority="30" w:qFormat="1"/>
+    <w:lsdException w:name="Medium List 2 Accent 1" w:uiPriority="66"/>
+    <w:lsdException w:name="Medium Grid 1 Accent 1" w:uiPriority="67"/>
+    <w:lsdException w:name="Medium Grid 2 Accent 1" w:uiPriority="68"/>
+    <w:lsdException w:name="Medium Grid 3 Accent 1" w:uiPriority="69"/>
+    <w:lsdException w:name="Dark List Accent 1" w:uiPriority="70"/>
+    <w:lsdException w:name="Colorful Shading Accent 1" w:uiPriority="71"/>
+    <w:lsdException w:name="Colorful List Accent 1" w:uiPriority="72"/>
+    <w:lsdException w:name="Colorful Grid Accent 1" w:uiPriority="73"/>
+    <w:lsdException w:name="Light Shading Accent 2" w:uiPriority="60"/>
+    <w:lsdException w:name="Light List Accent 2" w:uiPriority="61"/>
+    <w:lsdException w:name="Light Grid Accent 2" w:uiPriority="62"/>
+    <w:lsdException w:name="Medium Shading 1 Accent 2" w:uiPriority="63"/>
+    <w:lsdException w:name="Medium Shading 2 Accent 2" w:uiPriority="64"/>
+    <w:lsdException w:name="Medium List 1 Accent 2" w:uiPriority="65"/>
+    <w:lsdException w:name="Medium List 2 Accent 2" w:uiPriority="66"/>
+    <w:lsdException w:name="Medium Grid 1 Accent 2" w:uiPriority="67"/>
+    <w:lsdException w:name="Medium Grid 2 Accent 2" w:uiPriority="68"/>
+    <w:lsdException w:name="Medium Grid 3 Accent 2" w:uiPriority="69"/>
+    <w:lsdException w:name="Dark List Accent 2" w:uiPriority="70"/>
+    <w:lsdException w:name="Colorful Shading Accent 2" w:uiPriority="71"/>
+    <w:lsdException w:name="Colorful List Accent 2" w:uiPriority="72"/>
+    <w:lsdException w:name="Colorful Grid Accent 2" w:uiPriority="73"/>
+    <w:lsdException w:name="Light Shading Accent 3" w:uiPriority="60"/>
+    <w:lsdException w:name="Light List Accent 3" w:uiPriority="61"/>
+    <w:lsdException w:name="Light Grid Accent 3" w:uiPriority="62"/>
+    <w:lsdException w:name="Medium Shading 1 Accent 3" w:uiPriority="63"/>
+    <w:lsdException w:name="Medium Shading 2 Accent 3" w:uiPriority="64"/>
+    <w:lsdException w:name="Medium List 1 Accent 3" w:uiPriority="65"/>
+    <w:lsdException w:name="Medium List 2 Accent 3" w:uiPriority="66"/>
+    <w:lsdException w:name="Medium Grid 1 Accent 3" w:uiPriority="67"/>
+    <w:lsdException w:name="Medium Grid 2 Accent 3" w:uiPriority="68"/>
+    <w:lsdException w:name="Medium Grid 3 Accent 3" w:uiPriority="69"/>
+    <w:lsdException w:name="Dark List Accent 3" w:uiPriority="70"/>
+    <w:lsdException w:name="Colorful Shading Accent 3" w:uiPriority="71"/>
+    <w:lsdException w:name="Colorful List Accent 3" w:uiPriority="72"/>
+    <w:lsdException w:name="Colorful Grid Accent 3" w:uiPriority="73"/>
+    <w:lsdException w:name="Light Shading Accent 4" w:uiPriority="60"/>
+    <w:lsdException w:name="Light List Accent 4" w:uiPriority="61"/>
+    <w:lsdException w:name="Light Grid Accent 4" w:uiPriority="62"/>
+    <w:lsdException w:name="Medium Shading 1 Accent 4" w:uiPriority="63"/>
+    <w:lsdException w:name="Medium Shading 2 Accent 4" w:uiPriority="64"/>
+    <w:lsdException w:name="Medium List 1 Accent 4" w:uiPriority="65"/>
+    <w:lsdException w:name="Medium List 2 Accent 4" w:uiPriority="66"/>
+    <w:lsdException w:name="Medium Grid 1 Accent 4" w:uiPriority="67"/>
+    <w:lsdException w:name="Medium Grid 2 Accent 4" w:uiPriority="68"/>
+    <w:lsdException w:name="Medium Grid 3 Accent 4" w:uiPriority="69"/>
+    <w:lsdException w:name="Dark List Accent 4" w:uiPriority="70"/>
+    <w:lsdException w:name="Colorful Shading Accent 4" w:uiPriority="71"/>
+    <w:lsdException w:name="Colorful List Accent 4" w:uiPriority="72"/>
+    <w:lsdException w:name="Colorful Grid Accent 4" w:uiPriority="73"/>
+    <w:lsdException w:name="Light Shading Accent 5" w:uiPriority="60"/>
+    <w:lsdException w:name="Light List Accent 5" w:uiPriority="61"/>
+    <w:lsdException w:name="Light Grid Accent 5" w:uiPriority="62"/>
+    <w:lsdException w:name="Medium Shading 1 Accent 5" w:uiPriority="63"/>
+    <w:lsdException w:name="Medium Shading 2 Accent 5" w:uiPriority="64"/>
+    <w:lsdException w:name="Medium List 1 Accent 5" w:uiPriority="65"/>
+    <w:lsdException w:name="Medium List 2 Accent 5" w:uiPriority="66"/>
+    <w:lsdException w:name="Medium Grid 1 Accent 5" w:uiPriority="67"/>
+    <w:lsdException w:name="Medium Grid 2 Accent 5" w:uiPriority="68"/>
+    <w:lsdException w:name="Medium Grid 3 Accent 5" w:uiPriority="69"/>
+    <w:lsdException w:name="Dark List Accent 5" w:uiPriority="70"/>
+    <w:lsdException w:name="Colorful Shading Accent 5" w:uiPriority="71"/>
+    <w:lsdException w:name="Colorful List Accent 5" w:uiPriority="72"/>
+    <w:lsdException w:name="Colorful Grid Accent 5" w:uiPriority="73"/>
+    <w:lsdException w:name="Light Shading Accent 6" w:uiPriority="60"/>
+    <w:lsdException w:name="Light List Accent 6" w:uiPriority="61"/>
+    <w:lsdException w:name="Light Grid Accent 6" w:uiPriority="62"/>
+    <w:lsdException w:name="Medium Shading 1 Accent 6" w:uiPriority="63"/>
+    <w:lsdException w:name="Medium Shading 2 Accent 6" w:uiPriority="64"/>
+    <w:lsdException w:name="Medium List 1 Accent 6" w:uiPriority="65"/>
+    <w:lsdException w:name="Medium List 2 Accent 6" w:uiPriority="66"/>
+    <w:lsdException w:name="Medium Grid 1 Accent 6" w:uiPriority="67"/>
+    <w:lsdException w:name="Medium Grid 2 Accent 6" w:uiPriority="68"/>
+    <w:lsdException w:name="Medium Grid 3 Accent 6" w:uiPriority="69"/>
+    <w:lsdException w:name="Dark List Accent 6" w:uiPriority="70"/>
+    <w:lsdException w:name="Colorful Shading Accent 6" w:uiPriority="71"/>
+    <w:lsdException w:name="Colorful List Accent 6" w:uiPriority="72"/>
+    <w:lsdException w:name="Colorful Grid Accent 6" w:uiPriority="73"/>
+    <w:lsdException w:name="Subtle Emphasis" w:uiPriority="19" w:qFormat="1"/>
+    <w:lsdException w:name="Intense Emphasis" w:uiPriority="21" w:qFormat="1"/>
+    <w:lsdException w:name="Subtle Reference" w:uiPriority="31" w:qFormat="1"/>
+    <w:lsdException w:name="Intense Reference" w:uiPriority="32" w:qFormat="1"/>
+    <w:lsdException w:name="Book Title" w:uiPriority="33" w:qFormat="1"/>
+    <w:lsdException w:name="Bibliography" w:semiHidden="1" w:uiPriority="37" w:unhideWhenUsed="1"/>
+    <w:lsdException w:name="TOC Heading" w:semiHidden="1" w:uiPriority="39" w:unhideWhenUsed="1" w:qFormat="1"/>
+    <w:lsdException w:name="Plain Table 1" w:uiPriority="41"/>
+    <w:lsdException w:name="Plain Table 2" w:uiPriority="42"/>
+    <w:lsdException w:name="Plain Table 3" w:uiPriority="43"/>
+    <w:lsdException w:name="Plain Table 4" w:uiPriority="44"/>
+    <w:lsdException w:name="Plain Table 5" w:uiPriority="45"/>
+    <w:lsdException w:name="Grid Table Light" w:uiPriority="40"/>
+    <w:lsdException w:name="Grid Table 1 Light" w:uiPriority="46"/>
+    <w:lsdException w:name="Grid Table 2" w:uiPriority="47"/>
+    <w:lsdException w:name="Grid Table 3" w:uiPriority="48"/>
+    <w:lsdException w:name="Grid Table 4" w:uiPriority="49"/>
+    <w:lsdException w:name="Grid Table 5 Dark" w:uiPriority="50"/>
+    <w:lsdException w:name="Grid Table 6 Colorful" w:uiPriority="51"/>
+    <w:lsdException w:name="Grid Table 7 Colorful" w:uiPriority="52"/>
+    <w:lsdException w:name="Grid Table 1 Light Accent 1" w:uiPriority="46"/>
+    <w:lsdException w:name="Grid Table 2 Accent 1" w:uiPriority="47"/>
+    <w:lsdException w:name="Grid Table 3 Accent 1" w:uiPriority="48"/>
+    <w:lsdException w:name="Grid Table 4 Accent 1" w:uiPriority="49"/>
+    <w:lsdException w:name="Grid Table 5 Dark Accent 1" w:uiPriority="50"/>
+    <w:lsdException w:name="Grid Table 6 Colorful Accent 1" w:uiPriority="51"/>
+    <w:lsdException w:name="Grid Table 7 Colorful Accent 1" w:uiPriority="52"/>
+    <w:lsdException w:name="Grid Table 1 Light Accent 2" w:uiPriority="46"/>
+    <w:lsdException w:name="Grid Table 2 Accent 2" w:uiPriority="47"/>
+    <w:lsdException w:name="Grid Table 3 Accent 2" w:uiPriority="48"/>
+    <w:lsdException w:name="Grid Table 4 Accent 2" w:uiPriority="49"/>
+    <w:lsdException w:name="Grid Table 5 Dark Accent 2" w:uiPriority="50"/>
+    <w:lsdException w:name="Grid Table 6 Colorful Accent 2" w:uiPriority="51"/>
+    <w:lsdException w:name="Grid Table 7 Colorful Accent 2" w:uiPriority="52"/>
+    <w:lsdException w:name="Grid Table 1 Light Accent 3" w:uiPriority="46"/>
+    <w:lsdException w:name="Grid Table 2 Accent 3" w:uiPriority="47"/>
+    <w:lsdException w:name="Grid Table 3 Accent 3" w:uiPriority="48"/>
+    <w:lsdException w:name="Grid Table 4 Accent 3" w:uiPriority="49"/>
+    <w:lsdException w:name="Grid Table 5 Dark Accent 3" w:uiPriority="50"/>
+    <w:lsdException w:name="Grid Table 6 Colorful Accent 3" w:uiPriority="51"/>
+    <w:lsdException w:name="Grid Table 7 Colorful Accent 3" w:uiPriority="52"/>
+    <w:lsdException w:name="Grid Table 1 Light Accent 4" w:uiPriority="46"/>
+    <w:lsdException w:name="Grid Table 2 Accent 4" w:uiPriority="47"/>
+    <w:lsdException w:name="Grid Table 3 Accent 4" w:uiPriority="48"/>
+    <w:lsdException w:name="Grid Table 4 Accent 4" w:uiPriority="49"/>
+    <w:lsdException w:name="Grid Table 5 Dark Accent 4" w:uiPriority="50"/>
+    <w:lsdException w:name="Grid Table 6 Colorful Accent 4" w:uiPriority="51"/>
+    <w:lsdException w:name="Grid Table 7 Colorful Accent 4" w:uiPriority="52"/>
+    <w:lsdException w:name="Grid Table 1 Light Accent 5" w:uiPriority="46"/>
+    <w:lsdException w:name="Grid Table 2 Accent 5" w:uiPriority="47"/>
+    <w:lsdException w:name="Grid Table 3 Accent 5" w:uiPriority="48"/>
+    <w:lsdException w:name="Grid Table 4 Accent 5" w:uiPriority="49"/>
+    <w:lsdException w:name="Grid Table 5 Dark Accent 5" w:uiPriority="50"/>
+    <w:lsdException w:name="Grid Table 6 Colorful Accent 5" w:uiPriority="51"/>
+    <w:lsdException w:name="Grid Table 7 Colorful Accent 5" w:uiPriority="52"/>
+    <w:lsdException w:name="Grid Table 1 Light Accent 6" w:uiPriority="46"/>
+    <w:lsdException w:name="Grid Table 2 Accent 6" w:uiPriority="47"/>
+    <w:lsdException w:name="Grid Table 3 Accent 6" w:uiPriority="48"/>
+    <w:lsdException w:name="Grid Table 4 Accent 6" w:uiPriority="49"/>
+    <w:lsdException w:name="Grid Table 5 Dark Accent 6" w:uiPriority="50"/>
+    <w:lsdException w:name="Grid Table 6 Colorful Accent 6" w:uiPriority="51"/>
+    <w:lsdException w:name="Grid Table 7 Colorful Accent 6" w:uiPriority="52"/>
+    <w:lsdException w:name="List Table 1 Light" w:uiPriority="46"/>
+    <w:lsdException w:name="List Table 2" w:uiPriority="47"/>
+    <w:lsdException w:name="List Table 3" w:uiPriority="48"/>
+    <w:lsdException w:name="List Table 4" w:uiPriority="49"/>
+    <w:lsdException w:name="List Table 5 Dark" w:uiPriority="50"/>
+    <w:lsdException w:name="List Table 6 Colorful" w:uiPriority="51"/>
+    <w:lsdException w:name="List Table 7 Colorful" w:uiPriority="52"/>
+    <w:lsdException w:name="List Table 1 Light Accent 1" w:uiPriority="46"/>
+    <w:lsdException w:name="List Table 2 Accent 1" w:uiPriority="47"/>
+    <w:lsdException w:name="List Table 3 Accent 1" w:uiPriority="48"/>
+    <w:lsdException w:name="List Table 4 Accent 1" w:uiPriority="49"/>
+    <w:lsdException w:name="List Table 5 Dark Accent 1" w:uiPriority="50"/>
+    <w:lsdException w:name="List Table 6 Colorful Accent 1" w:uiPriority="51"/>
+    <w:lsdException w:name="List Table 7 Colorful Accent 1" w:uiPriority="52"/>
+    <w:lsdException w:name="List Table 1 Light Accent 2" w:uiPriority="46"/>
+    <w:lsdException w:name="List Table 2 Accent 2" w:uiPriority="47"/>
+    <w:lsdException w:name="List Table 3 Accent 2" w:uiPriority="48"/>
+    <w:lsdException w:name="List Table 4 Accent 2" w:uiPriority="49"/>
+    <w:lsdException w:name="List Table 5 Dark Accent 2" w:uiPriority="50"/>
+    <w:lsdException w:name="List Table 6 Colorful Accent 2" w:uiPriority="51"/>
+    <w:lsdException w:name="List Table 7 Colorful Accent 2" w:uiPriority="52"/>
+    <w:lsdException w:name="List Table 1 Light Accent 3" w:uiPriority="46"/>
+    <w:lsdException w:name="List Table 2 Accent 3" w:uiPriority="47"/>
+    <w:lsdException w:name="List Table 3 Accent 3" w:uiPriority="48"/>
+    <w:lsdException w:name="List Table 4 Accent 3" w:uiPriority="49"/>
+    <w:lsdException w:name="List Table 5 Dark Accent 3" w:uiPriority="50"/>
+    <w:lsdException w:name="List Table 6 Colorful Accent 3" w:uiPriority="51"/>
+    <w:lsdException w:name="List Table 7 Colorful Accent 3" w:uiPriority="52"/>
+    <w:lsdException w:name="List Table 1 Light Accent 4" w:uiPriority="46"/>
+    <w:lsdException w:name="List Table 2 Accent 4" w:uiPriority="47"/>
+    <w:lsdException w:name="List Table 3 Accent 4" w:uiPriority="48"/>
+    <w:lsdException w:name="List Table 4 Accent 4" w:uiPriority="49"/>
+    <w:lsdException w:name="List Table 5 Dark Accent 4" w:uiPriority="50"/>
+    <w:lsdException w:name="List Table 6 Colorful Accent 4" w:uiPriority="51"/>
+    <w:lsdException w:name="List Table 7 Colorful Accent 4" w:uiPriority="52"/>
+    <w:lsdException w:name="List Table 1 Light Accent 5" w:uiPriority="46"/>
+    <w:lsdException w:name="List Table 2 Accent 5" w:uiPriority="47"/>
+    <w:lsdException w:name="List Table 3 Accent 5" w:uiPriority="48"/>
+    <w:lsdException w:name="List Table 4 Accent 5" w:uiPriority="49"/>
+    <w:lsdException w:name="List Table 5 Dark Accent 5" w:uiPriority="50"/>
+    <w:lsdException w:name="List Table 6 Colorful Accent 5" w:uiPriority="51"/>
+    <w:lsdException w:name="List Table 7 Colorful Accent 5" w:uiPriority="52"/>
+    <w:lsdException w:name="List Table 1 Light Accent 6" w:uiPriority="46"/>
+    <w:lsdException w:name="List Table 2 Accent 6" w:uiPriority="47"/>
+    <w:lsdException w:name="List Table 3 Accent 6" w:uiPriority="48"/>
+    <w:lsdException w:name="List Table 4 Accent 6" w:uiPriority="49"/>
+    <w:lsdException w:name="List Table 5 Dark Accent 6" w:uiPriority="50"/>
+    <w:lsdException w:name="List Table 6 Colorful Accent 6" w:uiPriority="51"/>
+    <w:lsdException w:name="List Table 7 Colorful Accent 6" w:uiPriority="52"/>
+    <w:lsdException w:name="Mention" w:semiHidden="1" w:unhideWhenUsed="1"/>
+    <w:lsdException w:name="Smart Hyperlink" w:semiHidden="1" w:unhideWhenUsed="1"/>
+    <w:lsdException w:name="Hashtag" w:semiHidden="1" w:unhideWhenUsed="1"/>
+    <w:lsdException w:name="Unresolved Mention" w:semiHidden="1" w:unhideWhenUsed="1"/>
+    <w:lsdException w:name="Smart Link" w:semiHidden="1" w:unhideWhenUsed="1"/>
+  </w:latentStyles>
+  <w:style w:type="paragraph" w:default="1" w:styleId="Normal">
+    <w:name w:val="Normal"/>
     <w:qFormat/>
-    <w:rPr>
-      <w:sz w:val="56"/>
-      <w:szCs w:val="56"/>
-    </w:rPr>
   </w:style>
   <w:style w:type="paragraph" w:styleId="Heading1">
-    <w:name w:val="Heading 1"/>
-    <w:basedOn w:val="Normal"/>
-    <w:next w:val="Normal"/>
+    <w:name w:val="heading 1"/>
+    <w:uiPriority w:val="9"/>
     <w:qFormat/>
+    <w:pPr>
+      <w:spacing w:before="300" w:after="140"/>
+      <w:outlineLvl w:val="0"/>
+    </w:pPr>
     <w:rPr>
-      <w:color w:val="2E74B5"/>
-      <w:sz w:val="32"/>
-      <w:szCs w:val="32"/>
+      <w:b/>
+      <w:bCs/>
+      <w:color w:val="2F5D50"/>
+      <w:sz w:val="27"/>
+      <w:szCs w:val="27"/>
     </w:rPr>
   </w:style>
   <w:style w:type="paragraph" w:styleId="Heading2">
-    <w:name w:val="Heading 2"/>
-    <w:basedOn w:val="Normal"/>
-    <w:next w:val="Normal"/>
+    <w:name w:val="heading 2"/>
+    <w:uiPriority w:val="9"/>
+    <w:semiHidden/>
+    <w:unhideWhenUsed/>
     <w:qFormat/>
+    <w:pPr>
+      <w:outlineLvl w:val="1"/>
+    </w:pPr>
     <w:rPr>
       <w:color w:val="2E74B5"/>
       <w:sz w:val="26"/>
@@ -1771,10 +2424,14 @@
     </w:rPr>
   </w:style>
   <w:style w:type="paragraph" w:styleId="Heading3">
-    <w:name w:val="Heading 3"/>
-    <w:basedOn w:val="Normal"/>
-    <w:next w:val="Normal"/>
+    <w:name w:val="heading 3"/>
+    <w:uiPriority w:val="9"/>
+    <w:semiHidden/>
+    <w:unhideWhenUsed/>
     <w:qFormat/>
+    <w:pPr>
+      <w:outlineLvl w:val="2"/>
+    </w:pPr>
     <w:rPr>
       <w:color w:val="1F4D78"/>
       <w:sz w:val="24"/>
@@ -1782,10 +2439,14 @@
     </w:rPr>
   </w:style>
   <w:style w:type="paragraph" w:styleId="Heading4">
-    <w:name w:val="Heading 4"/>
-    <w:basedOn w:val="Normal"/>
-    <w:next w:val="Normal"/>
+    <w:name w:val="heading 4"/>
+    <w:uiPriority w:val="9"/>
+    <w:semiHidden/>
+    <w:unhideWhenUsed/>
     <w:qFormat/>
+    <w:pPr>
+      <w:outlineLvl w:val="3"/>
+    </w:pPr>
     <w:rPr>
       <w:i/>
       <w:iCs/>
@@ -1793,27 +2454,69 @@
     </w:rPr>
   </w:style>
   <w:style w:type="paragraph" w:styleId="Heading5">
-    <w:name w:val="Heading 5"/>
-    <w:basedOn w:val="Normal"/>
-    <w:next w:val="Normal"/>
+    <w:name w:val="heading 5"/>
+    <w:uiPriority w:val="9"/>
+    <w:semiHidden/>
+    <w:unhideWhenUsed/>
     <w:qFormat/>
+    <w:pPr>
+      <w:outlineLvl w:val="4"/>
+    </w:pPr>
     <w:rPr>
       <w:color w:val="2E74B5"/>
     </w:rPr>
   </w:style>
   <w:style w:type="paragraph" w:styleId="Heading6">
-    <w:name w:val="Heading 6"/>
-    <w:basedOn w:val="Normal"/>
-    <w:next w:val="Normal"/>
+    <w:name w:val="heading 6"/>
+    <w:uiPriority w:val="9"/>
+    <w:semiHidden/>
+    <w:unhideWhenUsed/>
     <w:qFormat/>
+    <w:pPr>
+      <w:outlineLvl w:val="5"/>
+    </w:pPr>
     <w:rPr>
       <w:color w:val="1F4D78"/>
     </w:rPr>
   </w:style>
-  <w:style w:type="paragraph" w:styleId="Strong">
-    <w:name w:val="Strong"/>
-    <w:basedOn w:val="Normal"/>
-    <w:next w:val="Normal"/>
+  <w:style w:type="character" w:default="1" w:styleId="DefaultParagraphFont">
+    <w:name w:val="Default Paragraph Font"/>
+    <w:uiPriority w:val="1"/>
+    <w:semiHidden/>
+    <w:unhideWhenUsed/>
+  </w:style>
+  <w:style w:type="table" w:default="1" w:styleId="TableNormal">
+    <w:name w:val="Normal Table"/>
+    <w:uiPriority w:val="99"/>
+    <w:semiHidden/>
+    <w:unhideWhenUsed/>
+    <w:tblPr>
+      <w:tblInd w:w="0" w:type="dxa"/>
+      <w:tblCellMar>
+        <w:top w:w="0" w:type="dxa"/>
+        <w:left w:w="108" w:type="dxa"/>
+        <w:bottom w:w="0" w:type="dxa"/>
+        <w:right w:w="108" w:type="dxa"/>
+      </w:tblCellMar>
+    </w:tblPr>
+  </w:style>
+  <w:style w:type="numbering" w:default="1" w:styleId="NoList">
+    <w:name w:val="No List"/>
+    <w:uiPriority w:val="99"/>
+    <w:semiHidden/>
+    <w:unhideWhenUsed/>
+  </w:style>
+  <w:style w:type="paragraph" w:styleId="Title">
+    <w:name w:val="Title"/>
+    <w:uiPriority w:val="10"/>
+    <w:qFormat/>
+    <w:rPr>
+      <w:sz w:val="56"/>
+      <w:szCs w:val="56"/>
+    </w:rPr>
+  </w:style>
+  <w:style w:type="paragraph" w:customStyle="1" w:styleId="Strong1">
+    <w:name w:val="Strong1"/>
     <w:qFormat/>
     <w:rPr>
       <w:b/>
@@ -1822,12 +2525,10 @@
   </w:style>
   <w:style w:type="paragraph" w:styleId="ListParagraph">
     <w:name w:val="List Paragraph"/>
-    <w:basedOn w:val="Normal"/>
     <w:qFormat/>
   </w:style>
   <w:style w:type="character" w:styleId="Hyperlink">
     <w:name w:val="Hyperlink"/>
-    <w:basedOn w:val="DefaultParagraphFont"/>
     <w:uiPriority w:val="99"/>
     <w:unhideWhenUsed/>
     <w:rPr>
@@ -1837,7 +2538,6 @@
   </w:style>
   <w:style w:type="character" w:styleId="FootnoteReference">
     <w:name w:val="footnote reference"/>
-    <w:basedOn w:val="DefaultParagraphFont"/>
     <w:uiPriority w:val="99"/>
     <w:semiHidden/>
     <w:unhideWhenUsed/>
@@ -1847,22 +2547,17 @@
   </w:style>
   <w:style w:type="paragraph" w:styleId="FootnoteText">
     <w:name w:val="footnote text"/>
-    <w:basedOn w:val="Normal"/>
     <w:link w:val="FootnoteTextChar"/>
     <w:uiPriority w:val="99"/>
     <w:semiHidden/>
     <w:unhideWhenUsed/>
-    <w:pPr>
-      <w:spacing w:after="0" w:line="240" w:lineRule="auto"/>
-    </w:pPr>
     <w:rPr>
       <w:sz w:val="20"/>
       <w:szCs w:val="20"/>
     </w:rPr>
   </w:style>
-  <w:style w:type="character" w:styleId="FootnoteTextChar">
+  <w:style w:type="character" w:customStyle="1" w:styleId="FootnoteTextChar">
     <w:name w:val="Footnote Text Char"/>
-    <w:basedOn w:val="DefaultParagraphFont"/>
     <w:link w:val="FootnoteText"/>
     <w:uiPriority w:val="99"/>
     <w:semiHidden/>
@@ -1874,7 +2569,6 @@
   </w:style>
   <w:style w:type="character" w:styleId="EndnoteReference">
     <w:name w:val="endnote reference"/>
-    <w:basedOn w:val="DefaultParagraphFont"/>
     <w:uiPriority w:val="99"/>
     <w:semiHidden/>
     <w:unhideWhenUsed/>
@@ -1884,22 +2578,17 @@
   </w:style>
   <w:style w:type="paragraph" w:styleId="EndnoteText">
     <w:name w:val="endnote text"/>
-    <w:basedOn w:val="Normal"/>
     <w:link w:val="EndnoteTextChar"/>
     <w:uiPriority w:val="99"/>
     <w:semiHidden/>
     <w:unhideWhenUsed/>
-    <w:pPr>
-      <w:spacing w:after="0" w:line="240" w:lineRule="auto"/>
-    </w:pPr>
     <w:rPr>
       <w:sz w:val="20"/>
       <w:szCs w:val="20"/>
     </w:rPr>
   </w:style>
-  <w:style w:type="character" w:styleId="EndnoteTextChar">
+  <w:style w:type="character" w:customStyle="1" w:styleId="EndnoteTextChar">
     <w:name w:val="Endnote Text Char"/>
-    <w:basedOn w:val="DefaultParagraphFont"/>
     <w:link w:val="EndnoteText"/>
     <w:uiPriority w:val="99"/>
     <w:semiHidden/>
@@ -1909,28 +2598,345 @@
       <w:szCs w:val="20"/>
     </w:rPr>
   </w:style>
-  <w:style w:type="paragraph" w:styleId="Heading1">
-    <w:name w:val="Heading 1"/>
-    <w:basedOn w:val="Normal"/>
-    <w:next w:val="Normal"/>
-    <w:qFormat/>
-    <w:pPr>
-      <w:spacing w:after="140" w:before="300"/>
-      <w:outlineLvl w:val="0"/>
-    </w:pPr>
-    <w:rPr>
-      <w:rFonts w:ascii="Arial" w:cs="Arial" w:eastAsia="Arial" w:hAnsi="Arial"/>
-      <w:b/>
-      <w:bCs/>
-      <w:color w:val="2F5D50"/>
-      <w:sz w:val="27"/>
-      <w:szCs w:val="27"/>
-    </w:rPr>
-  </w:style>
 </w:styles>
 </file>
 
+<file path=word/theme/theme1.xml><?xml version="1.0" encoding="utf-8"?>
+<a:theme xmlns:a="http://schemas.openxmlformats.org/drawingml/2006/main" name="Office Theme">
+  <a:themeElements>
+    <a:clrScheme name="Office">
+      <a:dk1>
+        <a:sysClr val="windowText" lastClr="000000"/>
+      </a:dk1>
+      <a:lt1>
+        <a:sysClr val="window" lastClr="FFFFFF"/>
+      </a:lt1>
+      <a:dk2>
+        <a:srgbClr val="0E2841"/>
+      </a:dk2>
+      <a:lt2>
+        <a:srgbClr val="E8E8E8"/>
+      </a:lt2>
+      <a:accent1>
+        <a:srgbClr val="156082"/>
+      </a:accent1>
+      <a:accent2>
+        <a:srgbClr val="E97132"/>
+      </a:accent2>
+      <a:accent3>
+        <a:srgbClr val="196B24"/>
+      </a:accent3>
+      <a:accent4>
+        <a:srgbClr val="0F9ED5"/>
+      </a:accent4>
+      <a:accent5>
+        <a:srgbClr val="A02B93"/>
+      </a:accent5>
+      <a:accent6>
+        <a:srgbClr val="4EA72E"/>
+      </a:accent6>
+      <a:hlink>
+        <a:srgbClr val="467886"/>
+      </a:hlink>
+      <a:folHlink>
+        <a:srgbClr val="96607D"/>
+      </a:folHlink>
+    </a:clrScheme>
+    <a:fontScheme name="Office">
+      <a:majorFont>
+        <a:latin typeface="Aptos Display" panose="02110004020202020204"/>
+        <a:ea typeface=""/>
+        <a:cs typeface=""/>
+        <a:font script="Jpan" typeface="游ゴシック Light"/>
+        <a:font script="Hang" typeface="맑은 고딕"/>
+        <a:font script="Hans" typeface="等线 Light"/>
+        <a:font script="Hant" typeface="新細明體"/>
+        <a:font script="Arab" typeface="Times New Roman"/>
+        <a:font script="Hebr" typeface="Times New Roman"/>
+        <a:font script="Thai" typeface="Angsana New"/>
+        <a:font script="Ethi" typeface="Nyala"/>
+        <a:font script="Beng" typeface="Vrinda"/>
+        <a:font script="Gujr" typeface="Shruti"/>
+        <a:font script="Khmr" typeface="MoolBoran"/>
+        <a:font script="Knda" typeface="Tunga"/>
+        <a:font script="Guru" typeface="Raavi"/>
+        <a:font script="Cans" typeface="Euphemia"/>
+        <a:font script="Cher" typeface="Plantagenet Cherokee"/>
+        <a:font script="Yiii" typeface="Microsoft Yi Baiti"/>
+        <a:font script="Tibt" typeface="Microsoft Himalaya"/>
+        <a:font script="Thaa" typeface="MV Boli"/>
+        <a:font script="Deva" typeface="Mangal"/>
+        <a:font script="Telu" typeface="Gautami"/>
+        <a:font script="Taml" typeface="Latha"/>
+        <a:font script="Syrc" typeface="Estrangelo Edessa"/>
+        <a:font script="Orya" typeface="Kalinga"/>
+        <a:font script="Mlym" typeface="Kartika"/>
+        <a:font script="Laoo" typeface="DokChampa"/>
+        <a:font script="Sinh" typeface="Iskoola Pota"/>
+        <a:font script="Mong" typeface="Mongolian Baiti"/>
+        <a:font script="Viet" typeface="Times New Roman"/>
+        <a:font script="Uigh" typeface="Microsoft Uighur"/>
+        <a:font script="Geor" typeface="Sylfaen"/>
+        <a:font script="Armn" typeface="Arial"/>
+        <a:font script="Bugi" typeface="Leelawadee UI"/>
+        <a:font script="Bopo" typeface="Microsoft JhengHei"/>
+        <a:font script="Java" typeface="Javanese Text"/>
+        <a:font script="Lisu" typeface="Segoe UI"/>
+        <a:font script="Mymr" typeface="Myanmar Text"/>
+        <a:font script="Nkoo" typeface="Ebrima"/>
+        <a:font script="Olck" typeface="Nirmala UI"/>
+        <a:font script="Osma" typeface="Ebrima"/>
+        <a:font script="Phag" typeface="Phagspa"/>
+        <a:font script="Syrn" typeface="Estrangelo Edessa"/>
+        <a:font script="Syrj" typeface="Estrangelo Edessa"/>
+        <a:font script="Syre" typeface="Estrangelo Edessa"/>
+        <a:font script="Sora" typeface="Nirmala UI"/>
+        <a:font script="Tale" typeface="Microsoft Tai Le"/>
+        <a:font script="Talu" typeface="Microsoft New Tai Lue"/>
+        <a:font script="Tfng" typeface="Ebrima"/>
+      </a:majorFont>
+      <a:minorFont>
+        <a:latin typeface="Aptos" panose="02110004020202020204"/>
+        <a:ea typeface=""/>
+        <a:cs typeface=""/>
+        <a:font script="Jpan" typeface="游明朝"/>
+        <a:font script="Hang" typeface="맑은 고딕"/>
+        <a:font script="Hans" typeface="等线"/>
+        <a:font script="Hant" typeface="新細明體"/>
+        <a:font script="Arab" typeface="Arial"/>
+        <a:font script="Hebr" typeface="Arial"/>
+        <a:font script="Thai" typeface="Cordia New"/>
+        <a:font script="Ethi" typeface="Nyala"/>
+        <a:font script="Beng" typeface="Vrinda"/>
+        <a:font script="Gujr" typeface="Shruti"/>
+        <a:font script="Khmr" typeface="DaunPenh"/>
+        <a:font script="Knda" typeface="Tunga"/>
+        <a:font script="Guru" typeface="Raavi"/>
+        <a:font script="Cans" typeface="Euphemia"/>
+        <a:font script="Cher" typeface="Plantagenet Cherokee"/>
+        <a:font script="Yiii" typeface="Microsoft Yi Baiti"/>
+        <a:font script="Tibt" typeface="Microsoft Himalaya"/>
+        <a:font script="Thaa" typeface="MV Boli"/>
+        <a:font script="Deva" typeface="Mangal"/>
+        <a:font script="Telu" typeface="Gautami"/>
+        <a:font script="Taml" typeface="Latha"/>
+        <a:font script="Syrc" typeface="Estrangelo Edessa"/>
+        <a:font script="Orya" typeface="Kalinga"/>
+        <a:font script="Mlym" typeface="Kartika"/>
+        <a:font script="Laoo" typeface="DokChampa"/>
+        <a:font script="Sinh" typeface="Iskoola Pota"/>
+        <a:font script="Mong" typeface="Mongolian Baiti"/>
+        <a:font script="Viet" typeface="Arial"/>
+        <a:font script="Uigh" typeface="Microsoft Uighur"/>
+        <a:font script="Geor" typeface="Sylfaen"/>
+        <a:font script="Armn" typeface="Arial"/>
+        <a:font script="Bugi" typeface="Leelawadee UI"/>
+        <a:font script="Bopo" typeface="Microsoft JhengHei"/>
+        <a:font script="Java" typeface="Javanese Text"/>
+        <a:font script="Lisu" typeface="Segoe UI"/>
+        <a:font script="Mymr" typeface="Myanmar Text"/>
+        <a:font script="Nkoo" typeface="Ebrima"/>
+        <a:font script="Olck" typeface="Nirmala UI"/>
+        <a:font script="Osma" typeface="Ebrima"/>
+        <a:font script="Phag" typeface="Phagspa"/>
+        <a:font script="Syrn" typeface="Estrangelo Edessa"/>
+        <a:font script="Syrj" typeface="Estrangelo Edessa"/>
+        <a:font script="Syre" typeface="Estrangelo Edessa"/>
+        <a:font script="Sora" typeface="Nirmala UI"/>
+        <a:font script="Tale" typeface="Microsoft Tai Le"/>
+        <a:font script="Talu" typeface="Microsoft New Tai Lue"/>
+        <a:font script="Tfng" typeface="Ebrima"/>
+      </a:minorFont>
+    </a:fontScheme>
+    <a:fmtScheme name="Office">
+      <a:fillStyleLst>
+        <a:solidFill>
+          <a:schemeClr val="phClr"/>
+        </a:solidFill>
+        <a:gradFill rotWithShape="1">
+          <a:gsLst>
+            <a:gs pos="0">
+              <a:schemeClr val="phClr">
+                <a:lumMod val="110000"/>
+                <a:satMod val="105000"/>
+                <a:tint val="67000"/>
+              </a:schemeClr>
+            </a:gs>
+            <a:gs pos="50000">
+              <a:schemeClr val="phClr">
+                <a:lumMod val="105000"/>
+                <a:satMod val="103000"/>
+                <a:tint val="73000"/>
+              </a:schemeClr>
+            </a:gs>
+            <a:gs pos="100000">
+              <a:schemeClr val="phClr">
+                <a:lumMod val="105000"/>
+                <a:satMod val="109000"/>
+                <a:tint val="81000"/>
+              </a:schemeClr>
+            </a:gs>
+          </a:gsLst>
+          <a:lin ang="5400000" scaled="0"/>
+        </a:gradFill>
+        <a:gradFill rotWithShape="1">
+          <a:gsLst>
+            <a:gs pos="0">
+              <a:schemeClr val="phClr">
+                <a:satMod val="103000"/>
+                <a:lumMod val="102000"/>
+                <a:tint val="94000"/>
+              </a:schemeClr>
+            </a:gs>
+            <a:gs pos="50000">
+              <a:schemeClr val="phClr">
+                <a:satMod val="110000"/>
+                <a:lumMod val="100000"/>
+                <a:shade val="100000"/>
+              </a:schemeClr>
+            </a:gs>
+            <a:gs pos="100000">
+              <a:schemeClr val="phClr">
+                <a:lumMod val="99000"/>
+                <a:satMod val="120000"/>
+                <a:shade val="78000"/>
+              </a:schemeClr>
+            </a:gs>
+          </a:gsLst>
+          <a:lin ang="5400000" scaled="0"/>
+        </a:gradFill>
+      </a:fillStyleLst>
+      <a:lnStyleLst>
+        <a:ln w="12700" cap="flat" cmpd="sng" algn="ctr">
+          <a:solidFill>
+            <a:schemeClr val="phClr"/>
+          </a:solidFill>
+          <a:prstDash val="solid"/>
+          <a:miter lim="800000"/>
+        </a:ln>
+        <a:ln w="19050" cap="flat" cmpd="sng" algn="ctr">
+          <a:solidFill>
+            <a:schemeClr val="phClr"/>
+          </a:solidFill>
+          <a:prstDash val="solid"/>
+          <a:miter lim="800000"/>
+        </a:ln>
+        <a:ln w="25400" cap="flat" cmpd="sng" algn="ctr">
+          <a:solidFill>
+            <a:schemeClr val="phClr"/>
+          </a:solidFill>
+          <a:prstDash val="solid"/>
+          <a:miter lim="800000"/>
+        </a:ln>
+      </a:lnStyleLst>
+      <a:effectStyleLst>
+        <a:effectStyle>
+          <a:effectLst/>
+        </a:effectStyle>
+        <a:effectStyle>
+          <a:effectLst/>
+        </a:effectStyle>
+        <a:effectStyle>
+          <a:effectLst>
+            <a:outerShdw blurRad="57150" dist="19050" dir="5400000" algn="ctr" rotWithShape="0">
+              <a:srgbClr val="000000">
+                <a:alpha val="63000"/>
+              </a:srgbClr>
+            </a:outerShdw>
+          </a:effectLst>
+        </a:effectStyle>
+      </a:effectStyleLst>
+      <a:bgFillStyleLst>
+        <a:solidFill>
+          <a:schemeClr val="phClr"/>
+        </a:solidFill>
+        <a:solidFill>
+          <a:schemeClr val="phClr">
+            <a:tint val="95000"/>
+            <a:satMod val="170000"/>
+          </a:schemeClr>
+        </a:solidFill>
+        <a:gradFill rotWithShape="1">
+          <a:gsLst>
+            <a:gs pos="0">
+              <a:schemeClr val="phClr">
+                <a:tint val="93000"/>
+                <a:satMod val="150000"/>
+                <a:shade val="98000"/>
+                <a:lumMod val="102000"/>
+              </a:schemeClr>
+            </a:gs>
+            <a:gs pos="50000">
+              <a:schemeClr val="phClr">
+                <a:tint val="98000"/>
+                <a:satMod val="130000"/>
+                <a:shade val="90000"/>
+                <a:lumMod val="103000"/>
+              </a:schemeClr>
+            </a:gs>
+            <a:gs pos="100000">
+              <a:schemeClr val="phClr">
+                <a:shade val="63000"/>
+                <a:satMod val="120000"/>
+              </a:schemeClr>
+            </a:gs>
+          </a:gsLst>
+          <a:lin ang="5400000" scaled="0"/>
+        </a:gradFill>
+      </a:bgFillStyleLst>
+    </a:fmtScheme>
+  </a:themeElements>
+  <a:objectDefaults>
+    <a:lnDef>
+      <a:spPr/>
+      <a:bodyPr/>
+      <a:lstStyle/>
+      <a:style>
+        <a:lnRef idx="2">
+          <a:schemeClr val="accent1"/>
+        </a:lnRef>
+        <a:fillRef idx="0">
+          <a:schemeClr val="accent1"/>
+        </a:fillRef>
+        <a:effectRef idx="1">
+          <a:schemeClr val="accent1"/>
+        </a:effectRef>
+        <a:fontRef idx="minor">
+          <a:schemeClr val="tx1"/>
+        </a:fontRef>
+      </a:style>
+    </a:lnDef>
+  </a:objectDefaults>
+  <a:extraClrSchemeLst/>
+  <a:extLst>
+    <a:ext uri="{05A4C25C-085E-4340-85A3-A5531E510DB2}">
+      <thm15:themeFamily xmlns:thm15="http://schemas.microsoft.com/office/thememl/2012/main" name="Office Theme" id="{2E142A2C-CD16-42D6-873A-C26D2A0506FA}" vid="{1BDDFF52-6CD6-40A5-AB3C-68EB2F1E4D0A}"/>
+    </a:ext>
+  </a:extLst>
+</a:theme>
+</file>
+
 <file path=customXml/item1.xml><?xml version="1.0" encoding="utf-8"?>
+<p:properties xmlns:p="http://schemas.microsoft.com/office/2006/metadata/properties" xmlns:xsi="http://www.w3.org/2001/XMLSchema-instance" xmlns:pc="http://schemas.microsoft.com/office/infopath/2007/PartnerControls">
+  <documentManagement>
+    <TaxCatchAll xmlns="1cdb6aed-ace7-4f16-b3b6-afe14a9dd47c" xsi:nil="true"/>
+    <lcf76f155ced4ddcb4097134ff3c332f xmlns="7269c601-a0ba-4d31-995e-a2feb8ec9ab7">
+      <Terms xmlns="http://schemas.microsoft.com/office/infopath/2007/PartnerControls"/>
+    </lcf76f155ced4ddcb4097134ff3c332f>
+  </documentManagement>
+</p:properties>
+</file>
+
+<file path=customXml/item2.xml><?xml version="1.0" encoding="utf-8"?>
+<?mso-contentType ?>
+<FormTemplates xmlns="http://schemas.microsoft.com/sharepoint/v3/contenttype/forms">
+  <Display>DocumentLibraryForm</Display>
+  <Edit>DocumentLibraryForm</Edit>
+  <New>DocumentLibraryForm</New>
+</FormTemplates>
+</file>
+
+<file path=customXml/item3.xml><?xml version="1.0" encoding="utf-8"?>
 <ct:contentTypeSchema xmlns:ct="http://schemas.microsoft.com/office/2006/metadata/contentType" xmlns:ma="http://schemas.microsoft.com/office/2006/metadata/properties/metaAttributes" ct:_="" ma:_="" ma:contentTypeName="Document" ma:contentTypeID="0x010100546FB63F59D7194DA7675B5070BBE1AA" ma:contentTypeVersion="15" ma:contentTypeDescription="Create a new document." ma:contentTypeScope="" ma:versionID="3deeb7ae9ce629c2e34f5e9c6aa54e4a">
   <xsd:schema xmlns:xsd="http://www.w3.org/2001/XMLSchema" xmlns:xs="http://www.w3.org/2001/XMLSchema" xmlns:p="http://schemas.microsoft.com/office/2006/metadata/properties" xmlns:ns2="7269c601-a0ba-4d31-995e-a2feb8ec9ab7" xmlns:ns3="1cdb6aed-ace7-4f16-b3b6-afe14a9dd47c" targetNamespace="http://schemas.microsoft.com/office/2006/metadata/properties" ma:root="true" ma:fieldsID="4f0f7200612f8c407f8b4cc169b8e32b" ns2:_="" ns3:_="">
     <xsd:import namespace="7269c601-a0ba-4d31-995e-a2feb8ec9ab7"/>
@@ -2165,34 +3171,40 @@
 </ct:contentTypeSchema>
 </file>
 
-<file path=customXml/item2.xml><?xml version="1.0" encoding="utf-8"?>
-<?mso-contentType ?>
-<FormTemplates xmlns="http://schemas.microsoft.com/sharepoint/v3/contenttype/forms">
-  <Display>DocumentLibraryForm</Display>
-  <Edit>DocumentLibraryForm</Edit>
-  <New>DocumentLibraryForm</New>
-</FormTemplates>
-</file>
-
-<file path=customXml/item3.xml><?xml version="1.0" encoding="utf-8"?>
-<p:properties xmlns:p="http://schemas.microsoft.com/office/2006/metadata/properties" xmlns:xsi="http://www.w3.org/2001/XMLSchema-instance" xmlns:pc="http://schemas.microsoft.com/office/infopath/2007/PartnerControls">
-  <documentManagement>
-    <TaxCatchAll xmlns="1cdb6aed-ace7-4f16-b3b6-afe14a9dd47c" xsi:nil="true"/>
-    <lcf76f155ced4ddcb4097134ff3c332f xmlns="7269c601-a0ba-4d31-995e-a2feb8ec9ab7">
-      <Terms xmlns="http://schemas.microsoft.com/office/infopath/2007/PartnerControls"/>
-    </lcf76f155ced4ddcb4097134ff3c332f>
-  </documentManagement>
-</p:properties>
-</file>
-
 <file path=customXml/itemProps1.xml><?xml version="1.0" encoding="utf-8"?>
-<ds:datastoreItem xmlns:ds="http://schemas.openxmlformats.org/officeDocument/2006/customXml" ds:itemID="{DD7878D6-3A23-49C5-B9A3-0AFAF268EB8C}"/>
+<ds:datastoreItem xmlns:ds="http://schemas.openxmlformats.org/officeDocument/2006/customXml" ds:itemID="{BDEA5065-2F64-4978-ADE4-9FD39A46235B}">
+  <ds:schemaRefs>
+    <ds:schemaRef ds:uri="http://schemas.microsoft.com/office/2006/metadata/properties"/>
+    <ds:schemaRef ds:uri="http://schemas.microsoft.com/office/infopath/2007/PartnerControls"/>
+    <ds:schemaRef ds:uri="1cdb6aed-ace7-4f16-b3b6-afe14a9dd47c"/>
+    <ds:schemaRef ds:uri="7269c601-a0ba-4d31-995e-a2feb8ec9ab7"/>
+  </ds:schemaRefs>
+</ds:datastoreItem>
 </file>
 
 <file path=customXml/itemProps2.xml><?xml version="1.0" encoding="utf-8"?>
-<ds:datastoreItem xmlns:ds="http://schemas.openxmlformats.org/officeDocument/2006/customXml" ds:itemID="{B764437C-1465-4C05-9063-88492E925172}"/>
+<ds:datastoreItem xmlns:ds="http://schemas.openxmlformats.org/officeDocument/2006/customXml" ds:itemID="{B764437C-1465-4C05-9063-88492E925172}">
+  <ds:schemaRefs>
+    <ds:schemaRef ds:uri="http://schemas.microsoft.com/sharepoint/v3/contenttype/forms"/>
+  </ds:schemaRefs>
+</ds:datastoreItem>
 </file>
 
 <file path=customXml/itemProps3.xml><?xml version="1.0" encoding="utf-8"?>
-<ds:datastoreItem xmlns:ds="http://schemas.openxmlformats.org/officeDocument/2006/customXml" ds:itemID="{BDEA5065-2F64-4978-ADE4-9FD39A46235B}"/>
+<ds:datastoreItem xmlns:ds="http://schemas.openxmlformats.org/officeDocument/2006/customXml" ds:itemID="{DD7878D6-3A23-49C5-B9A3-0AFAF268EB8C}">
+  <ds:schemaRefs>
+    <ds:schemaRef ds:uri="http://schemas.microsoft.com/office/2006/metadata/contentType"/>
+    <ds:schemaRef ds:uri="http://schemas.microsoft.com/office/2006/metadata/properties/metaAttributes"/>
+    <ds:schemaRef ds:uri="http://www.w3.org/2001/XMLSchema"/>
+    <ds:schemaRef ds:uri="http://schemas.microsoft.com/office/2006/metadata/properties"/>
+    <ds:schemaRef ds:uri="7269c601-a0ba-4d31-995e-a2feb8ec9ab7"/>
+    <ds:schemaRef ds:uri="1cdb6aed-ace7-4f16-b3b6-afe14a9dd47c"/>
+    <ds:schemaRef ds:uri="http://schemas.microsoft.com/office/2006/documentManagement/types"/>
+    <ds:schemaRef ds:uri="http://schemas.microsoft.com/office/infopath/2007/PartnerControls"/>
+    <ds:schemaRef ds:uri="http://schemas.openxmlformats.org/package/2006/metadata/core-properties"/>
+    <ds:schemaRef ds:uri="http://purl.org/dc/elements/1.1/"/>
+    <ds:schemaRef ds:uri="http://purl.org/dc/terms/"/>
+    <ds:schemaRef ds:uri="http://schemas.microsoft.com/internal/obd"/>
+  </ds:schemaRefs>
+</ds:datastoreItem>
 </file>